--- a/Nhật ký thực tập.docx
+++ b/Nhật ký thực tập.docx
@@ -97,6 +97,7 @@
             </w:r>
             <w:r>
               <w:rPr>
+                <w:rFonts w:ascii="Times New Roman" w:hAnsi="Times New Roman" w:cs="Times New Roman"/>
                 <w:noProof/>
               </w:rPr>
               <mc:AlternateContent>
@@ -145,7 +146,7 @@
                     </wp:anchor>
                   </w:drawing>
                 </mc:Choice>
-                <mc:Fallback xmlns:cr="http://schemas.microsoft.com/office/comments/2020/reactions" xmlns="http://schemas.microsoft.com/office/tasks/2019/documenttasks" xmlns:dgm="http://schemas.openxmlformats.org/drawingml/2006/diagram" xmlns:lc="http://schemas.openxmlformats.org/drawingml/2006/lockedCanvas" xmlns:c="http://schemas.openxmlformats.org/drawingml/2006/chart" xmlns:pic="http://schemas.openxmlformats.org/drawingml/2006/picture" xmlns:a="http://schemas.openxmlformats.org/drawingml/2006/main" xmlns:sl="http://schemas.openxmlformats.org/schemaLibrary/2006/main">
+                <mc:Fallback xmlns:sl="http://schemas.openxmlformats.org/schemaLibrary/2006/main" xmlns:a="http://schemas.openxmlformats.org/drawingml/2006/main" xmlns:pic="http://schemas.openxmlformats.org/drawingml/2006/picture" xmlns:c="http://schemas.openxmlformats.org/drawingml/2006/chart" xmlns:lc="http://schemas.openxmlformats.org/drawingml/2006/lockedCanvas" xmlns:dgm="http://schemas.openxmlformats.org/drawingml/2006/diagram" xmlns="http://schemas.microsoft.com/office/tasks/2019/documenttasks" xmlns:cr="http://schemas.microsoft.com/office/comments/2020/reactions">
                   <w:drawing>
                     <wp:anchor allowOverlap="1" behindDoc="0" distB="4294967295" distT="4294967295" distL="114300" distR="114300" hidden="0" layoutInCell="1" locked="0" relativeHeight="0" simplePos="0">
                       <wp:simplePos x="0" y="0"/>
@@ -266,6 +267,7 @@
             </w:r>
             <w:r>
               <w:rPr>
+                <w:rFonts w:ascii="Times New Roman" w:hAnsi="Times New Roman" w:cs="Times New Roman"/>
                 <w:noProof/>
               </w:rPr>
               <mc:AlternateContent>
@@ -314,7 +316,7 @@
                     </wp:anchor>
                   </w:drawing>
                 </mc:Choice>
-                <mc:Fallback xmlns:cr="http://schemas.microsoft.com/office/comments/2020/reactions" xmlns="http://schemas.microsoft.com/office/tasks/2019/documenttasks" xmlns:dgm="http://schemas.openxmlformats.org/drawingml/2006/diagram" xmlns:lc="http://schemas.openxmlformats.org/drawingml/2006/lockedCanvas" xmlns:c="http://schemas.openxmlformats.org/drawingml/2006/chart" xmlns:pic="http://schemas.openxmlformats.org/drawingml/2006/picture" xmlns:a="http://schemas.openxmlformats.org/drawingml/2006/main" xmlns:sl="http://schemas.openxmlformats.org/schemaLibrary/2006/main">
+                <mc:Fallback xmlns:sl="http://schemas.openxmlformats.org/schemaLibrary/2006/main" xmlns:a="http://schemas.openxmlformats.org/drawingml/2006/main" xmlns:pic="http://schemas.openxmlformats.org/drawingml/2006/picture" xmlns:c="http://schemas.openxmlformats.org/drawingml/2006/chart" xmlns:lc="http://schemas.openxmlformats.org/drawingml/2006/lockedCanvas" xmlns:dgm="http://schemas.openxmlformats.org/drawingml/2006/diagram" xmlns="http://schemas.microsoft.com/office/tasks/2019/documenttasks" xmlns:cr="http://schemas.microsoft.com/office/comments/2020/reactions">
                   <w:drawing>
                     <wp:anchor allowOverlap="1" behindDoc="0" distB="4294967295" distT="4294967295" distL="114300" distR="114300" hidden="0" layoutInCell="1" locked="0" relativeHeight="0" simplePos="0">
                       <wp:simplePos x="0" y="0"/>
@@ -638,7 +640,7 @@
             </w:pPr>
             <w:r>
               <w:rPr>
-                <w:rFonts w:ascii="Times New Roman" w:eastAsia="Times New Roman" w:hAnsi="Times New Roman" w:cs="Times New Roman"/>
+                <w:rFonts w:ascii="Times New Roman" w:hAnsi="Times New Roman" w:cs="Times New Roman"/>
                 <w:b/>
                 <w:bCs/>
                 <w:sz w:val="26"/>
@@ -666,7 +668,7 @@
             </w:pPr>
             <w:r>
               <w:rPr>
-                <w:rFonts w:ascii="Times New Roman" w:eastAsia="Times New Roman" w:hAnsi="Times New Roman" w:cs="Times New Roman"/>
+                <w:rFonts w:ascii="Times New Roman" w:hAnsi="Times New Roman" w:cs="Times New Roman"/>
                 <w:b/>
                 <w:bCs/>
                 <w:sz w:val="26"/>
@@ -684,6 +686,26 @@
           </w:tcPr>
           <w:p>
             <w:pPr>
+              <w:jc w:val="center"/>
+              <w:rPr>
+                <w:rFonts w:ascii="Times New Roman" w:hAnsi="Times New Roman" w:cs="Times New Roman"/>
+                <w:sz w:val="26"/>
+                <w:szCs w:val="26"/>
+              </w:rPr>
+            </w:pPr>
+            <w:r>
+              <w:rPr>
+                <w:rFonts w:ascii="Times New Roman" w:hAnsi="Times New Roman" w:cs="Times New Roman"/>
+                <w:b/>
+                <w:bCs/>
+                <w:sz w:val="26"/>
+                <w:szCs w:val="26"/>
+              </w:rPr>
+              <w:t xml:space="preserve">Kết quả </w:t>
+            </w:r>
+          </w:p>
+          <w:p>
+            <w:pPr>
               <w:spacing w:line="360" w:lineRule="auto"/>
               <w:jc w:val="center"/>
               <w:rPr>
@@ -694,28 +716,7 @@
             </w:pPr>
             <w:r>
               <w:rPr>
-                <w:rFonts w:ascii="Times New Roman" w:eastAsia="Times New Roman" w:hAnsi="Times New Roman" w:cs="Times New Roman"/>
-                <w:b/>
-                <w:bCs/>
-                <w:sz w:val="26"/>
-                <w:szCs w:val="26"/>
-              </w:rPr>
-              <w:t xml:space="preserve">Kết quả </w:t>
-            </w:r>
-          </w:p>
-          <w:p>
-            <w:pPr>
-              <w:spacing w:line="360" w:lineRule="auto"/>
-              <w:jc w:val="center"/>
-              <w:rPr>
-                <w:rFonts w:ascii="Times New Roman" w:eastAsia="Times New Roman" w:hAnsi="Times New Roman" w:cs="Times New Roman"/>
-                <w:sz w:val="26"/>
-                <w:szCs w:val="26"/>
-              </w:rPr>
-            </w:pPr>
-            <w:r>
-              <w:rPr>
-                <w:rFonts w:ascii="Times New Roman" w:eastAsia="Times New Roman" w:hAnsi="Times New Roman" w:cs="Times New Roman"/>
+                <w:rFonts w:ascii="Times New Roman" w:hAnsi="Times New Roman" w:cs="Times New Roman"/>
                 <w:b/>
                 <w:bCs/>
                 <w:sz w:val="26"/>
@@ -743,7 +744,7 @@
             </w:pPr>
             <w:r>
               <w:rPr>
-                <w:rFonts w:ascii="Times New Roman" w:eastAsia="Times New Roman" w:hAnsi="Times New Roman" w:cs="Times New Roman"/>
+                <w:rFonts w:ascii="Times New Roman" w:hAnsi="Times New Roman" w:cs="Times New Roman"/>
                 <w:b/>
                 <w:bCs/>
                 <w:sz w:val="26"/>
@@ -765,6 +766,26 @@
           </w:tcPr>
           <w:p>
             <w:pPr>
+              <w:jc w:val="center"/>
+              <w:rPr>
+                <w:rFonts w:ascii="Times New Roman" w:hAnsi="Times New Roman" w:cs="Times New Roman"/>
+                <w:sz w:val="26"/>
+                <w:szCs w:val="26"/>
+              </w:rPr>
+            </w:pPr>
+            <w:r>
+              <w:rPr>
+                <w:rFonts w:ascii="Times New Roman" w:hAnsi="Times New Roman" w:cs="Times New Roman"/>
+                <w:b/>
+                <w:bCs/>
+                <w:sz w:val="26"/>
+                <w:szCs w:val="26"/>
+              </w:rPr>
+              <w:t>Tuần 1</w:t>
+            </w:r>
+          </w:p>
+          <w:p>
+            <w:pPr>
               <w:spacing w:line="360" w:lineRule="auto"/>
               <w:jc w:val="center"/>
               <w:rPr>
@@ -775,28 +796,7 @@
             </w:pPr>
             <w:r>
               <w:rPr>
-                <w:rFonts w:ascii="Times New Roman" w:eastAsia="Times New Roman" w:hAnsi="Times New Roman" w:cs="Times New Roman"/>
-                <w:b/>
-                <w:bCs/>
-                <w:sz w:val="26"/>
-                <w:szCs w:val="26"/>
-              </w:rPr>
-              <w:t>Tuần 1</w:t>
-            </w:r>
-          </w:p>
-          <w:p>
-            <w:pPr>
-              <w:spacing w:line="360" w:lineRule="auto"/>
-              <w:jc w:val="center"/>
-              <w:rPr>
-                <w:rFonts w:ascii="Times New Roman" w:eastAsia="Times New Roman" w:hAnsi="Times New Roman" w:cs="Times New Roman"/>
-                <w:sz w:val="26"/>
-                <w:szCs w:val="26"/>
-              </w:rPr>
-            </w:pPr>
-            <w:r>
-              <w:rPr>
-                <w:rFonts w:ascii="Times New Roman" w:eastAsia="Times New Roman" w:hAnsi="Times New Roman" w:cs="Times New Roman"/>
+                <w:rFonts w:ascii="Times New Roman" w:hAnsi="Times New Roman" w:cs="Times New Roman"/>
                 <w:sz w:val="26"/>
                 <w:szCs w:val="26"/>
               </w:rPr>
@@ -811,6 +811,179 @@
           </w:tcPr>
           <w:p>
             <w:pPr>
+              <w:spacing w:after="160"/>
+              <w:jc w:val="both"/>
+              <w:rPr>
+                <w:rFonts w:ascii="Times New Roman" w:hAnsi="Times New Roman" w:cs="Times New Roman"/>
+                <w:sz w:val="26"/>
+                <w:szCs w:val="26"/>
+              </w:rPr>
+            </w:pPr>
+            <w:r>
+              <w:rPr>
+                <w:rFonts w:ascii="Times New Roman" w:hAnsi="Times New Roman" w:cs="Times New Roman"/>
+                <w:sz w:val="26"/>
+                <w:szCs w:val="26"/>
+              </w:rPr>
+              <w:t>1. Ai hướng dẫn (nếu cần sự chỉ dẫn): Cô Cổ Thị Ngọc Nữ phụ trách hướng dẫn thực tập theo phân công của nhà trường. Trong thời gian làm quen với công việc, cô Trần Thị Bé trực tiếp giới thiệu nhiệm vụ và hướng dẫn các công việc được giao tại Văn phòng.</w:t>
+            </w:r>
+          </w:p>
+          <w:p>
+            <w:pPr>
+              <w:spacing w:after="160"/>
+              <w:jc w:val="both"/>
+              <w:rPr>
+                <w:rFonts w:ascii="Times New Roman" w:hAnsi="Times New Roman" w:cs="Times New Roman"/>
+                <w:sz w:val="26"/>
+                <w:szCs w:val="26"/>
+              </w:rPr>
+            </w:pPr>
+            <w:r>
+              <w:rPr>
+                <w:rFonts w:ascii="Times New Roman" w:hAnsi="Times New Roman" w:cs="Times New Roman"/>
+                <w:sz w:val="26"/>
+                <w:szCs w:val="26"/>
+              </w:rPr>
+              <w:t>2. Công cụ/thiết bị sử dụng: Microsoft Word, Microsoft Excel và hồ sơ, biểu mẫu của nhà trường.</w:t>
+            </w:r>
+          </w:p>
+          <w:p>
+            <w:pPr>
+              <w:spacing w:after="160"/>
+              <w:jc w:val="both"/>
+              <w:rPr>
+                <w:rFonts w:ascii="Times New Roman" w:hAnsi="Times New Roman" w:cs="Times New Roman"/>
+                <w:sz w:val="26"/>
+                <w:szCs w:val="26"/>
+              </w:rPr>
+            </w:pPr>
+            <w:r>
+              <w:rPr>
+                <w:rFonts w:ascii="Times New Roman" w:hAnsi="Times New Roman" w:cs="Times New Roman"/>
+                <w:sz w:val="26"/>
+                <w:szCs w:val="26"/>
+              </w:rPr>
+              <w:t>3. Công việc cụ thể là gì: Tìm hiểu cơ cấu tổ chức, nội quy, vị trí thực tập và quan sát quy trình xử lý công việc tại bộ phận Văn phòng.</w:t>
+            </w:r>
+          </w:p>
+          <w:p>
+            <w:pPr>
+              <w:spacing w:after="160"/>
+              <w:jc w:val="both"/>
+              <w:rPr>
+                <w:rFonts w:ascii="Times New Roman" w:hAnsi="Times New Roman" w:cs="Times New Roman"/>
+                <w:sz w:val="26"/>
+                <w:szCs w:val="26"/>
+              </w:rPr>
+            </w:pPr>
+            <w:r>
+              <w:rPr>
+                <w:rFonts w:ascii="Times New Roman" w:hAnsi="Times New Roman" w:cs="Times New Roman"/>
+                <w:sz w:val="26"/>
+                <w:szCs w:val="26"/>
+              </w:rPr>
+              <w:lastRenderedPageBreak/>
+              <w:t>4. Quy trình làm công việc đó: 1. Tiếp nhận giới thiệu về đơn vị và vị trí thực tập; 2. Quan sát quy trình xử lý công việc; 3. Ghi nhận các yêu cầu và quy định cần tuân thủ; 4. Thực hiện một số công việc đơn giản dưới sự kiểm tra của cán bộ phụ trách.</w:t>
+            </w:r>
+          </w:p>
+          <w:p>
+            <w:pPr>
+              <w:spacing w:after="160"/>
+              <w:jc w:val="both"/>
+              <w:rPr>
+                <w:rFonts w:ascii="Times New Roman" w:hAnsi="Times New Roman" w:cs="Times New Roman"/>
+                <w:sz w:val="26"/>
+                <w:szCs w:val="26"/>
+              </w:rPr>
+            </w:pPr>
+            <w:r>
+              <w:rPr>
+                <w:rFonts w:ascii="Times New Roman" w:hAnsi="Times New Roman" w:cs="Times New Roman"/>
+                <w:sz w:val="26"/>
+                <w:szCs w:val="26"/>
+              </w:rPr>
+              <w:t>5. Thời lượng công việc: 37,5 giờ (7,5 giờ/ngày x 5 ngày).</w:t>
+            </w:r>
+          </w:p>
+          <w:p>
+            <w:pPr>
+              <w:spacing w:after="160"/>
+              <w:jc w:val="both"/>
+              <w:rPr>
+                <w:rFonts w:ascii="Times New Roman" w:hAnsi="Times New Roman" w:cs="Times New Roman"/>
+                <w:sz w:val="26"/>
+                <w:szCs w:val="26"/>
+              </w:rPr>
+            </w:pPr>
+            <w:r>
+              <w:rPr>
+                <w:rFonts w:ascii="Times New Roman" w:hAnsi="Times New Roman" w:cs="Times New Roman"/>
+                <w:sz w:val="26"/>
+                <w:szCs w:val="26"/>
+              </w:rPr>
+              <w:t>6. Sự hỗ trợ: Cô Trần Thị Bé trực tiếp giới thiệu công việc tại Văn phòng, hướng dẫn cách thực hiện các nhiệm vụ ban đầu và giải đáp những nội dung chưa rõ. Cô Cổ Thị Ngọc Nữ theo dõi quá trình thực tập và hướng dẫn chung khi cần.</w:t>
+            </w:r>
+          </w:p>
+          <w:p>
+            <w:pPr>
+              <w:spacing w:after="160"/>
+              <w:jc w:val="both"/>
+              <w:rPr>
+                <w:rFonts w:ascii="Times New Roman" w:hAnsi="Times New Roman" w:cs="Times New Roman"/>
+                <w:sz w:val="26"/>
+                <w:szCs w:val="26"/>
+              </w:rPr>
+            </w:pPr>
+            <w:r>
+              <w:rPr>
+                <w:rFonts w:ascii="Times New Roman" w:hAnsi="Times New Roman" w:cs="Times New Roman"/>
+                <w:sz w:val="26"/>
+                <w:szCs w:val="26"/>
+              </w:rPr>
+              <w:t>7. Khó khăn cụ thể: Chưa quen với quy trình hành chính, cách phân loại hồ sơ và cách phối hợp công việc tại đơn vị nên cần thời gian để thích nghi.</w:t>
+            </w:r>
+          </w:p>
+          <w:p>
+            <w:pPr>
+              <w:spacing w:after="160"/>
+              <w:jc w:val="both"/>
+              <w:rPr>
+                <w:rFonts w:ascii="Times New Roman" w:hAnsi="Times New Roman" w:cs="Times New Roman"/>
+                <w:sz w:val="26"/>
+                <w:szCs w:val="26"/>
+              </w:rPr>
+            </w:pPr>
+            <w:r>
+              <w:rPr>
+                <w:rFonts w:ascii="Times New Roman" w:hAnsi="Times New Roman" w:cs="Times New Roman"/>
+                <w:sz w:val="26"/>
+                <w:szCs w:val="26"/>
+              </w:rPr>
+              <w:t>8. Output của công việc đó cụ thể là gì: Hoàn thành việc tìm hiểu cơ cấu tổ chức, nội quy, vị trí thực tập và các quy trình cơ bản trong 5 ngày; xác định được phạm vi công việc được giao.</w:t>
+            </w:r>
+          </w:p>
+          <w:p>
+            <w:pPr>
+              <w:spacing w:after="160"/>
+              <w:jc w:val="both"/>
+              <w:rPr>
+                <w:rFonts w:ascii="Times New Roman" w:hAnsi="Times New Roman" w:cs="Times New Roman"/>
+                <w:sz w:val="26"/>
+                <w:szCs w:val="26"/>
+              </w:rPr>
+            </w:pPr>
+            <w:r>
+              <w:rPr>
+                <w:rFonts w:ascii="Times New Roman" w:hAnsi="Times New Roman" w:cs="Times New Roman"/>
+                <w:sz w:val="26"/>
+                <w:szCs w:val="26"/>
+              </w:rPr>
+              <w:lastRenderedPageBreak/>
+              <w:t>9. Tác động/giá trị: Tạo cơ sở để thực hiện các công việc xử lý hồ sơ và dữ liệu học sinh ở các tuần tiếp theo.</w:t>
+            </w:r>
+          </w:p>
+          <w:p>
+            <w:pPr>
               <w:spacing w:after="160" w:line="360" w:lineRule="auto"/>
               <w:jc w:val="both"/>
               <w:rPr>
@@ -821,68 +994,11 @@
             </w:pPr>
             <w:r>
               <w:rPr>
-                <w:rFonts w:ascii="Times New Roman" w:eastAsia="Times New Roman" w:hAnsi="Times New Roman" w:cs="Times New Roman"/>
-                <w:sz w:val="26"/>
-                <w:szCs w:val="26"/>
-              </w:rPr>
-              <w:t>- Đến đơn vị thực tập, được cán bộ hướng dẫn phổ biến nội quy và quy định làm việc của nhà trường.</w:t>
-            </w:r>
-          </w:p>
-          <w:p>
-            <w:pPr>
-              <w:spacing w:after="160" w:line="360" w:lineRule="auto"/>
-              <w:jc w:val="both"/>
-              <w:rPr>
-                <w:rFonts w:ascii="Times New Roman" w:eastAsia="Times New Roman" w:hAnsi="Times New Roman" w:cs="Times New Roman"/>
-                <w:sz w:val="26"/>
-                <w:szCs w:val="26"/>
-              </w:rPr>
-            </w:pPr>
-            <w:r>
-              <w:rPr>
-                <w:rFonts w:ascii="Times New Roman" w:eastAsia="Times New Roman" w:hAnsi="Times New Roman" w:cs="Times New Roman"/>
-                <w:sz w:val="26"/>
-                <w:szCs w:val="26"/>
-              </w:rPr>
-              <w:t>- Tìm hiểu cơ cấu tổ chức, chức năng và nhiệm vụ của các bộ phận.</w:t>
-            </w:r>
-          </w:p>
-          <w:p>
-            <w:pPr>
-              <w:spacing w:after="160" w:line="360" w:lineRule="auto"/>
-              <w:jc w:val="both"/>
-              <w:rPr>
-                <w:rFonts w:ascii="Times New Roman" w:eastAsia="Times New Roman" w:hAnsi="Times New Roman" w:cs="Times New Roman"/>
-                <w:sz w:val="26"/>
-                <w:szCs w:val="26"/>
-              </w:rPr>
-            </w:pPr>
-            <w:r>
-              <w:rPr>
-                <w:rFonts w:ascii="Times New Roman" w:eastAsia="Times New Roman" w:hAnsi="Times New Roman" w:cs="Times New Roman"/>
-                <w:sz w:val="26"/>
-                <w:szCs w:val="26"/>
-              </w:rPr>
-              <w:t>- Làm quen với môi trường làm việc và vị trí thực tập.</w:t>
-            </w:r>
-          </w:p>
-          <w:p>
-            <w:pPr>
-              <w:spacing w:after="160" w:line="360" w:lineRule="auto"/>
-              <w:jc w:val="both"/>
-              <w:rPr>
-                <w:rFonts w:ascii="Times New Roman" w:eastAsia="Times New Roman" w:hAnsi="Times New Roman" w:cs="Times New Roman"/>
-                <w:sz w:val="26"/>
-                <w:szCs w:val="26"/>
-              </w:rPr>
-            </w:pPr>
-            <w:r>
-              <w:rPr>
-                <w:rFonts w:ascii="Times New Roman" w:eastAsia="Times New Roman" w:hAnsi="Times New Roman" w:cs="Times New Roman"/>
-                <w:sz w:val="26"/>
-                <w:szCs w:val="26"/>
-              </w:rPr>
-              <w:t xml:space="preserve">- Quan sát quy trình xử lý công việc hành chính tại văn phòng. </w:t>
+                <w:rFonts w:ascii="Times New Roman" w:hAnsi="Times New Roman" w:cs="Times New Roman"/>
+                <w:sz w:val="26"/>
+                <w:szCs w:val="26"/>
+              </w:rPr>
+              <w:t>10. Học hỏi được điều gì: Hiểu yêu cầu về tác phong, tính chính xác, bảo mật thông tin và tuân thủ quy trình khi làm việc tại Văn phòng.</w:t>
             </w:r>
           </w:p>
         </w:tc>
@@ -893,6 +1009,43 @@
           </w:tcPr>
           <w:p>
             <w:pPr>
+              <w:jc w:val="both"/>
+              <w:rPr>
+                <w:rFonts w:ascii="Times New Roman" w:hAnsi="Times New Roman" w:cs="Times New Roman"/>
+                <w:sz w:val="26"/>
+                <w:szCs w:val="26"/>
+              </w:rPr>
+            </w:pPr>
+            <w:r>
+              <w:rPr>
+                <w:rFonts w:ascii="Times New Roman" w:hAnsi="Times New Roman" w:cs="Times New Roman"/>
+                <w:sz w:val="26"/>
+                <w:szCs w:val="26"/>
+              </w:rPr>
+              <w:lastRenderedPageBreak/>
+              <w:t>- Hiểu cơ cấu tổ chức và quy trình làm việc của nhà trường.</w:t>
+            </w:r>
+          </w:p>
+          <w:p>
+            <w:pPr>
+              <w:jc w:val="both"/>
+              <w:rPr>
+                <w:rFonts w:ascii="Times New Roman" w:hAnsi="Times New Roman" w:cs="Times New Roman"/>
+                <w:sz w:val="26"/>
+                <w:szCs w:val="26"/>
+              </w:rPr>
+            </w:pPr>
+            <w:r>
+              <w:rPr>
+                <w:rFonts w:ascii="Times New Roman" w:hAnsi="Times New Roman" w:cs="Times New Roman"/>
+                <w:sz w:val="26"/>
+                <w:szCs w:val="26"/>
+              </w:rPr>
+              <w:t>- Nắm được nội quy và quy định của đơn vị thực tập.</w:t>
+            </w:r>
+          </w:p>
+          <w:p>
+            <w:pPr>
               <w:spacing w:line="360" w:lineRule="auto"/>
               <w:jc w:val="both"/>
               <w:rPr>
@@ -903,45 +1056,7 @@
             </w:pPr>
             <w:r>
               <w:rPr>
-                <w:rFonts w:ascii="Times New Roman" w:eastAsia="Times New Roman" w:hAnsi="Times New Roman" w:cs="Times New Roman"/>
-                <w:sz w:val="26"/>
-                <w:szCs w:val="26"/>
-              </w:rPr>
-              <w:t>- Hiểu cơ cấu tổ chức và quy trình làm việc của nhà trường.</w:t>
-            </w:r>
-          </w:p>
-          <w:p>
-            <w:pPr>
-              <w:spacing w:line="360" w:lineRule="auto"/>
-              <w:jc w:val="both"/>
-              <w:rPr>
-                <w:rFonts w:ascii="Times New Roman" w:eastAsia="Times New Roman" w:hAnsi="Times New Roman" w:cs="Times New Roman"/>
-                <w:sz w:val="26"/>
-                <w:szCs w:val="26"/>
-              </w:rPr>
-            </w:pPr>
-            <w:r>
-              <w:rPr>
-                <w:rFonts w:ascii="Times New Roman" w:eastAsia="Times New Roman" w:hAnsi="Times New Roman" w:cs="Times New Roman"/>
-                <w:sz w:val="26"/>
-                <w:szCs w:val="26"/>
-              </w:rPr>
-              <w:t>- Nắm được nội quy và quy định của đơn vị thực tập.</w:t>
-            </w:r>
-          </w:p>
-          <w:p>
-            <w:pPr>
-              <w:spacing w:line="360" w:lineRule="auto"/>
-              <w:jc w:val="both"/>
-              <w:rPr>
-                <w:rFonts w:ascii="Times New Roman" w:eastAsia="Times New Roman" w:hAnsi="Times New Roman" w:cs="Times New Roman"/>
-                <w:sz w:val="26"/>
-                <w:szCs w:val="26"/>
-              </w:rPr>
-            </w:pPr>
-            <w:r>
-              <w:rPr>
-                <w:rFonts w:ascii="Times New Roman" w:eastAsia="Times New Roman" w:hAnsi="Times New Roman" w:cs="Times New Roman"/>
+                <w:rFonts w:ascii="Times New Roman" w:hAnsi="Times New Roman" w:cs="Times New Roman"/>
                 <w:sz w:val="26"/>
                 <w:szCs w:val="26"/>
               </w:rPr>
@@ -978,15 +1093,29 @@
           </w:tcPr>
           <w:p>
             <w:pPr>
+              <w:jc w:val="center"/>
+              <w:rPr>
+                <w:rFonts w:ascii="Times New Roman" w:hAnsi="Times New Roman" w:cs="Times New Roman"/>
+                <w:sz w:val="26"/>
+                <w:szCs w:val="26"/>
+              </w:rPr>
+            </w:pPr>
+            <w:r>
+              <w:rPr>
+                <w:rFonts w:ascii="Times New Roman" w:hAnsi="Times New Roman" w:cs="Times New Roman"/>
+                <w:b/>
+                <w:bCs/>
+                <w:sz w:val="26"/>
+                <w:szCs w:val="26"/>
+              </w:rPr>
+              <w:lastRenderedPageBreak/>
+              <w:t>Tuần 2</w:t>
+            </w:r>
+          </w:p>
+          <w:p>
+            <w:pPr>
               <w:spacing w:line="360" w:lineRule="auto"/>
               <w:jc w:val="center"/>
-              <w:rPr>
-                <w:rFonts w:ascii="Times New Roman" w:eastAsia="Times New Roman" w:hAnsi="Times New Roman" w:cs="Times New Roman"/>
-                <w:sz w:val="26"/>
-                <w:szCs w:val="26"/>
-              </w:rPr>
-            </w:pPr>
-            <w:r>
               <w:rPr>
                 <w:rFonts w:ascii="Times New Roman" w:eastAsia="Times New Roman" w:hAnsi="Times New Roman" w:cs="Times New Roman"/>
                 <w:b/>
@@ -994,25 +1123,10 @@
                 <w:sz w:val="26"/>
                 <w:szCs w:val="26"/>
               </w:rPr>
-              <w:lastRenderedPageBreak/>
-              <w:t>Tuần 2</w:t>
-            </w:r>
-          </w:p>
-          <w:p>
-            <w:pPr>
-              <w:spacing w:line="360" w:lineRule="auto"/>
-              <w:jc w:val="center"/>
-              <w:rPr>
-                <w:rFonts w:ascii="Times New Roman" w:eastAsia="Times New Roman" w:hAnsi="Times New Roman" w:cs="Times New Roman"/>
-                <w:b/>
-                <w:bCs/>
-                <w:sz w:val="26"/>
-                <w:szCs w:val="26"/>
-              </w:rPr>
-            </w:pPr>
-            <w:r>
-              <w:rPr>
-                <w:rFonts w:ascii="Times New Roman" w:eastAsia="Times New Roman" w:hAnsi="Times New Roman" w:cs="Times New Roman"/>
+            </w:pPr>
+            <w:r>
+              <w:rPr>
+                <w:rFonts w:ascii="Times New Roman" w:hAnsi="Times New Roman" w:cs="Times New Roman"/>
                 <w:sz w:val="26"/>
                 <w:szCs w:val="26"/>
               </w:rPr>
@@ -1027,6 +1141,177 @@
           </w:tcPr>
           <w:p>
             <w:pPr>
+              <w:jc w:val="both"/>
+              <w:rPr>
+                <w:rFonts w:ascii="Times New Roman" w:hAnsi="Times New Roman" w:cs="Times New Roman"/>
+                <w:sz w:val="26"/>
+                <w:szCs w:val="26"/>
+              </w:rPr>
+            </w:pPr>
+            <w:r>
+              <w:rPr>
+                <w:rFonts w:ascii="Times New Roman" w:hAnsi="Times New Roman" w:cs="Times New Roman"/>
+                <w:sz w:val="26"/>
+                <w:szCs w:val="26"/>
+              </w:rPr>
+              <w:t>1. Ai hướng dẫn (nếu cần sự chỉ dẫn): Cô Trần Thị Bé tiếp tục trực tiếp giao việc và hướng dẫn cách phân loại, sắp xếp, kiểm tra hồ sơ; cô Cổ Thị Ngọc Nữ theo dõi và phụ trách hướng dẫn thực tập theo phân công của nhà trường.</w:t>
+            </w:r>
+          </w:p>
+          <w:p>
+            <w:pPr>
+              <w:jc w:val="both"/>
+              <w:rPr>
+                <w:rFonts w:ascii="Times New Roman" w:hAnsi="Times New Roman" w:cs="Times New Roman"/>
+                <w:sz w:val="26"/>
+                <w:szCs w:val="26"/>
+              </w:rPr>
+            </w:pPr>
+            <w:r>
+              <w:rPr>
+                <w:rFonts w:ascii="Times New Roman" w:hAnsi="Times New Roman" w:cs="Times New Roman"/>
+                <w:sz w:val="26"/>
+                <w:szCs w:val="26"/>
+              </w:rPr>
+              <w:t>2. Công cụ/thiết bị sử dụng: Hồ sơ giấy, Microsoft Excel và các biểu mẫu, sổ sách của nhà trường.</w:t>
+            </w:r>
+          </w:p>
+          <w:p>
+            <w:pPr>
+              <w:jc w:val="both"/>
+              <w:rPr>
+                <w:rFonts w:ascii="Times New Roman" w:hAnsi="Times New Roman" w:cs="Times New Roman"/>
+                <w:sz w:val="26"/>
+                <w:szCs w:val="26"/>
+              </w:rPr>
+            </w:pPr>
+            <w:r>
+              <w:rPr>
+                <w:rFonts w:ascii="Times New Roman" w:hAnsi="Times New Roman" w:cs="Times New Roman"/>
+                <w:sz w:val="26"/>
+                <w:szCs w:val="26"/>
+              </w:rPr>
+              <w:t>3. Công việc cụ thể là gì: Tiếp tục thực hiện các công việc xử lý hồ sơ đã được hướng dẫn ở tuần 1; phân loại, sắp xếp, kiểm tra và lưu trữ hồ sơ, văn bản theo từng nhóm.</w:t>
+            </w:r>
+          </w:p>
+          <w:p>
+            <w:pPr>
+              <w:jc w:val="both"/>
+              <w:rPr>
+                <w:rFonts w:ascii="Times New Roman" w:hAnsi="Times New Roman" w:cs="Times New Roman"/>
+                <w:sz w:val="26"/>
+                <w:szCs w:val="26"/>
+              </w:rPr>
+            </w:pPr>
+            <w:r>
+              <w:rPr>
+                <w:rFonts w:ascii="Times New Roman" w:hAnsi="Times New Roman" w:cs="Times New Roman"/>
+                <w:sz w:val="26"/>
+                <w:szCs w:val="26"/>
+              </w:rPr>
+              <w:t xml:space="preserve">4. Quy trình làm công việc đó: Tiếp nhận hồ sơ -&gt; phân loại theo nhóm -&gt; kiểm tra nội dung và tình trạng hồ sơ -&gt; sắp xếp theo </w:t>
+            </w:r>
+            <w:r>
+              <w:rPr>
+                <w:rFonts w:ascii="Times New Roman" w:hAnsi="Times New Roman" w:cs="Times New Roman"/>
+                <w:sz w:val="26"/>
+                <w:szCs w:val="26"/>
+              </w:rPr>
+              <w:lastRenderedPageBreak/>
+              <w:t>thứ tự -&gt; lưu trữ -&gt; đối chiếu lại theo hướng dẫn.</w:t>
+            </w:r>
+          </w:p>
+          <w:p>
+            <w:pPr>
+              <w:jc w:val="both"/>
+              <w:rPr>
+                <w:rFonts w:ascii="Times New Roman" w:hAnsi="Times New Roman" w:cs="Times New Roman"/>
+                <w:sz w:val="26"/>
+                <w:szCs w:val="26"/>
+              </w:rPr>
+            </w:pPr>
+            <w:r>
+              <w:rPr>
+                <w:rFonts w:ascii="Times New Roman" w:hAnsi="Times New Roman" w:cs="Times New Roman"/>
+                <w:sz w:val="26"/>
+                <w:szCs w:val="26"/>
+              </w:rPr>
+              <w:t>5. Thời lượng công việc: 37,5 giờ (7,5 giờ/ngày x 5 ngày).</w:t>
+            </w:r>
+          </w:p>
+          <w:p>
+            <w:pPr>
+              <w:jc w:val="both"/>
+              <w:rPr>
+                <w:rFonts w:ascii="Times New Roman" w:hAnsi="Times New Roman" w:cs="Times New Roman"/>
+                <w:sz w:val="26"/>
+                <w:szCs w:val="26"/>
+              </w:rPr>
+            </w:pPr>
+            <w:r>
+              <w:rPr>
+                <w:rFonts w:ascii="Times New Roman" w:hAnsi="Times New Roman" w:cs="Times New Roman"/>
+                <w:sz w:val="26"/>
+                <w:szCs w:val="26"/>
+              </w:rPr>
+              <w:t>6. Sự hỗ trợ: Cô Trần Thị Bé hướng dẫn cách phân loại, sắp xếp và lưu trữ hồ sơ, đồng thời kiểm tra lại kết quả sau khi thực hiện. Những nội dung chưa rõ được giải thích và điều chỉnh trực tiếp.</w:t>
+            </w:r>
+          </w:p>
+          <w:p>
+            <w:pPr>
+              <w:jc w:val="both"/>
+              <w:rPr>
+                <w:rFonts w:ascii="Times New Roman" w:hAnsi="Times New Roman" w:cs="Times New Roman"/>
+                <w:sz w:val="26"/>
+                <w:szCs w:val="26"/>
+              </w:rPr>
+            </w:pPr>
+            <w:r>
+              <w:rPr>
+                <w:rFonts w:ascii="Times New Roman" w:hAnsi="Times New Roman" w:cs="Times New Roman"/>
+                <w:sz w:val="26"/>
+                <w:szCs w:val="26"/>
+              </w:rPr>
+              <w:t>7. Khó khăn cụ thể: Các loại hồ sơ có nội dung và cách trình bày khác nhau nên thời gian phân loại ban đầu tương đối lâu; cần cẩn thận để tránh xếp nhầm.</w:t>
+            </w:r>
+          </w:p>
+          <w:p>
+            <w:pPr>
+              <w:jc w:val="both"/>
+              <w:rPr>
+                <w:rFonts w:ascii="Times New Roman" w:hAnsi="Times New Roman" w:cs="Times New Roman"/>
+                <w:sz w:val="26"/>
+                <w:szCs w:val="26"/>
+              </w:rPr>
+            </w:pPr>
+            <w:r>
+              <w:rPr>
+                <w:rFonts w:ascii="Times New Roman" w:hAnsi="Times New Roman" w:cs="Times New Roman"/>
+                <w:sz w:val="26"/>
+                <w:szCs w:val="26"/>
+              </w:rPr>
+              <w:t>8. Output của công việc đó cụ thể là gì: Hoàn thành phân loại, kiểm tra và sắp xếp các hồ sơ, văn bản được phân công trong 5 ngày làm việc; hồ sơ sau xử lý được sắp xếp theo từng nhóm để thuận tiện tra cứu.</w:t>
+            </w:r>
+          </w:p>
+          <w:p>
+            <w:pPr>
+              <w:jc w:val="both"/>
+              <w:rPr>
+                <w:rFonts w:ascii="Times New Roman" w:hAnsi="Times New Roman" w:cs="Times New Roman"/>
+                <w:sz w:val="26"/>
+                <w:szCs w:val="26"/>
+              </w:rPr>
+            </w:pPr>
+            <w:r>
+              <w:rPr>
+                <w:rFonts w:ascii="Times New Roman" w:hAnsi="Times New Roman" w:cs="Times New Roman"/>
+                <w:sz w:val="26"/>
+                <w:szCs w:val="26"/>
+              </w:rPr>
+              <w:t>9. Tác động/giá trị: Hỗ trợ Văn phòng tổ chức hồ sơ có hệ thống hơn, thuận tiện cho việc tìm kiếm và tiếp tục xử lý dữ liệu.</w:t>
+            </w:r>
+          </w:p>
+          <w:p>
+            <w:pPr>
               <w:spacing w:line="360" w:lineRule="auto"/>
               <w:jc w:val="both"/>
               <w:rPr>
@@ -1037,68 +1322,20 @@
             </w:pPr>
             <w:r>
               <w:rPr>
-                <w:rFonts w:ascii="Times New Roman" w:eastAsia="Times New Roman" w:hAnsi="Times New Roman" w:cs="Times New Roman"/>
-                <w:sz w:val="26"/>
-                <w:szCs w:val="26"/>
-              </w:rPr>
-              <w:t>- Hỗ trợ sắp xếp và phân loại hồ sơ, văn bản theo từng nhóm.</w:t>
-            </w:r>
-          </w:p>
-          <w:p>
-            <w:pPr>
-              <w:spacing w:line="360" w:lineRule="auto"/>
-              <w:jc w:val="both"/>
-              <w:rPr>
-                <w:rFonts w:ascii="Times New Roman" w:eastAsia="Times New Roman" w:hAnsi="Times New Roman" w:cs="Times New Roman"/>
-                <w:sz w:val="26"/>
-                <w:szCs w:val="26"/>
-              </w:rPr>
-            </w:pPr>
-            <w:r>
-              <w:rPr>
-                <w:rFonts w:ascii="Times New Roman" w:eastAsia="Times New Roman" w:hAnsi="Times New Roman" w:cs="Times New Roman"/>
-                <w:sz w:val="26"/>
-                <w:szCs w:val="26"/>
-              </w:rPr>
-              <w:t>- Quan sát quy trình tiếp nhận, xử lý và lưu trữ hồ sơ hành chính.</w:t>
-            </w:r>
-          </w:p>
-          <w:p>
-            <w:pPr>
-              <w:spacing w:line="360" w:lineRule="auto"/>
-              <w:jc w:val="both"/>
-              <w:rPr>
-                <w:rFonts w:ascii="Times New Roman" w:eastAsia="Times New Roman" w:hAnsi="Times New Roman" w:cs="Times New Roman"/>
-                <w:sz w:val="26"/>
-                <w:szCs w:val="26"/>
-              </w:rPr>
-            </w:pPr>
-            <w:r>
-              <w:rPr>
-                <w:rFonts w:ascii="Times New Roman" w:eastAsia="Times New Roman" w:hAnsi="Times New Roman" w:cs="Times New Roman"/>
-                <w:sz w:val="26"/>
-                <w:szCs w:val="26"/>
-              </w:rPr>
-              <w:t>- Tìm hiểu các biểu mẫu và sổ sách được sử dụng tại văn phòng.</w:t>
-            </w:r>
-          </w:p>
-          <w:p>
-            <w:pPr>
-              <w:spacing w:line="360" w:lineRule="auto"/>
-              <w:jc w:val="both"/>
-              <w:rPr>
-                <w:rFonts w:ascii="Times New Roman" w:eastAsia="Times New Roman" w:hAnsi="Times New Roman" w:cs="Times New Roman"/>
-                <w:sz w:val="26"/>
-                <w:szCs w:val="26"/>
-              </w:rPr>
-            </w:pPr>
-            <w:r>
-              <w:rPr>
-                <w:rFonts w:ascii="Times New Roman" w:eastAsia="Times New Roman" w:hAnsi="Times New Roman" w:cs="Times New Roman"/>
-                <w:sz w:val="26"/>
-                <w:szCs w:val="26"/>
-              </w:rPr>
-              <w:t xml:space="preserve">- Trao đổi với cán bộ hướng dẫn về quy định lưu trữ hồ sơ. </w:t>
+                <w:rFonts w:ascii="Times New Roman" w:hAnsi="Times New Roman" w:cs="Times New Roman"/>
+                <w:sz w:val="26"/>
+                <w:szCs w:val="26"/>
+              </w:rPr>
+              <w:t xml:space="preserve">10. Học hỏi được điều gì: Nắm được nguyên tắc phân loại, kiểm tra, sắp xếp và lưu trữ hồ sơ hành </w:t>
+            </w:r>
+            <w:r>
+              <w:rPr>
+                <w:rFonts w:ascii="Times New Roman" w:hAnsi="Times New Roman" w:cs="Times New Roman"/>
+                <w:sz w:val="26"/>
+                <w:szCs w:val="26"/>
+              </w:rPr>
+              <w:lastRenderedPageBreak/>
+              <w:t>chính; rèn luyện tính cẩn thận khi xử lý tài liệu.</w:t>
             </w:r>
           </w:p>
         </w:tc>
@@ -1109,6 +1346,43 @@
           </w:tcPr>
           <w:p>
             <w:pPr>
+              <w:jc w:val="both"/>
+              <w:rPr>
+                <w:rFonts w:ascii="Times New Roman" w:hAnsi="Times New Roman" w:cs="Times New Roman"/>
+                <w:sz w:val="26"/>
+                <w:szCs w:val="26"/>
+              </w:rPr>
+            </w:pPr>
+            <w:r>
+              <w:rPr>
+                <w:rFonts w:ascii="Times New Roman" w:hAnsi="Times New Roman" w:cs="Times New Roman"/>
+                <w:sz w:val="26"/>
+                <w:szCs w:val="26"/>
+              </w:rPr>
+              <w:lastRenderedPageBreak/>
+              <w:t>- Hiểu quy trình quản lý hồ sơ và văn bản.</w:t>
+            </w:r>
+          </w:p>
+          <w:p>
+            <w:pPr>
+              <w:jc w:val="both"/>
+              <w:rPr>
+                <w:rFonts w:ascii="Times New Roman" w:hAnsi="Times New Roman" w:cs="Times New Roman"/>
+                <w:sz w:val="26"/>
+                <w:szCs w:val="26"/>
+              </w:rPr>
+            </w:pPr>
+            <w:r>
+              <w:rPr>
+                <w:rFonts w:ascii="Times New Roman" w:hAnsi="Times New Roman" w:cs="Times New Roman"/>
+                <w:sz w:val="26"/>
+                <w:szCs w:val="26"/>
+              </w:rPr>
+              <w:t>- Biết cách phân loại, sắp xếp hồ sơ theo quy định.</w:t>
+            </w:r>
+          </w:p>
+          <w:p>
+            <w:pPr>
               <w:spacing w:line="360" w:lineRule="auto"/>
               <w:jc w:val="both"/>
               <w:rPr>
@@ -1119,45 +1393,7 @@
             </w:pPr>
             <w:r>
               <w:rPr>
-                <w:rFonts w:ascii="Times New Roman" w:eastAsia="Times New Roman" w:hAnsi="Times New Roman" w:cs="Times New Roman"/>
-                <w:sz w:val="26"/>
-                <w:szCs w:val="26"/>
-              </w:rPr>
-              <w:t>- Hiểu quy trình quản lý hồ sơ và văn bản.</w:t>
-            </w:r>
-          </w:p>
-          <w:p>
-            <w:pPr>
-              <w:spacing w:line="360" w:lineRule="auto"/>
-              <w:jc w:val="both"/>
-              <w:rPr>
-                <w:rFonts w:ascii="Times New Roman" w:eastAsia="Times New Roman" w:hAnsi="Times New Roman" w:cs="Times New Roman"/>
-                <w:sz w:val="26"/>
-                <w:szCs w:val="26"/>
-              </w:rPr>
-            </w:pPr>
-            <w:r>
-              <w:rPr>
-                <w:rFonts w:ascii="Times New Roman" w:eastAsia="Times New Roman" w:hAnsi="Times New Roman" w:cs="Times New Roman"/>
-                <w:sz w:val="26"/>
-                <w:szCs w:val="26"/>
-              </w:rPr>
-              <w:t>- Biết cách phân loại, sắp xếp hồ sơ theo quy định.</w:t>
-            </w:r>
-          </w:p>
-          <w:p>
-            <w:pPr>
-              <w:spacing w:line="360" w:lineRule="auto"/>
-              <w:jc w:val="both"/>
-              <w:rPr>
-                <w:rFonts w:ascii="Times New Roman" w:eastAsia="Times New Roman" w:hAnsi="Times New Roman" w:cs="Times New Roman"/>
-                <w:sz w:val="26"/>
-                <w:szCs w:val="26"/>
-              </w:rPr>
-            </w:pPr>
-            <w:r>
-              <w:rPr>
-                <w:rFonts w:ascii="Times New Roman" w:eastAsia="Times New Roman" w:hAnsi="Times New Roman" w:cs="Times New Roman"/>
+                <w:rFonts w:ascii="Times New Roman" w:hAnsi="Times New Roman" w:cs="Times New Roman"/>
                 <w:sz w:val="26"/>
                 <w:szCs w:val="26"/>
               </w:rPr>
@@ -1194,40 +1430,40 @@
           </w:tcPr>
           <w:p>
             <w:pPr>
+              <w:jc w:val="center"/>
+              <w:rPr>
+                <w:rFonts w:ascii="Times New Roman" w:hAnsi="Times New Roman" w:cs="Times New Roman"/>
+                <w:b/>
+                <w:bCs/>
+                <w:sz w:val="26"/>
+                <w:szCs w:val="26"/>
+              </w:rPr>
+            </w:pPr>
+            <w:r>
+              <w:rPr>
+                <w:rFonts w:ascii="Times New Roman" w:hAnsi="Times New Roman" w:cs="Times New Roman"/>
+                <w:b/>
+                <w:bCs/>
+                <w:sz w:val="26"/>
+                <w:szCs w:val="26"/>
+              </w:rPr>
+              <w:lastRenderedPageBreak/>
+              <w:t>Tuần 3</w:t>
+            </w:r>
+          </w:p>
+          <w:p>
+            <w:pPr>
               <w:spacing w:line="360" w:lineRule="auto"/>
               <w:jc w:val="center"/>
               <w:rPr>
                 <w:rFonts w:ascii="Times New Roman" w:eastAsia="Times New Roman" w:hAnsi="Times New Roman" w:cs="Times New Roman"/>
-                <w:b/>
-                <w:bCs/>
-                <w:sz w:val="26"/>
-                <w:szCs w:val="26"/>
-              </w:rPr>
-            </w:pPr>
-            <w:r>
-              <w:rPr>
-                <w:rFonts w:ascii="Times New Roman" w:eastAsia="Times New Roman" w:hAnsi="Times New Roman" w:cs="Times New Roman"/>
-                <w:b/>
-                <w:bCs/>
-                <w:sz w:val="26"/>
-                <w:szCs w:val="26"/>
-              </w:rPr>
-              <w:t>Tuần 3</w:t>
-            </w:r>
-          </w:p>
-          <w:p>
-            <w:pPr>
-              <w:spacing w:line="360" w:lineRule="auto"/>
-              <w:jc w:val="center"/>
-              <w:rPr>
-                <w:rFonts w:ascii="Times New Roman" w:eastAsia="Times New Roman" w:hAnsi="Times New Roman" w:cs="Times New Roman"/>
-                <w:sz w:val="26"/>
-                <w:szCs w:val="26"/>
-              </w:rPr>
-            </w:pPr>
-            <w:r>
-              <w:rPr>
-                <w:rFonts w:ascii="Times New Roman" w:eastAsia="Times New Roman" w:hAnsi="Times New Roman" w:cs="Times New Roman"/>
+                <w:sz w:val="26"/>
+                <w:szCs w:val="26"/>
+              </w:rPr>
+            </w:pPr>
+            <w:r>
+              <w:rPr>
+                <w:rFonts w:ascii="Times New Roman" w:hAnsi="Times New Roman" w:cs="Times New Roman"/>
                 <w:sz w:val="26"/>
                 <w:szCs w:val="26"/>
               </w:rPr>
@@ -1242,6 +1478,151 @@
           </w:tcPr>
           <w:p>
             <w:pPr>
+              <w:jc w:val="both"/>
+              <w:rPr>
+                <w:rFonts w:ascii="Times New Roman" w:hAnsi="Times New Roman" w:cs="Times New Roman"/>
+                <w:sz w:val="26"/>
+                <w:szCs w:val="26"/>
+              </w:rPr>
+            </w:pPr>
+            <w:r>
+              <w:rPr>
+                <w:rFonts w:ascii="Times New Roman" w:hAnsi="Times New Roman" w:cs="Times New Roman"/>
+                <w:sz w:val="26"/>
+                <w:szCs w:val="26"/>
+              </w:rPr>
+              <w:t>1. Công cụ/thiết bị sử dụng: Microsoft Excel, hồ sơ học sinh.</w:t>
+            </w:r>
+          </w:p>
+          <w:p>
+            <w:pPr>
+              <w:jc w:val="both"/>
+              <w:rPr>
+                <w:rFonts w:ascii="Times New Roman" w:hAnsi="Times New Roman" w:cs="Times New Roman"/>
+                <w:sz w:val="26"/>
+                <w:szCs w:val="26"/>
+              </w:rPr>
+            </w:pPr>
+            <w:r>
+              <w:rPr>
+                <w:rFonts w:ascii="Times New Roman" w:hAnsi="Times New Roman" w:cs="Times New Roman"/>
+                <w:sz w:val="26"/>
+                <w:szCs w:val="26"/>
+              </w:rPr>
+              <w:t>2. Công việc cụ thể là gì: Tiếp tục thực hiện các công việc xử lý dữ liệu sau quá trình làm quen với hồ sơ ở tuần 2; nhập, cập nhật và đối chiếu dữ liệu học sinh theo phân công.</w:t>
+            </w:r>
+          </w:p>
+          <w:p>
+            <w:pPr>
+              <w:jc w:val="both"/>
+              <w:rPr>
+                <w:rFonts w:ascii="Times New Roman" w:hAnsi="Times New Roman" w:cs="Times New Roman"/>
+                <w:sz w:val="26"/>
+                <w:szCs w:val="26"/>
+              </w:rPr>
+            </w:pPr>
+            <w:r>
+              <w:rPr>
+                <w:rFonts w:ascii="Times New Roman" w:hAnsi="Times New Roman" w:cs="Times New Roman"/>
+                <w:sz w:val="26"/>
+                <w:szCs w:val="26"/>
+              </w:rPr>
+              <w:t>3. Quy trình làm công việc đó: Nhận danh sách và hồ sơ -&gt; Nhập dữ liệu -&gt; Kiểm tra từng trường thông tin -&gt; Đối chiếu với hồ sơ -&gt; Cập nhật sai lệch theo hướng dẫn -&gt; Kiểm tra lại sau khi cập nhật.</w:t>
+            </w:r>
+          </w:p>
+          <w:p>
+            <w:pPr>
+              <w:jc w:val="both"/>
+              <w:rPr>
+                <w:rFonts w:ascii="Times New Roman" w:hAnsi="Times New Roman" w:cs="Times New Roman"/>
+                <w:sz w:val="26"/>
+                <w:szCs w:val="26"/>
+              </w:rPr>
+            </w:pPr>
+            <w:r>
+              <w:rPr>
+                <w:rFonts w:ascii="Times New Roman" w:hAnsi="Times New Roman" w:cs="Times New Roman"/>
+                <w:sz w:val="26"/>
+                <w:szCs w:val="26"/>
+              </w:rPr>
+              <w:t>4. Thời lượng công việc: 37,5 giờ (7,5 giờ/ngày x 5 ngày).</w:t>
+            </w:r>
+          </w:p>
+          <w:p>
+            <w:pPr>
+              <w:jc w:val="both"/>
+              <w:rPr>
+                <w:rFonts w:ascii="Times New Roman" w:hAnsi="Times New Roman" w:cs="Times New Roman"/>
+                <w:sz w:val="26"/>
+                <w:szCs w:val="26"/>
+              </w:rPr>
+            </w:pPr>
+            <w:r>
+              <w:rPr>
+                <w:rFonts w:ascii="Times New Roman" w:hAnsi="Times New Roman" w:cs="Times New Roman"/>
+                <w:sz w:val="26"/>
+                <w:szCs w:val="26"/>
+              </w:rPr>
+              <w:t>5. Sự hỗ trợ: Cô Trần Thị Bé trực tiếp giao danh sách và hướng dẫn thao tác nhập, cập nhật, kiểm tra thông tin học sinh; các trường hợp chưa rõ được trao đổi trước khi thực hiện cập nhật.</w:t>
+            </w:r>
+          </w:p>
+          <w:p>
+            <w:pPr>
+              <w:jc w:val="both"/>
+              <w:rPr>
+                <w:rFonts w:ascii="Times New Roman" w:hAnsi="Times New Roman" w:cs="Times New Roman"/>
+                <w:sz w:val="26"/>
+                <w:szCs w:val="26"/>
+              </w:rPr>
+            </w:pPr>
+            <w:r>
+              <w:rPr>
+                <w:rFonts w:ascii="Times New Roman" w:hAnsi="Times New Roman" w:cs="Times New Roman"/>
+                <w:sz w:val="26"/>
+                <w:szCs w:val="26"/>
+              </w:rPr>
+              <w:t>6. Khó khăn cụ thể: Phải duy trì độ chính xác khi xử lý nhiều trường thông tin có cách biểu diễn khác nhau, đặc biệt ở ngày sinh, mã định danh và trạng thái học sinh.</w:t>
+            </w:r>
+          </w:p>
+          <w:p>
+            <w:pPr>
+              <w:jc w:val="both"/>
+              <w:rPr>
+                <w:rFonts w:ascii="Times New Roman" w:hAnsi="Times New Roman" w:cs="Times New Roman"/>
+                <w:sz w:val="26"/>
+                <w:szCs w:val="26"/>
+              </w:rPr>
+            </w:pPr>
+            <w:r>
+              <w:rPr>
+                <w:rFonts w:ascii="Times New Roman" w:hAnsi="Times New Roman" w:cs="Times New Roman"/>
+                <w:sz w:val="26"/>
+                <w:szCs w:val="26"/>
+              </w:rPr>
+              <w:lastRenderedPageBreak/>
+              <w:t>7. Output của công việc đó cụ thể là gì: Hoàn thành phần dữ liệu được giao trong 5 ngày; các trường thông tin sau khi nhập được kiểm tra và đối chiếu trước khi cập nhật chính thức.</w:t>
+            </w:r>
+          </w:p>
+          <w:p>
+            <w:pPr>
+              <w:jc w:val="both"/>
+              <w:rPr>
+                <w:rFonts w:ascii="Times New Roman" w:hAnsi="Times New Roman" w:cs="Times New Roman"/>
+                <w:sz w:val="26"/>
+                <w:szCs w:val="26"/>
+              </w:rPr>
+            </w:pPr>
+            <w:r>
+              <w:rPr>
+                <w:rFonts w:ascii="Times New Roman" w:hAnsi="Times New Roman" w:cs="Times New Roman"/>
+                <w:sz w:val="26"/>
+                <w:szCs w:val="26"/>
+              </w:rPr>
+              <w:t>8. Tác động/giá trị: Hỗ trợ cập nhật dữ liệu học sinh có kiểm soát hơn, giảm nguy cơ sai sót do nhập liệu.</w:t>
+            </w:r>
+          </w:p>
+          <w:p>
+            <w:pPr>
               <w:spacing w:line="360" w:lineRule="auto"/>
               <w:jc w:val="both"/>
               <w:rPr>
@@ -1252,68 +1633,11 @@
             </w:pPr>
             <w:r>
               <w:rPr>
-                <w:rFonts w:ascii="Times New Roman" w:eastAsia="Times New Roman" w:hAnsi="Times New Roman" w:cs="Times New Roman"/>
-                <w:sz w:val="26"/>
-                <w:szCs w:val="26"/>
-              </w:rPr>
-              <w:t>- Tìm hiểu quy trình nhập liệu và quản lý thông tin của nhà trường.</w:t>
-            </w:r>
-          </w:p>
-          <w:p>
-            <w:pPr>
-              <w:spacing w:line="360" w:lineRule="auto"/>
-              <w:jc w:val="both"/>
-              <w:rPr>
-                <w:rFonts w:ascii="Times New Roman" w:eastAsia="Times New Roman" w:hAnsi="Times New Roman" w:cs="Times New Roman"/>
-                <w:sz w:val="26"/>
-                <w:szCs w:val="26"/>
-              </w:rPr>
-            </w:pPr>
-            <w:r>
-              <w:rPr>
-                <w:rFonts w:ascii="Times New Roman" w:eastAsia="Times New Roman" w:hAnsi="Times New Roman" w:cs="Times New Roman"/>
-                <w:sz w:val="26"/>
-                <w:szCs w:val="26"/>
-              </w:rPr>
-              <w:t>- Hỗ trợ nhập dữ liệu theo sự phân công.</w:t>
-            </w:r>
-          </w:p>
-          <w:p>
-            <w:pPr>
-              <w:spacing w:line="360" w:lineRule="auto"/>
-              <w:jc w:val="both"/>
-              <w:rPr>
-                <w:rFonts w:ascii="Times New Roman" w:eastAsia="Times New Roman" w:hAnsi="Times New Roman" w:cs="Times New Roman"/>
-                <w:sz w:val="26"/>
-                <w:szCs w:val="26"/>
-              </w:rPr>
-            </w:pPr>
-            <w:r>
-              <w:rPr>
-                <w:rFonts w:ascii="Times New Roman" w:eastAsia="Times New Roman" w:hAnsi="Times New Roman" w:cs="Times New Roman"/>
-                <w:sz w:val="26"/>
-                <w:szCs w:val="26"/>
-              </w:rPr>
-              <w:t>- Kiểm tra, đối chiếu tính đầy đủ và chính xác của thông tin trước và sau khi nhập liệu.</w:t>
-            </w:r>
-          </w:p>
-          <w:p>
-            <w:pPr>
-              <w:spacing w:line="360" w:lineRule="auto"/>
-              <w:jc w:val="both"/>
-              <w:rPr>
-                <w:rFonts w:ascii="Times New Roman" w:eastAsia="Times New Roman" w:hAnsi="Times New Roman" w:cs="Times New Roman"/>
-                <w:sz w:val="26"/>
-                <w:szCs w:val="26"/>
-              </w:rPr>
-            </w:pPr>
-            <w:r>
-              <w:rPr>
-                <w:rFonts w:ascii="Times New Roman" w:eastAsia="Times New Roman" w:hAnsi="Times New Roman" w:cs="Times New Roman"/>
-                <w:sz w:val="26"/>
-                <w:szCs w:val="26"/>
-              </w:rPr>
-              <w:t>- Quan sát quy trình cập nhật dữ liệu trên phần mềm quản lý và hỗ trợ một số công việc hành chính liên quan.</w:t>
+                <w:rFonts w:ascii="Times New Roman" w:hAnsi="Times New Roman" w:cs="Times New Roman"/>
+                <w:sz w:val="26"/>
+                <w:szCs w:val="26"/>
+              </w:rPr>
+              <w:t>9. Học hỏi được điều gì: Hình thành quy trình nhập, kiểm tra, đối chiếu và cập nhật dữ liệu; hiểu rõ hơn vai trò của kiểm soát chất lượng dữ liệu.</w:t>
             </w:r>
           </w:p>
         </w:tc>
@@ -1324,6 +1648,43 @@
           </w:tcPr>
           <w:p>
             <w:pPr>
+              <w:jc w:val="both"/>
+              <w:rPr>
+                <w:rFonts w:ascii="Times New Roman" w:hAnsi="Times New Roman" w:cs="Times New Roman"/>
+                <w:sz w:val="26"/>
+                <w:szCs w:val="26"/>
+              </w:rPr>
+            </w:pPr>
+            <w:r>
+              <w:rPr>
+                <w:rFonts w:ascii="Times New Roman" w:hAnsi="Times New Roman" w:cs="Times New Roman"/>
+                <w:sz w:val="26"/>
+                <w:szCs w:val="26"/>
+              </w:rPr>
+              <w:lastRenderedPageBreak/>
+              <w:t>- Hoàn thành công việc nhập liệu được giao, bảo đảm dữ liệu đầy đủ và chính xác.</w:t>
+            </w:r>
+          </w:p>
+          <w:p>
+            <w:pPr>
+              <w:jc w:val="both"/>
+              <w:rPr>
+                <w:rFonts w:ascii="Times New Roman" w:hAnsi="Times New Roman" w:cs="Times New Roman"/>
+                <w:sz w:val="26"/>
+                <w:szCs w:val="26"/>
+              </w:rPr>
+            </w:pPr>
+            <w:r>
+              <w:rPr>
+                <w:rFonts w:ascii="Times New Roman" w:hAnsi="Times New Roman" w:cs="Times New Roman"/>
+                <w:sz w:val="26"/>
+                <w:szCs w:val="26"/>
+              </w:rPr>
+              <w:t>- Hiểu quy trình nhập liệu, cập nhật và quản lý thông tin tại đơn vị thực tập.</w:t>
+            </w:r>
+          </w:p>
+          <w:p>
+            <w:pPr>
               <w:spacing w:line="360" w:lineRule="auto"/>
               <w:jc w:val="both"/>
               <w:rPr>
@@ -1334,49 +1695,11 @@
             </w:pPr>
             <w:r>
               <w:rPr>
-                <w:rFonts w:ascii="Times New Roman" w:eastAsia="Times New Roman" w:hAnsi="Times New Roman" w:cs="Times New Roman"/>
-                <w:sz w:val="26"/>
-                <w:szCs w:val="26"/>
-              </w:rPr>
-              <w:t>- Hoàn thành công việc nhập liệu được giao, bảo đảm dữ liệu đầy đủ và chính xác.</w:t>
-            </w:r>
-          </w:p>
-          <w:p>
-            <w:pPr>
-              <w:spacing w:line="360" w:lineRule="auto"/>
-              <w:jc w:val="both"/>
-              <w:rPr>
-                <w:rFonts w:ascii="Times New Roman" w:eastAsia="Times New Roman" w:hAnsi="Times New Roman" w:cs="Times New Roman"/>
-                <w:sz w:val="26"/>
-                <w:szCs w:val="26"/>
-              </w:rPr>
-            </w:pPr>
-            <w:r>
-              <w:rPr>
-                <w:rFonts w:ascii="Times New Roman" w:eastAsia="Times New Roman" w:hAnsi="Times New Roman" w:cs="Times New Roman"/>
-                <w:sz w:val="26"/>
-                <w:szCs w:val="26"/>
-              </w:rPr>
-              <w:t>Hiểu quy trình nhập liệu, cập nhật và quản lý thông tin tại đơn vị thực tập.</w:t>
-            </w:r>
-          </w:p>
-          <w:p>
-            <w:pPr>
-              <w:spacing w:line="360" w:lineRule="auto"/>
-              <w:jc w:val="both"/>
-              <w:rPr>
-                <w:rFonts w:ascii="Times New Roman" w:eastAsia="Times New Roman" w:hAnsi="Times New Roman" w:cs="Times New Roman"/>
-                <w:sz w:val="26"/>
-                <w:szCs w:val="26"/>
-              </w:rPr>
-            </w:pPr>
-            <w:r>
-              <w:rPr>
-                <w:rFonts w:ascii="Times New Roman" w:eastAsia="Times New Roman" w:hAnsi="Times New Roman" w:cs="Times New Roman"/>
-                <w:sz w:val="26"/>
-                <w:szCs w:val="26"/>
-              </w:rPr>
-              <w:t>Làm quen với phần mềm quản lý và quy trình xử lý dữ liệu của nhà trường.</w:t>
+                <w:rFonts w:ascii="Times New Roman" w:hAnsi="Times New Roman" w:cs="Times New Roman"/>
+                <w:sz w:val="26"/>
+                <w:szCs w:val="26"/>
+              </w:rPr>
+              <w:t>- Làm quen với phần mềm quản lý và quy trình xử lý dữ liệu của nhà trường.</w:t>
             </w:r>
           </w:p>
         </w:tc>
@@ -1409,40 +1732,39 @@
           </w:tcPr>
           <w:p>
             <w:pPr>
+              <w:jc w:val="center"/>
+              <w:rPr>
+                <w:rFonts w:ascii="Times New Roman" w:hAnsi="Times New Roman" w:cs="Times New Roman"/>
+                <w:b/>
+                <w:bCs/>
+                <w:sz w:val="26"/>
+                <w:szCs w:val="26"/>
+              </w:rPr>
+            </w:pPr>
+            <w:r>
+              <w:rPr>
+                <w:rFonts w:ascii="Times New Roman" w:hAnsi="Times New Roman" w:cs="Times New Roman"/>
+                <w:b/>
+                <w:bCs/>
+                <w:sz w:val="26"/>
+                <w:szCs w:val="26"/>
+              </w:rPr>
+              <w:t>Tuần 4</w:t>
+            </w:r>
+          </w:p>
+          <w:p>
+            <w:pPr>
               <w:spacing w:line="360" w:lineRule="auto"/>
               <w:jc w:val="center"/>
               <w:rPr>
                 <w:rFonts w:ascii="Times New Roman" w:eastAsia="Times New Roman" w:hAnsi="Times New Roman" w:cs="Times New Roman"/>
-                <w:b/>
-                <w:bCs/>
-                <w:sz w:val="26"/>
-                <w:szCs w:val="26"/>
-              </w:rPr>
-            </w:pPr>
-            <w:r>
-              <w:rPr>
-                <w:rFonts w:ascii="Times New Roman" w:eastAsia="Times New Roman" w:hAnsi="Times New Roman" w:cs="Times New Roman"/>
-                <w:b/>
-                <w:bCs/>
-                <w:sz w:val="26"/>
-                <w:szCs w:val="26"/>
-              </w:rPr>
-              <w:t>Tuần 4</w:t>
-            </w:r>
-          </w:p>
-          <w:p>
-            <w:pPr>
-              <w:spacing w:line="360" w:lineRule="auto"/>
-              <w:jc w:val="center"/>
-              <w:rPr>
-                <w:rFonts w:ascii="Times New Roman" w:eastAsia="Times New Roman" w:hAnsi="Times New Roman" w:cs="Times New Roman"/>
-                <w:sz w:val="26"/>
-                <w:szCs w:val="26"/>
-              </w:rPr>
-            </w:pPr>
-            <w:r>
-              <w:rPr>
-                <w:rFonts w:ascii="Times New Roman" w:eastAsia="Times New Roman" w:hAnsi="Times New Roman" w:cs="Times New Roman"/>
+                <w:sz w:val="26"/>
+                <w:szCs w:val="26"/>
+              </w:rPr>
+            </w:pPr>
+            <w:r>
+              <w:rPr>
+                <w:rFonts w:ascii="Times New Roman" w:hAnsi="Times New Roman" w:cs="Times New Roman"/>
                 <w:sz w:val="26"/>
                 <w:szCs w:val="26"/>
               </w:rPr>
@@ -1469,6 +1791,151 @@
           </w:tcPr>
           <w:p>
             <w:pPr>
+              <w:jc w:val="both"/>
+              <w:rPr>
+                <w:rFonts w:ascii="Times New Roman" w:hAnsi="Times New Roman" w:cs="Times New Roman"/>
+                <w:sz w:val="26"/>
+                <w:szCs w:val="26"/>
+              </w:rPr>
+            </w:pPr>
+            <w:r>
+              <w:rPr>
+                <w:rFonts w:ascii="Times New Roman" w:hAnsi="Times New Roman" w:cs="Times New Roman"/>
+                <w:sz w:val="26"/>
+                <w:szCs w:val="26"/>
+              </w:rPr>
+              <w:t>1. Công cụ/thiết bị sử dụng: Microsoft Excel, hồ sơ học sinh.</w:t>
+            </w:r>
+          </w:p>
+          <w:p>
+            <w:pPr>
+              <w:jc w:val="both"/>
+              <w:rPr>
+                <w:rFonts w:ascii="Times New Roman" w:hAnsi="Times New Roman" w:cs="Times New Roman"/>
+                <w:sz w:val="26"/>
+                <w:szCs w:val="26"/>
+              </w:rPr>
+            </w:pPr>
+            <w:r>
+              <w:rPr>
+                <w:rFonts w:ascii="Times New Roman" w:hAnsi="Times New Roman" w:cs="Times New Roman"/>
+                <w:sz w:val="26"/>
+                <w:szCs w:val="26"/>
+              </w:rPr>
+              <w:t>2. Công việc cụ thể là gì: Tiếp tục thực hiện việc nhập, kiểm tra và cập nhật dữ liệu theo nội dung tuần 3; tập trung kiểm tra, đối chiếu thông tin học sinh lớp 6 và chuẩn bị biểu mẫu, danh sách phục vụ tuyển sinh.</w:t>
+            </w:r>
+          </w:p>
+          <w:p>
+            <w:pPr>
+              <w:jc w:val="both"/>
+              <w:rPr>
+                <w:rFonts w:ascii="Times New Roman" w:hAnsi="Times New Roman" w:cs="Times New Roman"/>
+                <w:sz w:val="26"/>
+                <w:szCs w:val="26"/>
+              </w:rPr>
+            </w:pPr>
+            <w:r>
+              <w:rPr>
+                <w:rFonts w:ascii="Times New Roman" w:hAnsi="Times New Roman" w:cs="Times New Roman"/>
+                <w:sz w:val="26"/>
+                <w:szCs w:val="26"/>
+              </w:rPr>
+              <w:t>3. Quy trình làm công việc đó: Nhận hồ sơ/danh sách -&gt; Đối chiếu thông tin -&gt; Nhập hoặc cập nhật dữ liệu -&gt; Kiểm tra sau nhập -&gt; In danh sách, biểu mẫu -&gt; Sắp xếp và bàn giao.</w:t>
+            </w:r>
+          </w:p>
+          <w:p>
+            <w:pPr>
+              <w:jc w:val="both"/>
+              <w:rPr>
+                <w:rFonts w:ascii="Times New Roman" w:hAnsi="Times New Roman" w:cs="Times New Roman"/>
+                <w:sz w:val="26"/>
+                <w:szCs w:val="26"/>
+              </w:rPr>
+            </w:pPr>
+            <w:r>
+              <w:rPr>
+                <w:rFonts w:ascii="Times New Roman" w:hAnsi="Times New Roman" w:cs="Times New Roman"/>
+                <w:sz w:val="26"/>
+                <w:szCs w:val="26"/>
+              </w:rPr>
+              <w:lastRenderedPageBreak/>
+              <w:t>4. Thời lượng công việc: 37,5 giờ (7,5 giờ/ngày × 5 ngày).</w:t>
+            </w:r>
+          </w:p>
+          <w:p>
+            <w:pPr>
+              <w:jc w:val="both"/>
+              <w:rPr>
+                <w:rFonts w:ascii="Times New Roman" w:hAnsi="Times New Roman" w:cs="Times New Roman"/>
+                <w:sz w:val="26"/>
+                <w:szCs w:val="26"/>
+              </w:rPr>
+            </w:pPr>
+            <w:r>
+              <w:rPr>
+                <w:rFonts w:ascii="Times New Roman" w:hAnsi="Times New Roman" w:cs="Times New Roman"/>
+                <w:sz w:val="26"/>
+                <w:szCs w:val="26"/>
+              </w:rPr>
+              <w:t>5. Sự hỗ trợ: Cô Trần Thị Bé hướng dẫn cách kiểm tra, đối chiếu thông tin học sinh lớp 6 và chuẩn bị danh sách, biểu mẫu; hỗ trợ kiểm tra các trường hợp cần bổ sung hoặc điều chỉnh.</w:t>
+            </w:r>
+          </w:p>
+          <w:p>
+            <w:pPr>
+              <w:jc w:val="both"/>
+              <w:rPr>
+                <w:rFonts w:ascii="Times New Roman" w:hAnsi="Times New Roman" w:cs="Times New Roman"/>
+                <w:sz w:val="26"/>
+                <w:szCs w:val="26"/>
+              </w:rPr>
+            </w:pPr>
+            <w:r>
+              <w:rPr>
+                <w:rFonts w:ascii="Times New Roman" w:hAnsi="Times New Roman" w:cs="Times New Roman"/>
+                <w:sz w:val="26"/>
+                <w:szCs w:val="26"/>
+              </w:rPr>
+              <w:t>6. Khó khăn cụ thể: Khối lượng thông tin đầu vào tăng trong giai đoạn tuyển sinh, đòi hỏi kiểm tra cẩn thận trước khi hoàn tất và in tài liệu.</w:t>
+            </w:r>
+          </w:p>
+          <w:p>
+            <w:pPr>
+              <w:jc w:val="both"/>
+              <w:rPr>
+                <w:rFonts w:ascii="Times New Roman" w:hAnsi="Times New Roman" w:cs="Times New Roman"/>
+                <w:sz w:val="26"/>
+                <w:szCs w:val="26"/>
+              </w:rPr>
+            </w:pPr>
+            <w:r>
+              <w:rPr>
+                <w:rFonts w:ascii="Times New Roman" w:hAnsi="Times New Roman" w:cs="Times New Roman"/>
+                <w:sz w:val="26"/>
+                <w:szCs w:val="26"/>
+              </w:rPr>
+              <w:t>7. Output của công việc đó cụ thể là gì: Hoàn thành việc kiểm tra, đối chiếu và cập nhật dữ liệu được phân công trong 5 ngày; chuẩn bị các biểu mẫu, danh sách phục vụ tuyển sinh theo yêu cầu.</w:t>
+            </w:r>
+          </w:p>
+          <w:p>
+            <w:pPr>
+              <w:jc w:val="both"/>
+              <w:rPr>
+                <w:rFonts w:ascii="Times New Roman" w:hAnsi="Times New Roman" w:cs="Times New Roman"/>
+                <w:sz w:val="26"/>
+                <w:szCs w:val="26"/>
+              </w:rPr>
+            </w:pPr>
+            <w:r>
+              <w:rPr>
+                <w:rFonts w:ascii="Times New Roman" w:hAnsi="Times New Roman" w:cs="Times New Roman"/>
+                <w:sz w:val="26"/>
+                <w:szCs w:val="26"/>
+              </w:rPr>
+              <w:t>8. Tác động/giá trị: Hỗ trợ bộ phận Văn phòng hoàn thiện thông tin và tài liệu phục vụ công tác tuyển sinh đầu năm học.</w:t>
+            </w:r>
+          </w:p>
+          <w:p>
+            <w:pPr>
               <w:spacing w:line="432" w:lineRule="auto"/>
               <w:jc w:val="both"/>
               <w:rPr>
@@ -1479,96 +1946,20 @@
             </w:pPr>
             <w:r>
               <w:rPr>
-                <w:rFonts w:ascii="Times New Roman" w:eastAsia="Times New Roman" w:hAnsi="Times New Roman" w:cs="Times New Roman"/>
-                <w:sz w:val="26"/>
-                <w:szCs w:val="26"/>
-              </w:rPr>
-              <w:t xml:space="preserve">- Hỗ trợ kiểm tra và đối chiếu thông tin học sinh </w:t>
-            </w:r>
-            <w:r>
-              <w:rPr>
-                <w:rFonts w:ascii="Times New Roman" w:eastAsia="Times New Roman" w:hAnsi="Times New Roman" w:cs="Times New Roman"/>
+                <w:rFonts w:ascii="Times New Roman" w:hAnsi="Times New Roman" w:cs="Times New Roman"/>
+                <w:sz w:val="26"/>
+                <w:szCs w:val="26"/>
+              </w:rPr>
+              <w:t xml:space="preserve">9. Học hỏi được điều gì: Cải thiện kỹ năng đối chiếu dữ liệu và kiểm tra kết quả sau nhập; hiểu rõ hơn yêu cầu đối với dữ </w:t>
+            </w:r>
+            <w:r>
+              <w:rPr>
+                <w:rFonts w:ascii="Times New Roman" w:hAnsi="Times New Roman" w:cs="Times New Roman"/>
                 <w:sz w:val="26"/>
                 <w:szCs w:val="26"/>
               </w:rPr>
               <w:lastRenderedPageBreak/>
-              <w:t>lớp 6 theo hồ sơ được cung cấp.</w:t>
-            </w:r>
-          </w:p>
-          <w:p>
-            <w:pPr>
-              <w:spacing w:line="432" w:lineRule="auto"/>
-              <w:jc w:val="both"/>
-              <w:rPr>
-                <w:rFonts w:ascii="Times New Roman" w:eastAsia="Times New Roman" w:hAnsi="Times New Roman" w:cs="Times New Roman"/>
-                <w:sz w:val="26"/>
-                <w:szCs w:val="26"/>
-              </w:rPr>
-            </w:pPr>
-            <w:r>
-              <w:rPr>
-                <w:rFonts w:ascii="Times New Roman" w:eastAsia="Times New Roman" w:hAnsi="Times New Roman" w:cs="Times New Roman"/>
-                <w:sz w:val="26"/>
-                <w:szCs w:val="26"/>
-              </w:rPr>
-              <w:t>- Hỗ trợ nhập liệu và cập nhật thông tin học sinh theo hướng dẫn của cán bộ phụ trách.</w:t>
-            </w:r>
-          </w:p>
-          <w:p>
-            <w:pPr>
-              <w:spacing w:line="432" w:lineRule="auto"/>
-              <w:jc w:val="both"/>
-              <w:rPr>
-                <w:rFonts w:ascii="Times New Roman" w:eastAsia="Times New Roman" w:hAnsi="Times New Roman" w:cs="Times New Roman"/>
-                <w:sz w:val="26"/>
-                <w:szCs w:val="26"/>
-              </w:rPr>
-            </w:pPr>
-            <w:r>
-              <w:rPr>
-                <w:rFonts w:ascii="Times New Roman" w:eastAsia="Times New Roman" w:hAnsi="Times New Roman" w:cs="Times New Roman"/>
-                <w:sz w:val="26"/>
-                <w:szCs w:val="26"/>
-              </w:rPr>
-              <w:t>- Kiểm tra lại thông tin sau khi nhập nhằm đảm bảo dữ liệu đầy đủ và chính xác.</w:t>
-            </w:r>
-          </w:p>
-          <w:p>
-            <w:pPr>
-              <w:spacing w:line="432" w:lineRule="auto"/>
-              <w:jc w:val="both"/>
-              <w:rPr>
-                <w:rFonts w:ascii="Times New Roman" w:eastAsia="Times New Roman" w:hAnsi="Times New Roman" w:cs="Times New Roman"/>
-                <w:sz w:val="26"/>
-                <w:szCs w:val="26"/>
-              </w:rPr>
-            </w:pPr>
-            <w:r>
-              <w:rPr>
-                <w:rFonts w:ascii="Times New Roman" w:eastAsia="Times New Roman" w:hAnsi="Times New Roman" w:cs="Times New Roman"/>
-                <w:sz w:val="26"/>
-                <w:szCs w:val="26"/>
-              </w:rPr>
-              <w:t>- Hỗ trợ in ấn, sắp xếp và chuẩn bị các biểu mẫu, danh sách phục vụ công tác tuyển sinh đầu năm học.</w:t>
-            </w:r>
-          </w:p>
-          <w:p>
-            <w:pPr>
-              <w:spacing w:line="432" w:lineRule="auto"/>
-              <w:jc w:val="both"/>
-              <w:rPr>
-                <w:rFonts w:ascii="Times New Roman" w:eastAsia="Times New Roman" w:hAnsi="Times New Roman" w:cs="Times New Roman"/>
-                <w:sz w:val="26"/>
-                <w:szCs w:val="26"/>
-              </w:rPr>
-            </w:pPr>
-            <w:r>
-              <w:rPr>
-                <w:rFonts w:ascii="Times New Roman" w:eastAsia="Times New Roman" w:hAnsi="Times New Roman" w:cs="Times New Roman"/>
-                <w:sz w:val="26"/>
-                <w:szCs w:val="26"/>
-              </w:rPr>
-              <w:t>- Thực hiện một số công việc hành chính liên quan theo sự phân công.</w:t>
+              <w:t>liệu phục vụ quản lý học sinh.</w:t>
             </w:r>
           </w:p>
         </w:tc>
@@ -1591,6 +1982,61 @@
           </w:tcPr>
           <w:p>
             <w:pPr>
+              <w:jc w:val="both"/>
+              <w:rPr>
+                <w:rFonts w:ascii="Times New Roman" w:hAnsi="Times New Roman" w:cs="Times New Roman"/>
+                <w:sz w:val="26"/>
+                <w:szCs w:val="26"/>
+              </w:rPr>
+            </w:pPr>
+            <w:r>
+              <w:rPr>
+                <w:rFonts w:ascii="Times New Roman" w:hAnsi="Times New Roman" w:cs="Times New Roman"/>
+                <w:sz w:val="26"/>
+                <w:szCs w:val="26"/>
+              </w:rPr>
+              <w:lastRenderedPageBreak/>
+              <w:t>- Hoàn thành các công việc kiểm tra, đối chiếu và nhập liệu được phân công. Hoàn thành xử lý 60 bộ hồ sơ học sinh lớp 6 mới.</w:t>
+            </w:r>
+          </w:p>
+          <w:p>
+            <w:pPr>
+              <w:jc w:val="both"/>
+              <w:rPr>
+                <w:rFonts w:ascii="Times New Roman" w:hAnsi="Times New Roman" w:cs="Times New Roman"/>
+                <w:sz w:val="26"/>
+                <w:szCs w:val="26"/>
+              </w:rPr>
+            </w:pPr>
+            <w:r>
+              <w:rPr>
+                <w:rFonts w:ascii="Times New Roman" w:hAnsi="Times New Roman" w:cs="Times New Roman"/>
+                <w:sz w:val="26"/>
+                <w:szCs w:val="26"/>
+              </w:rPr>
+              <w:t>- Biết cách đối chiếu thông tin giữa hồ sơ và dữ liệu đã nhập.</w:t>
+            </w:r>
+          </w:p>
+          <w:p>
+            <w:pPr>
+              <w:jc w:val="both"/>
+              <w:rPr>
+                <w:rFonts w:ascii="Times New Roman" w:hAnsi="Times New Roman" w:cs="Times New Roman"/>
+                <w:sz w:val="26"/>
+                <w:szCs w:val="26"/>
+              </w:rPr>
+            </w:pPr>
+            <w:r>
+              <w:rPr>
+                <w:rFonts w:ascii="Times New Roman" w:hAnsi="Times New Roman" w:cs="Times New Roman"/>
+                <w:sz w:val="26"/>
+                <w:szCs w:val="26"/>
+              </w:rPr>
+              <w:t>- Cải thiện kỹ năng nhập liệu và kiểm tra tính chính xác của thông tin.</w:t>
+            </w:r>
+          </w:p>
+          <w:p>
+            <w:pPr>
               <w:spacing w:line="432" w:lineRule="auto"/>
               <w:jc w:val="both"/>
               <w:rPr>
@@ -1601,78 +2047,20 @@
             </w:pPr>
             <w:r>
               <w:rPr>
-                <w:rFonts w:ascii="Times New Roman" w:eastAsia="Times New Roman" w:hAnsi="Times New Roman" w:cs="Times New Roman"/>
+                <w:rFonts w:ascii="Times New Roman" w:hAnsi="Times New Roman" w:cs="Times New Roman"/>
+                <w:sz w:val="26"/>
+                <w:szCs w:val="26"/>
+              </w:rPr>
+              <w:t xml:space="preserve">- Hỗ trợ chuẩn bị và hoàn thiện các </w:t>
+            </w:r>
+            <w:r>
+              <w:rPr>
+                <w:rFonts w:ascii="Times New Roman" w:hAnsi="Times New Roman" w:cs="Times New Roman"/>
                 <w:sz w:val="26"/>
                 <w:szCs w:val="26"/>
               </w:rPr>
               <w:lastRenderedPageBreak/>
-              <w:t xml:space="preserve">- Hoàn thành các công việc kiểm tra, đối chiếu và </w:t>
-            </w:r>
-            <w:r>
-              <w:rPr>
-                <w:rFonts w:ascii="Times New Roman" w:eastAsia="Times New Roman" w:hAnsi="Times New Roman" w:cs="Times New Roman"/>
-                <w:sz w:val="26"/>
-                <w:szCs w:val="26"/>
-              </w:rPr>
-              <w:lastRenderedPageBreak/>
-              <w:t>nhập liệu được phân công.</w:t>
-            </w:r>
-          </w:p>
-          <w:p>
-            <w:pPr>
-              <w:spacing w:line="432" w:lineRule="auto"/>
-              <w:jc w:val="both"/>
-              <w:rPr>
-                <w:rFonts w:ascii="Times New Roman" w:eastAsia="Times New Roman" w:hAnsi="Times New Roman" w:cs="Times New Roman"/>
-                <w:sz w:val="26"/>
-                <w:szCs w:val="26"/>
-              </w:rPr>
-            </w:pPr>
-            <w:r>
-              <w:rPr>
-                <w:rFonts w:ascii="Times New Roman" w:eastAsia="Times New Roman" w:hAnsi="Times New Roman" w:cs="Times New Roman"/>
-                <w:sz w:val="26"/>
-                <w:szCs w:val="26"/>
-              </w:rPr>
-              <w:t>- Biết cách đối chiếu thông tin giữa hồ sơ và dữ liệu đã nhập.</w:t>
-            </w:r>
-          </w:p>
-          <w:p>
-            <w:pPr>
-              <w:spacing w:line="432" w:lineRule="auto"/>
-              <w:jc w:val="both"/>
-              <w:rPr>
-                <w:rFonts w:ascii="Times New Roman" w:eastAsia="Times New Roman" w:hAnsi="Times New Roman" w:cs="Times New Roman"/>
-                <w:sz w:val="26"/>
-                <w:szCs w:val="26"/>
-              </w:rPr>
-            </w:pPr>
-            <w:r>
-              <w:rPr>
-                <w:rFonts w:ascii="Times New Roman" w:eastAsia="Times New Roman" w:hAnsi="Times New Roman" w:cs="Times New Roman"/>
-                <w:sz w:val="26"/>
-                <w:szCs w:val="26"/>
-              </w:rPr>
-              <w:t>- Cải thiện kỹ năng nhập liệu và kiểm tra tính chính xác của thông tin.</w:t>
-            </w:r>
-          </w:p>
-          <w:p>
-            <w:pPr>
-              <w:spacing w:line="432" w:lineRule="auto"/>
-              <w:jc w:val="both"/>
-              <w:rPr>
-                <w:rFonts w:ascii="Times New Roman" w:eastAsia="Times New Roman" w:hAnsi="Times New Roman" w:cs="Times New Roman"/>
-                <w:sz w:val="26"/>
-                <w:szCs w:val="26"/>
-              </w:rPr>
-            </w:pPr>
-            <w:r>
-              <w:rPr>
-                <w:rFonts w:ascii="Times New Roman" w:eastAsia="Times New Roman" w:hAnsi="Times New Roman" w:cs="Times New Roman"/>
-                <w:sz w:val="26"/>
-                <w:szCs w:val="26"/>
-              </w:rPr>
-              <w:t>- Hỗ trợ chuẩn bị và hoàn thiện các biểu mẫu, tài liệu phục vụ công tác tuyển sinh.</w:t>
+              <w:t>biểu mẫu, tài liệu phục vụ công tác tuyển sinh.</w:t>
             </w:r>
           </w:p>
         </w:tc>
@@ -1705,40 +2093,40 @@
           </w:tcPr>
           <w:p>
             <w:pPr>
+              <w:jc w:val="center"/>
+              <w:rPr>
+                <w:rFonts w:ascii="Times New Roman" w:hAnsi="Times New Roman" w:cs="Times New Roman"/>
+                <w:b/>
+                <w:bCs/>
+                <w:sz w:val="26"/>
+                <w:szCs w:val="26"/>
+              </w:rPr>
+            </w:pPr>
+            <w:r>
+              <w:rPr>
+                <w:rFonts w:ascii="Times New Roman" w:hAnsi="Times New Roman" w:cs="Times New Roman"/>
+                <w:b/>
+                <w:bCs/>
+                <w:sz w:val="26"/>
+                <w:szCs w:val="26"/>
+              </w:rPr>
+              <w:lastRenderedPageBreak/>
+              <w:t>Tuần 5</w:t>
+            </w:r>
+          </w:p>
+          <w:p>
+            <w:pPr>
               <w:spacing w:line="360" w:lineRule="auto"/>
               <w:jc w:val="center"/>
               <w:rPr>
                 <w:rFonts w:ascii="Times New Roman" w:eastAsia="Times New Roman" w:hAnsi="Times New Roman" w:cs="Times New Roman"/>
-                <w:b/>
-                <w:bCs/>
-                <w:sz w:val="26"/>
-                <w:szCs w:val="26"/>
-              </w:rPr>
-            </w:pPr>
-            <w:r>
-              <w:rPr>
-                <w:rFonts w:ascii="Times New Roman" w:eastAsia="Times New Roman" w:hAnsi="Times New Roman" w:cs="Times New Roman"/>
-                <w:b/>
-                <w:bCs/>
-                <w:sz w:val="26"/>
-                <w:szCs w:val="26"/>
-              </w:rPr>
-              <w:t>Tuần 5</w:t>
-            </w:r>
-          </w:p>
-          <w:p>
-            <w:pPr>
-              <w:spacing w:line="360" w:lineRule="auto"/>
-              <w:jc w:val="center"/>
-              <w:rPr>
-                <w:rFonts w:ascii="Times New Roman" w:eastAsia="Times New Roman" w:hAnsi="Times New Roman" w:cs="Times New Roman"/>
-                <w:sz w:val="26"/>
-                <w:szCs w:val="26"/>
-              </w:rPr>
-            </w:pPr>
-            <w:r>
-              <w:rPr>
-                <w:rFonts w:ascii="Times New Roman" w:eastAsia="Times New Roman" w:hAnsi="Times New Roman" w:cs="Times New Roman"/>
+                <w:sz w:val="26"/>
+                <w:szCs w:val="26"/>
+              </w:rPr>
+            </w:pPr>
+            <w:r>
+              <w:rPr>
+                <w:rFonts w:ascii="Times New Roman" w:hAnsi="Times New Roman" w:cs="Times New Roman"/>
                 <w:sz w:val="26"/>
                 <w:szCs w:val="26"/>
               </w:rPr>
@@ -1765,6 +2153,177 @@
           </w:tcPr>
           <w:p>
             <w:pPr>
+              <w:jc w:val="both"/>
+              <w:rPr>
+                <w:rFonts w:ascii="Times New Roman" w:hAnsi="Times New Roman" w:cs="Times New Roman"/>
+                <w:sz w:val="26"/>
+                <w:szCs w:val="26"/>
+              </w:rPr>
+            </w:pPr>
+            <w:r>
+              <w:rPr>
+                <w:rFonts w:ascii="Times New Roman" w:hAnsi="Times New Roman" w:cs="Times New Roman"/>
+                <w:sz w:val="26"/>
+                <w:szCs w:val="26"/>
+              </w:rPr>
+              <w:t>1. Ai hướng dẫn (nếu cần sự chỉ dẫn): Cô Trần Thị Bé tiếp tục trực tiếp giao việc và hướng dẫn cách kiểm tra, đối chiếu, xác nhận thông tin học sinh; cô Cổ Thị Ngọc Nữ theo dõi quá trình thực tập và đánh giá.</w:t>
+            </w:r>
+          </w:p>
+          <w:p>
+            <w:pPr>
+              <w:jc w:val="both"/>
+              <w:rPr>
+                <w:rFonts w:ascii="Times New Roman" w:hAnsi="Times New Roman" w:cs="Times New Roman"/>
+                <w:sz w:val="26"/>
+                <w:szCs w:val="26"/>
+              </w:rPr>
+            </w:pPr>
+            <w:r>
+              <w:rPr>
+                <w:rFonts w:ascii="Times New Roman" w:hAnsi="Times New Roman" w:cs="Times New Roman"/>
+                <w:sz w:val="26"/>
+                <w:szCs w:val="26"/>
+              </w:rPr>
+              <w:t>2. Công cụ/thiết bị sử dụng: Microsoft Excel, hồ sơ giấy.</w:t>
+            </w:r>
+          </w:p>
+          <w:p>
+            <w:pPr>
+              <w:jc w:val="both"/>
+              <w:rPr>
+                <w:rFonts w:ascii="Times New Roman" w:hAnsi="Times New Roman" w:cs="Times New Roman"/>
+                <w:sz w:val="26"/>
+                <w:szCs w:val="26"/>
+              </w:rPr>
+            </w:pPr>
+            <w:r>
+              <w:rPr>
+                <w:rFonts w:ascii="Times New Roman" w:hAnsi="Times New Roman" w:cs="Times New Roman"/>
+                <w:sz w:val="26"/>
+                <w:szCs w:val="26"/>
+              </w:rPr>
+              <w:t>3. Công việc cụ thể là gì: Tiếp tục hỗ trợ nhập liệu và cập nhật thông tin học sinh theo nội dung tuần 4; kiểm tra, rà soát mã định danh, họ tên, ngày sinh, giới tính, dân tộc và trạng thái học sinh; đối chiếu hồ sơ giấy với dữ liệu điện tử và hỗ trợ sắp xếp, lưu trữ hồ sơ.</w:t>
+            </w:r>
+          </w:p>
+          <w:p>
+            <w:pPr>
+              <w:jc w:val="both"/>
+              <w:rPr>
+                <w:rFonts w:ascii="Times New Roman" w:hAnsi="Times New Roman" w:cs="Times New Roman"/>
+                <w:sz w:val="26"/>
+                <w:szCs w:val="26"/>
+              </w:rPr>
+            </w:pPr>
+            <w:r>
+              <w:rPr>
+                <w:rFonts w:ascii="Times New Roman" w:hAnsi="Times New Roman" w:cs="Times New Roman"/>
+                <w:sz w:val="26"/>
+                <w:szCs w:val="26"/>
+              </w:rPr>
+              <w:t>4. Quy trình làm công việc đó: Kiểm tra dữ liệu điện tử -&gt; Đối chiếu hồ sơ giấy -&gt; Xác định trường thiếu hoặc sai -&gt; Cập nhật theo hướng dẫn -&gt; Kiểm tra lại -&gt; Sắp xếp và lưu trữ hồ sơ sau đối chiếu.</w:t>
+            </w:r>
+          </w:p>
+          <w:p>
+            <w:pPr>
+              <w:jc w:val="both"/>
+              <w:rPr>
+                <w:rFonts w:ascii="Times New Roman" w:hAnsi="Times New Roman" w:cs="Times New Roman"/>
+                <w:sz w:val="26"/>
+                <w:szCs w:val="26"/>
+              </w:rPr>
+            </w:pPr>
+            <w:r>
+              <w:rPr>
+                <w:rFonts w:ascii="Times New Roman" w:hAnsi="Times New Roman" w:cs="Times New Roman"/>
+                <w:sz w:val="26"/>
+                <w:szCs w:val="26"/>
+              </w:rPr>
+              <w:t>5. Thời lượng công việc: 37,5 giờ (7,5 giờ/ngày × 5 ngày).</w:t>
+            </w:r>
+          </w:p>
+          <w:p>
+            <w:pPr>
+              <w:jc w:val="both"/>
+              <w:rPr>
+                <w:rFonts w:ascii="Times New Roman" w:hAnsi="Times New Roman" w:cs="Times New Roman"/>
+                <w:sz w:val="26"/>
+                <w:szCs w:val="26"/>
+              </w:rPr>
+            </w:pPr>
+            <w:r>
+              <w:rPr>
+                <w:rFonts w:ascii="Times New Roman" w:hAnsi="Times New Roman" w:cs="Times New Roman"/>
+                <w:sz w:val="26"/>
+                <w:szCs w:val="26"/>
+              </w:rPr>
+              <w:t xml:space="preserve">6. Sự hỗ trợ: Cô Trần Thị Bé tiếp tục hướng dẫn việc đối chiếu hồ sơ giấy với dữ </w:t>
+            </w:r>
+            <w:r>
+              <w:rPr>
+                <w:rFonts w:ascii="Times New Roman" w:hAnsi="Times New Roman" w:cs="Times New Roman"/>
+                <w:sz w:val="26"/>
+                <w:szCs w:val="26"/>
+              </w:rPr>
+              <w:lastRenderedPageBreak/>
+              <w:t>liệu điện tử, xác định các trường thông tin thiếu hoặc chưa thống nhất và kiểm tra lại kết quả sau cập nhật.</w:t>
+            </w:r>
+          </w:p>
+          <w:p>
+            <w:pPr>
+              <w:jc w:val="both"/>
+              <w:rPr>
+                <w:rFonts w:ascii="Times New Roman" w:hAnsi="Times New Roman" w:cs="Times New Roman"/>
+                <w:sz w:val="26"/>
+                <w:szCs w:val="26"/>
+              </w:rPr>
+            </w:pPr>
+            <w:r>
+              <w:rPr>
+                <w:rFonts w:ascii="Times New Roman" w:hAnsi="Times New Roman" w:cs="Times New Roman"/>
+                <w:sz w:val="26"/>
+                <w:szCs w:val="26"/>
+              </w:rPr>
+              <w:t>7. Khó khăn cụ thể: Một số trường thông tin chưa đầy đủ hoặc chưa thống nhất giữa hồ sơ giấy và dữ liệu điện tử nên cần kiểm tra lại trước khi cập nhật.</w:t>
+            </w:r>
+          </w:p>
+          <w:p>
+            <w:pPr>
+              <w:jc w:val="both"/>
+              <w:rPr>
+                <w:rFonts w:ascii="Times New Roman" w:hAnsi="Times New Roman" w:cs="Times New Roman"/>
+                <w:sz w:val="26"/>
+                <w:szCs w:val="26"/>
+              </w:rPr>
+            </w:pPr>
+            <w:r>
+              <w:rPr>
+                <w:rFonts w:ascii="Times New Roman" w:hAnsi="Times New Roman" w:cs="Times New Roman"/>
+                <w:sz w:val="26"/>
+                <w:szCs w:val="26"/>
+              </w:rPr>
+              <w:t>8. Output của công việc đó cụ thể là gì: Hoàn thành phần nhập, cập nhật và đối chiếu được phân công trong 5 ngày; ghi nhận các trường thông tin cần kiểm tra và sắp xếp hồ sơ sau xử lý.</w:t>
+            </w:r>
+          </w:p>
+          <w:p>
+            <w:pPr>
+              <w:jc w:val="both"/>
+              <w:rPr>
+                <w:rFonts w:ascii="Times New Roman" w:hAnsi="Times New Roman" w:cs="Times New Roman"/>
+                <w:sz w:val="26"/>
+                <w:szCs w:val="26"/>
+              </w:rPr>
+            </w:pPr>
+            <w:r>
+              <w:rPr>
+                <w:rFonts w:ascii="Times New Roman" w:hAnsi="Times New Roman" w:cs="Times New Roman"/>
+                <w:sz w:val="26"/>
+                <w:szCs w:val="26"/>
+              </w:rPr>
+              <w:t>9. Tác động/giá trị: Hỗ trợ nâng cao tính đầy đủ, chính xác và nhất quán của dữ liệu học sinh trước khi sử dụng cho thống kê và phân tích.</w:t>
+            </w:r>
+          </w:p>
+          <w:p>
+            <w:pPr>
               <w:spacing w:line="432" w:lineRule="auto"/>
               <w:jc w:val="both"/>
               <w:rPr>
@@ -1775,115 +2334,11 @@
             </w:pPr>
             <w:r>
               <w:rPr>
-                <w:rFonts w:ascii="Times New Roman" w:eastAsia="Times New Roman" w:hAnsi="Times New Roman" w:cs="Times New Roman"/>
-                <w:sz w:val="26"/>
-                <w:szCs w:val="26"/>
-              </w:rPr>
-              <w:t>- Tiếp tục hỗ trợ nhập liệu và cập nhật thông tin học sinh theo sự phân công.</w:t>
-            </w:r>
-          </w:p>
-          <w:p>
-            <w:pPr>
-              <w:spacing w:line="432" w:lineRule="auto"/>
-              <w:jc w:val="both"/>
-              <w:rPr>
-                <w:rFonts w:ascii="Times New Roman" w:eastAsia="Times New Roman" w:hAnsi="Times New Roman" w:cs="Times New Roman"/>
-                <w:sz w:val="26"/>
-                <w:szCs w:val="26"/>
-              </w:rPr>
-            </w:pPr>
-            <w:r>
-              <w:rPr>
-                <w:rFonts w:ascii="Times New Roman" w:eastAsia="Times New Roman" w:hAnsi="Times New Roman" w:cs="Times New Roman"/>
-                <w:sz w:val="26"/>
-                <w:szCs w:val="26"/>
-              </w:rPr>
-              <w:t xml:space="preserve">- Kiểm tra, rà soát các trường thông tin trong danh sách học sinh như mã định danh, họ tên, ngày </w:t>
-            </w:r>
-            <w:r>
-              <w:rPr>
-                <w:rFonts w:ascii="Times New Roman" w:eastAsia="Times New Roman" w:hAnsi="Times New Roman" w:cs="Times New Roman"/>
-                <w:sz w:val="26"/>
-                <w:szCs w:val="26"/>
-              </w:rPr>
-              <w:lastRenderedPageBreak/>
-              <w:t>sinh, giới tính, dân tộc và trạng thái học sinh.</w:t>
-            </w:r>
-          </w:p>
-          <w:p>
-            <w:pPr>
-              <w:spacing w:line="432" w:lineRule="auto"/>
-              <w:jc w:val="both"/>
-              <w:rPr>
-                <w:rFonts w:ascii="Times New Roman" w:eastAsia="Times New Roman" w:hAnsi="Times New Roman" w:cs="Times New Roman"/>
-                <w:sz w:val="26"/>
-                <w:szCs w:val="26"/>
-              </w:rPr>
-            </w:pPr>
-            <w:r>
-              <w:rPr>
-                <w:rFonts w:ascii="Times New Roman" w:eastAsia="Times New Roman" w:hAnsi="Times New Roman" w:cs="Times New Roman"/>
-                <w:sz w:val="26"/>
-                <w:szCs w:val="26"/>
-              </w:rPr>
-              <w:t>- Đối chiếu thông tin giữa hồ sơ được cung cấp và dữ liệu điện tử nhằm phát hiện các thông tin chưa đầy đủ hoặc chưa thống nhất.</w:t>
-            </w:r>
-          </w:p>
-          <w:p>
-            <w:pPr>
-              <w:spacing w:line="432" w:lineRule="auto"/>
-              <w:jc w:val="both"/>
-              <w:rPr>
-                <w:rFonts w:ascii="Times New Roman" w:eastAsia="Times New Roman" w:hAnsi="Times New Roman" w:cs="Times New Roman"/>
-                <w:sz w:val="26"/>
-                <w:szCs w:val="26"/>
-              </w:rPr>
-            </w:pPr>
-            <w:r>
-              <w:rPr>
-                <w:rFonts w:ascii="Times New Roman" w:eastAsia="Times New Roman" w:hAnsi="Times New Roman" w:cs="Times New Roman"/>
-                <w:sz w:val="26"/>
-                <w:szCs w:val="26"/>
-              </w:rPr>
-              <w:t>- Kiểm tra định dạng và tính đầy đủ của dữ liệu trước khi sử dụng cho công tác thống kê, tổng hợp.</w:t>
-            </w:r>
-          </w:p>
-          <w:p>
-            <w:pPr>
-              <w:spacing w:line="432" w:lineRule="auto"/>
-              <w:jc w:val="both"/>
-              <w:rPr>
-                <w:rFonts w:ascii="Times New Roman" w:eastAsia="Times New Roman" w:hAnsi="Times New Roman" w:cs="Times New Roman"/>
-                <w:sz w:val="26"/>
-                <w:szCs w:val="26"/>
-              </w:rPr>
-            </w:pPr>
-            <w:r>
-              <w:rPr>
-                <w:rFonts w:ascii="Times New Roman" w:eastAsia="Times New Roman" w:hAnsi="Times New Roman" w:cs="Times New Roman"/>
-                <w:sz w:val="26"/>
-                <w:szCs w:val="26"/>
-              </w:rPr>
-              <w:t>- Hỗ trợ sắp xếp, phân loại và lưu trữ hồ sơ học sinh theo quy định.</w:t>
-            </w:r>
-          </w:p>
-          <w:p>
-            <w:pPr>
-              <w:spacing w:line="432" w:lineRule="auto"/>
-              <w:jc w:val="both"/>
-              <w:rPr>
-                <w:rFonts w:ascii="Times New Roman" w:eastAsia="Times New Roman" w:hAnsi="Times New Roman" w:cs="Times New Roman"/>
-                <w:sz w:val="26"/>
-                <w:szCs w:val="26"/>
-              </w:rPr>
-            </w:pPr>
-            <w:r>
-              <w:rPr>
-                <w:rFonts w:ascii="Times New Roman" w:eastAsia="Times New Roman" w:hAnsi="Times New Roman" w:cs="Times New Roman"/>
-                <w:sz w:val="26"/>
-                <w:szCs w:val="26"/>
-              </w:rPr>
-              <w:t>- Thực hiện một số công việc hành chính khác theo sự phân công của cán bộ hướng dẫn.</w:t>
+                <w:rFonts w:ascii="Times New Roman" w:hAnsi="Times New Roman" w:cs="Times New Roman"/>
+                <w:sz w:val="26"/>
+                <w:szCs w:val="26"/>
+              </w:rPr>
+              <w:t>10. Học hỏi được điều gì: Hiểu rõ hơn yêu cầu về chất lượng dữ liệu và cách đối chiếu nhiều nguồn trước khi cập nhật.</w:t>
             </w:r>
           </w:p>
         </w:tc>
@@ -1906,6 +2361,79 @@
           </w:tcPr>
           <w:p>
             <w:pPr>
+              <w:jc w:val="both"/>
+              <w:rPr>
+                <w:rFonts w:ascii="Times New Roman" w:hAnsi="Times New Roman" w:cs="Times New Roman"/>
+                <w:sz w:val="26"/>
+                <w:szCs w:val="26"/>
+              </w:rPr>
+            </w:pPr>
+            <w:r>
+              <w:rPr>
+                <w:rFonts w:ascii="Times New Roman" w:hAnsi="Times New Roman" w:cs="Times New Roman"/>
+                <w:sz w:val="26"/>
+                <w:szCs w:val="26"/>
+              </w:rPr>
+              <w:lastRenderedPageBreak/>
+              <w:t>- Hoàn thành việc nhập liệu và cập nhật các thông tin học sinh được phân công. Hoàn thành xử lý 72 bộ hồ sơ còn lại, hoàn tất 132 bộ hồ sơ học sinh lớp 6 mới.</w:t>
+            </w:r>
+          </w:p>
+          <w:p>
+            <w:pPr>
+              <w:jc w:val="both"/>
+              <w:rPr>
+                <w:rFonts w:ascii="Times New Roman" w:hAnsi="Times New Roman" w:cs="Times New Roman"/>
+                <w:sz w:val="26"/>
+                <w:szCs w:val="26"/>
+              </w:rPr>
+            </w:pPr>
+            <w:r>
+              <w:rPr>
+                <w:rFonts w:ascii="Times New Roman" w:hAnsi="Times New Roman" w:cs="Times New Roman"/>
+                <w:sz w:val="26"/>
+                <w:szCs w:val="26"/>
+              </w:rPr>
+              <w:t>- Biết cách kiểm tra và đối chiếu các trường thông tin trong dữ liệu học sinh.</w:t>
+            </w:r>
+          </w:p>
+          <w:p>
+            <w:pPr>
+              <w:jc w:val="both"/>
+              <w:rPr>
+                <w:rFonts w:ascii="Times New Roman" w:hAnsi="Times New Roman" w:cs="Times New Roman"/>
+                <w:sz w:val="26"/>
+                <w:szCs w:val="26"/>
+              </w:rPr>
+            </w:pPr>
+            <w:r>
+              <w:rPr>
+                <w:rFonts w:ascii="Times New Roman" w:hAnsi="Times New Roman" w:cs="Times New Roman"/>
+                <w:sz w:val="26"/>
+                <w:szCs w:val="26"/>
+              </w:rPr>
+              <w:t>- Phát hiện và ghi nhận một số trường dữ liệu chưa có thông tin hoặc cần được kiểm tra, bổ sung.</w:t>
+            </w:r>
+          </w:p>
+          <w:p>
+            <w:pPr>
+              <w:jc w:val="both"/>
+              <w:rPr>
+                <w:rFonts w:ascii="Times New Roman" w:hAnsi="Times New Roman" w:cs="Times New Roman"/>
+                <w:sz w:val="26"/>
+                <w:szCs w:val="26"/>
+              </w:rPr>
+            </w:pPr>
+            <w:r>
+              <w:rPr>
+                <w:rFonts w:ascii="Times New Roman" w:hAnsi="Times New Roman" w:cs="Times New Roman"/>
+                <w:sz w:val="26"/>
+                <w:szCs w:val="26"/>
+              </w:rPr>
+              <w:t>- Nắm được các yêu cầu cơ bản về tính đầy đủ, chính xác và thống nhất của dữ liệu trước khi thực hiện thống kê.</w:t>
+            </w:r>
+          </w:p>
+          <w:p>
+            <w:pPr>
               <w:spacing w:line="432" w:lineRule="auto"/>
               <w:jc w:val="both"/>
               <w:rPr>
@@ -1916,93 +2444,7 @@
             </w:pPr>
             <w:r>
               <w:rPr>
-                <w:rFonts w:ascii="Times New Roman" w:eastAsia="Times New Roman" w:hAnsi="Times New Roman" w:cs="Times New Roman"/>
-                <w:sz w:val="26"/>
-                <w:szCs w:val="26"/>
-              </w:rPr>
-              <w:lastRenderedPageBreak/>
-              <w:t>- Hoàn thành việc nhập liệu và cập nhật các thông tin học sinh được phân công.</w:t>
-            </w:r>
-          </w:p>
-          <w:p>
-            <w:pPr>
-              <w:spacing w:line="432" w:lineRule="auto"/>
-              <w:jc w:val="both"/>
-              <w:rPr>
-                <w:rFonts w:ascii="Times New Roman" w:eastAsia="Times New Roman" w:hAnsi="Times New Roman" w:cs="Times New Roman"/>
-                <w:sz w:val="26"/>
-                <w:szCs w:val="26"/>
-              </w:rPr>
-            </w:pPr>
-            <w:r>
-              <w:rPr>
-                <w:rFonts w:ascii="Times New Roman" w:eastAsia="Times New Roman" w:hAnsi="Times New Roman" w:cs="Times New Roman"/>
-                <w:sz w:val="26"/>
-                <w:szCs w:val="26"/>
-              </w:rPr>
-              <w:t xml:space="preserve">- Biết cách kiểm tra và đối chiếu các trường thông </w:t>
-            </w:r>
-            <w:r>
-              <w:rPr>
-                <w:rFonts w:ascii="Times New Roman" w:eastAsia="Times New Roman" w:hAnsi="Times New Roman" w:cs="Times New Roman"/>
-                <w:sz w:val="26"/>
-                <w:szCs w:val="26"/>
-              </w:rPr>
-              <w:lastRenderedPageBreak/>
-              <w:t>tin trong dữ liệu học sinh.</w:t>
-            </w:r>
-          </w:p>
-          <w:p>
-            <w:pPr>
-              <w:spacing w:line="432" w:lineRule="auto"/>
-              <w:jc w:val="both"/>
-              <w:rPr>
-                <w:rFonts w:ascii="Times New Roman" w:eastAsia="Times New Roman" w:hAnsi="Times New Roman" w:cs="Times New Roman"/>
-                <w:sz w:val="26"/>
-                <w:szCs w:val="26"/>
-              </w:rPr>
-            </w:pPr>
-            <w:r>
-              <w:rPr>
-                <w:rFonts w:ascii="Times New Roman" w:eastAsia="Times New Roman" w:hAnsi="Times New Roman" w:cs="Times New Roman"/>
-                <w:sz w:val="26"/>
-                <w:szCs w:val="26"/>
-              </w:rPr>
-              <w:t>- Phát hiện và ghi nhận một số trường dữ liệu chưa có thông tin hoặc cần được kiểm tra, bổ sung.</w:t>
-            </w:r>
-          </w:p>
-          <w:p>
-            <w:pPr>
-              <w:spacing w:line="432" w:lineRule="auto"/>
-              <w:jc w:val="both"/>
-              <w:rPr>
-                <w:rFonts w:ascii="Times New Roman" w:eastAsia="Times New Roman" w:hAnsi="Times New Roman" w:cs="Times New Roman"/>
-                <w:sz w:val="26"/>
-                <w:szCs w:val="26"/>
-              </w:rPr>
-            </w:pPr>
-            <w:r>
-              <w:rPr>
-                <w:rFonts w:ascii="Times New Roman" w:eastAsia="Times New Roman" w:hAnsi="Times New Roman" w:cs="Times New Roman"/>
-                <w:sz w:val="26"/>
-                <w:szCs w:val="26"/>
-              </w:rPr>
-              <w:t>- Nắm được các yêu cầu cơ bản về tính đầy đủ, chính xác và thống nhất của dữ liệu trước khi thực hiện thống kê.</w:t>
-            </w:r>
-          </w:p>
-          <w:p>
-            <w:pPr>
-              <w:spacing w:line="432" w:lineRule="auto"/>
-              <w:jc w:val="both"/>
-              <w:rPr>
-                <w:rFonts w:ascii="Times New Roman" w:eastAsia="Times New Roman" w:hAnsi="Times New Roman" w:cs="Times New Roman"/>
-                <w:sz w:val="26"/>
-                <w:szCs w:val="26"/>
-              </w:rPr>
-            </w:pPr>
-            <w:r>
-              <w:rPr>
-                <w:rFonts w:ascii="Times New Roman" w:eastAsia="Times New Roman" w:hAnsi="Times New Roman" w:cs="Times New Roman"/>
+                <w:rFonts w:ascii="Times New Roman" w:hAnsi="Times New Roman" w:cs="Times New Roman"/>
                 <w:sz w:val="26"/>
                 <w:szCs w:val="26"/>
               </w:rPr>
@@ -2039,40 +2481,39 @@
           </w:tcPr>
           <w:p>
             <w:pPr>
+              <w:jc w:val="center"/>
+              <w:rPr>
+                <w:rFonts w:ascii="Times New Roman" w:hAnsi="Times New Roman" w:cs="Times New Roman"/>
+                <w:b/>
+                <w:bCs/>
+                <w:sz w:val="26"/>
+                <w:szCs w:val="26"/>
+              </w:rPr>
+            </w:pPr>
+            <w:r>
+              <w:rPr>
+                <w:rFonts w:ascii="Times New Roman" w:hAnsi="Times New Roman" w:cs="Times New Roman"/>
+                <w:b/>
+                <w:bCs/>
+                <w:sz w:val="26"/>
+                <w:szCs w:val="26"/>
+              </w:rPr>
+              <w:t>Tuần 6</w:t>
+            </w:r>
+          </w:p>
+          <w:p>
+            <w:pPr>
               <w:spacing w:line="360" w:lineRule="auto"/>
               <w:jc w:val="center"/>
               <w:rPr>
                 <w:rFonts w:ascii="Times New Roman" w:eastAsia="Times New Roman" w:hAnsi="Times New Roman" w:cs="Times New Roman"/>
-                <w:b/>
-                <w:bCs/>
-                <w:sz w:val="26"/>
-                <w:szCs w:val="26"/>
-              </w:rPr>
-            </w:pPr>
-            <w:r>
-              <w:rPr>
-                <w:rFonts w:ascii="Times New Roman" w:eastAsia="Times New Roman" w:hAnsi="Times New Roman" w:cs="Times New Roman"/>
-                <w:b/>
-                <w:bCs/>
-                <w:sz w:val="26"/>
-                <w:szCs w:val="26"/>
-              </w:rPr>
-              <w:t>Tuần 6</w:t>
-            </w:r>
-          </w:p>
-          <w:p>
-            <w:pPr>
-              <w:spacing w:line="360" w:lineRule="auto"/>
-              <w:jc w:val="center"/>
-              <w:rPr>
-                <w:rFonts w:ascii="Times New Roman" w:eastAsia="Times New Roman" w:hAnsi="Times New Roman" w:cs="Times New Roman"/>
-                <w:sz w:val="26"/>
-                <w:szCs w:val="26"/>
-              </w:rPr>
-            </w:pPr>
-            <w:r>
-              <w:rPr>
-                <w:rFonts w:ascii="Times New Roman" w:eastAsia="Times New Roman" w:hAnsi="Times New Roman" w:cs="Times New Roman"/>
+                <w:sz w:val="26"/>
+                <w:szCs w:val="26"/>
+              </w:rPr>
+            </w:pPr>
+            <w:r>
+              <w:rPr>
+                <w:rFonts w:ascii="Times New Roman" w:hAnsi="Times New Roman" w:cs="Times New Roman"/>
                 <w:sz w:val="26"/>
                 <w:szCs w:val="26"/>
               </w:rPr>
@@ -2099,6 +2540,186 @@
           </w:tcPr>
           <w:p>
             <w:pPr>
+              <w:jc w:val="both"/>
+              <w:rPr>
+                <w:rFonts w:ascii="Times New Roman" w:hAnsi="Times New Roman" w:cs="Times New Roman"/>
+                <w:sz w:val="26"/>
+                <w:szCs w:val="26"/>
+              </w:rPr>
+            </w:pPr>
+            <w:r>
+              <w:rPr>
+                <w:rFonts w:ascii="Times New Roman" w:hAnsi="Times New Roman" w:cs="Times New Roman"/>
+                <w:sz w:val="26"/>
+                <w:szCs w:val="26"/>
+              </w:rPr>
+              <w:t xml:space="preserve">1. Ai hướng dẫn (nếu cần sự chỉ dẫn): Cô Trần Thị Bé tiếp tục trực tiếp giao việc và hướng dẫn cách kiểm kê, đối chiếu, ghi nhận sai lệch trong hồ sơ học sinh; cô Cổ Thị Ngọc </w:t>
+            </w:r>
+            <w:r>
+              <w:rPr>
+                <w:rFonts w:ascii="Times New Roman" w:hAnsi="Times New Roman" w:cs="Times New Roman"/>
+                <w:sz w:val="26"/>
+                <w:szCs w:val="26"/>
+              </w:rPr>
+              <w:lastRenderedPageBreak/>
+              <w:t>Nữ theo dõi quá trình thực tập theo phân công.</w:t>
+            </w:r>
+          </w:p>
+          <w:p>
+            <w:pPr>
+              <w:jc w:val="both"/>
+              <w:rPr>
+                <w:rFonts w:ascii="Times New Roman" w:hAnsi="Times New Roman" w:cs="Times New Roman"/>
+                <w:sz w:val="26"/>
+                <w:szCs w:val="26"/>
+              </w:rPr>
+            </w:pPr>
+            <w:r>
+              <w:rPr>
+                <w:rFonts w:ascii="Times New Roman" w:hAnsi="Times New Roman" w:cs="Times New Roman"/>
+                <w:sz w:val="26"/>
+                <w:szCs w:val="26"/>
+              </w:rPr>
+              <w:t>2. Công cụ/thiết bị sử dụng: Hồ sơ giấy, Microsoft Excel.</w:t>
+            </w:r>
+          </w:p>
+          <w:p>
+            <w:pPr>
+              <w:jc w:val="both"/>
+              <w:rPr>
+                <w:rFonts w:ascii="Times New Roman" w:hAnsi="Times New Roman" w:cs="Times New Roman"/>
+                <w:sz w:val="26"/>
+                <w:szCs w:val="26"/>
+              </w:rPr>
+            </w:pPr>
+            <w:r>
+              <w:rPr>
+                <w:rFonts w:ascii="Times New Roman" w:hAnsi="Times New Roman" w:cs="Times New Roman"/>
+                <w:sz w:val="26"/>
+                <w:szCs w:val="26"/>
+              </w:rPr>
+              <w:t>3. Công việc cụ thể là gì: Tiếp tục thực hiện công việc đối chiếu hồ sơ giấy với dữ liệu điện tử theo nội dung tuần 5; kiểm kê và rà soát hồ sơ học sinh, kiểm tra các thông tin còn thiếu, sai lệch hoặc chưa thống nhất và báo cáo lại với người phụ trách là cô Trần Thị Bé.</w:t>
+            </w:r>
+          </w:p>
+          <w:p>
+            <w:pPr>
+              <w:jc w:val="both"/>
+              <w:rPr>
+                <w:rFonts w:ascii="Times New Roman" w:hAnsi="Times New Roman" w:cs="Times New Roman"/>
+                <w:sz w:val="26"/>
+                <w:szCs w:val="26"/>
+              </w:rPr>
+            </w:pPr>
+            <w:r>
+              <w:rPr>
+                <w:rFonts w:ascii="Times New Roman" w:hAnsi="Times New Roman" w:cs="Times New Roman"/>
+                <w:sz w:val="26"/>
+                <w:szCs w:val="26"/>
+              </w:rPr>
+              <w:t>4. Quy trình làm công việc đó: Lập danh sách kiểm tra -&gt; Đối chiếu từng trường thông tin -&gt; Đánh dấu sai lệch -&gt; Trao đổi với cô Trần Thị Bé -&gt; Cập nhật những nội dung đã được xác nhận -&gt; Kiểm tra lại và tổng hợp các trường hợp cần theo dõi.</w:t>
+            </w:r>
+          </w:p>
+          <w:p>
+            <w:pPr>
+              <w:jc w:val="both"/>
+              <w:rPr>
+                <w:rFonts w:ascii="Times New Roman" w:hAnsi="Times New Roman" w:cs="Times New Roman"/>
+                <w:sz w:val="26"/>
+                <w:szCs w:val="26"/>
+              </w:rPr>
+            </w:pPr>
+            <w:r>
+              <w:rPr>
+                <w:rFonts w:ascii="Times New Roman" w:hAnsi="Times New Roman" w:cs="Times New Roman"/>
+                <w:sz w:val="26"/>
+                <w:szCs w:val="26"/>
+              </w:rPr>
+              <w:t>5. Thời lượng công việc: 37,5 giờ (7,5 giờ/ngày × 5 ngày).</w:t>
+            </w:r>
+          </w:p>
+          <w:p>
+            <w:pPr>
+              <w:jc w:val="both"/>
+              <w:rPr>
+                <w:rFonts w:ascii="Times New Roman" w:hAnsi="Times New Roman" w:cs="Times New Roman"/>
+                <w:sz w:val="26"/>
+                <w:szCs w:val="26"/>
+              </w:rPr>
+            </w:pPr>
+            <w:r>
+              <w:rPr>
+                <w:rFonts w:ascii="Times New Roman" w:hAnsi="Times New Roman" w:cs="Times New Roman"/>
+                <w:sz w:val="26"/>
+                <w:szCs w:val="26"/>
+              </w:rPr>
+              <w:t>6. Sự hỗ trợ: Cô Trần Thị Bé cung cấp hồ sơ gốc và hướng dẫn cách xác định trường hợp cần bổ sung, xác minh; các nội dung chưa chắc chắn được trao đổi trước khi cập nhật. Cô Cổ Thị Ngọc Nữ theo dõi tiến độ thực tập.</w:t>
+            </w:r>
+          </w:p>
+          <w:p>
+            <w:pPr>
+              <w:jc w:val="both"/>
+              <w:rPr>
+                <w:rFonts w:ascii="Times New Roman" w:hAnsi="Times New Roman" w:cs="Times New Roman"/>
+                <w:sz w:val="26"/>
+                <w:szCs w:val="26"/>
+              </w:rPr>
+            </w:pPr>
+            <w:r>
+              <w:rPr>
+                <w:rFonts w:ascii="Times New Roman" w:hAnsi="Times New Roman" w:cs="Times New Roman"/>
+                <w:sz w:val="26"/>
+                <w:szCs w:val="26"/>
+              </w:rPr>
+              <w:t xml:space="preserve">7. Khó khăn cụ thể: Việc đối chiếu giữa hai nguồn </w:t>
+            </w:r>
+            <w:r>
+              <w:rPr>
+                <w:rFonts w:ascii="Times New Roman" w:hAnsi="Times New Roman" w:cs="Times New Roman"/>
+                <w:sz w:val="26"/>
+                <w:szCs w:val="26"/>
+              </w:rPr>
+              <w:lastRenderedPageBreak/>
+              <w:t>dữ liệu phải thực hiện tuần tự để tránh bỏ sót; một số trường hợp cần kiểm tra lại trước khi kết luận.</w:t>
+            </w:r>
+          </w:p>
+          <w:p>
+            <w:pPr>
+              <w:jc w:val="both"/>
+              <w:rPr>
+                <w:rFonts w:ascii="Times New Roman" w:hAnsi="Times New Roman" w:cs="Times New Roman"/>
+                <w:sz w:val="26"/>
+                <w:szCs w:val="26"/>
+              </w:rPr>
+            </w:pPr>
+            <w:r>
+              <w:rPr>
+                <w:rFonts w:ascii="Times New Roman" w:hAnsi="Times New Roman" w:cs="Times New Roman"/>
+                <w:sz w:val="26"/>
+                <w:szCs w:val="26"/>
+              </w:rPr>
+              <w:t>8. Output của công việc đó cụ thể là gì: Hoàn thành kiểm kê và đối chiếu các hồ sơ được phân công trong 5 ngày (37,5 giờ); cập nhật các thay đổi đã được xác nhận và tổng hợp các trường hợp cần theo dõi.</w:t>
+            </w:r>
+          </w:p>
+          <w:p>
+            <w:pPr>
+              <w:jc w:val="both"/>
+              <w:rPr>
+                <w:rFonts w:ascii="Times New Roman" w:hAnsi="Times New Roman" w:cs="Times New Roman"/>
+                <w:sz w:val="26"/>
+                <w:szCs w:val="26"/>
+              </w:rPr>
+            </w:pPr>
+            <w:r>
+              <w:rPr>
+                <w:rFonts w:ascii="Times New Roman" w:hAnsi="Times New Roman" w:cs="Times New Roman"/>
+                <w:sz w:val="26"/>
+                <w:szCs w:val="26"/>
+              </w:rPr>
+              <w:t>9. Tác động/giá trị: Giảm chênh lệch giữa hồ sơ giấy và dữ liệu điện tử, góp phần tạo nguồn dữ liệu đáng tin cậy hơn cho các bước tổng hợp sau.</w:t>
+            </w:r>
+          </w:p>
+          <w:p>
+            <w:pPr>
               <w:spacing w:line="432" w:lineRule="auto"/>
               <w:jc w:val="both"/>
               <w:rPr>
@@ -2109,50 +2730,11 @@
             </w:pPr>
             <w:r>
               <w:rPr>
-                <w:rFonts w:ascii="Times New Roman" w:eastAsia="Times New Roman" w:hAnsi="Times New Roman" w:cs="Times New Roman"/>
-                <w:sz w:val="26"/>
-                <w:szCs w:val="26"/>
-              </w:rPr>
-              <w:t>- Hỗ trợ kiểm kê và rà soát hồ sơ học sinh theo sự phân công.</w:t>
-            </w:r>
-          </w:p>
-          <w:p>
-            <w:pPr>
-              <w:spacing w:line="432" w:lineRule="auto"/>
-              <w:jc w:val="both"/>
-              <w:rPr>
-                <w:rFonts w:ascii="Times New Roman" w:eastAsia="Times New Roman" w:hAnsi="Times New Roman" w:cs="Times New Roman"/>
-                <w:sz w:val="26"/>
-                <w:szCs w:val="26"/>
-              </w:rPr>
-            </w:pPr>
-            <w:r>
-              <w:rPr>
-                <w:rFonts w:ascii="Times New Roman" w:eastAsia="Times New Roman" w:hAnsi="Times New Roman" w:cs="Times New Roman"/>
-                <w:sz w:val="26"/>
-                <w:szCs w:val="26"/>
-              </w:rPr>
-              <w:lastRenderedPageBreak/>
-              <w:t>- Đối chiếu thông tin học sinh giữa hồ sơ giấy và dữ liệu điện tử.</w:t>
-            </w:r>
-          </w:p>
-          <w:p>
-            <w:pPr>
-              <w:spacing w:line="432" w:lineRule="auto"/>
-              <w:jc w:val="both"/>
-              <w:rPr>
-                <w:rFonts w:ascii="Times New Roman" w:eastAsia="Times New Roman" w:hAnsi="Times New Roman" w:cs="Times New Roman"/>
-                <w:sz w:val="26"/>
-                <w:szCs w:val="26"/>
-              </w:rPr>
-            </w:pPr>
-            <w:r>
-              <w:rPr>
-                <w:rFonts w:ascii="Times New Roman" w:eastAsia="Times New Roman" w:hAnsi="Times New Roman" w:cs="Times New Roman"/>
-                <w:sz w:val="26"/>
-                <w:szCs w:val="26"/>
-              </w:rPr>
-              <w:t xml:space="preserve">- Kiểm tra các thông tin còn thiếu, sai lệch hoặc chưa thống nhất và báo cáo lại với người phụ trách. </w:t>
+                <w:rFonts w:ascii="Times New Roman" w:hAnsi="Times New Roman" w:cs="Times New Roman"/>
+                <w:sz w:val="26"/>
+                <w:szCs w:val="26"/>
+              </w:rPr>
+              <w:t>10. Học hỏi được điều gì: Biết cách kiểm soát chất lượng dữ liệu bằng việc đối chiếu với nguồn gốc và ghi nhận các trường hợp cần xác minh.</w:t>
             </w:r>
           </w:p>
         </w:tc>
@@ -2175,6 +2757,586 @@
           </w:tcPr>
           <w:p>
             <w:pPr>
+              <w:jc w:val="both"/>
+              <w:rPr>
+                <w:rFonts w:ascii="Times New Roman" w:hAnsi="Times New Roman" w:cs="Times New Roman"/>
+                <w:sz w:val="26"/>
+                <w:szCs w:val="26"/>
+              </w:rPr>
+            </w:pPr>
+            <w:r>
+              <w:rPr>
+                <w:rFonts w:ascii="Times New Roman" w:hAnsi="Times New Roman" w:cs="Times New Roman"/>
+                <w:sz w:val="26"/>
+                <w:szCs w:val="26"/>
+              </w:rPr>
+              <w:lastRenderedPageBreak/>
+              <w:t>- Hoàn thành bước rà soát tổng thể dữ liệu học sinh của trường.</w:t>
+            </w:r>
+          </w:p>
+          <w:p>
+            <w:pPr>
+              <w:jc w:val="both"/>
+              <w:rPr>
+                <w:rFonts w:ascii="Times New Roman" w:hAnsi="Times New Roman" w:cs="Times New Roman"/>
+                <w:sz w:val="26"/>
+                <w:szCs w:val="26"/>
+                <w:lang w:val="en-US"/>
+              </w:rPr>
+            </w:pPr>
+            <w:r>
+              <w:rPr>
+                <w:rFonts w:ascii="Times New Roman" w:hAnsi="Times New Roman" w:cs="Times New Roman"/>
+                <w:sz w:val="26"/>
+                <w:szCs w:val="26"/>
+                <w:lang w:val="en-US"/>
+              </w:rPr>
+              <w:t xml:space="preserve">- Hoàn </w:t>
+            </w:r>
+            <w:proofErr w:type="spellStart"/>
+            <w:r>
+              <w:rPr>
+                <w:rFonts w:ascii="Times New Roman" w:hAnsi="Times New Roman" w:cs="Times New Roman"/>
+                <w:sz w:val="26"/>
+                <w:szCs w:val="26"/>
+                <w:lang w:val="en-US"/>
+              </w:rPr>
+              <w:t>thiện</w:t>
+            </w:r>
+            <w:proofErr w:type="spellEnd"/>
+            <w:r>
+              <w:rPr>
+                <w:rFonts w:ascii="Times New Roman" w:hAnsi="Times New Roman" w:cs="Times New Roman"/>
+                <w:sz w:val="26"/>
+                <w:szCs w:val="26"/>
+                <w:lang w:val="en-US"/>
+              </w:rPr>
+              <w:t xml:space="preserve"> file Excel </w:t>
+            </w:r>
+            <w:proofErr w:type="spellStart"/>
+            <w:r>
+              <w:rPr>
+                <w:rFonts w:ascii="Times New Roman" w:hAnsi="Times New Roman" w:cs="Times New Roman"/>
+                <w:sz w:val="26"/>
+                <w:szCs w:val="26"/>
+                <w:lang w:val="en-US"/>
+              </w:rPr>
+              <w:t>sau</w:t>
+            </w:r>
+            <w:proofErr w:type="spellEnd"/>
+            <w:r>
+              <w:rPr>
+                <w:rFonts w:ascii="Times New Roman" w:hAnsi="Times New Roman" w:cs="Times New Roman"/>
+                <w:sz w:val="26"/>
+                <w:szCs w:val="26"/>
+                <w:lang w:val="en-US"/>
+              </w:rPr>
+              <w:t xml:space="preserve"> </w:t>
+            </w:r>
+            <w:proofErr w:type="spellStart"/>
+            <w:r>
+              <w:rPr>
+                <w:rFonts w:ascii="Times New Roman" w:hAnsi="Times New Roman" w:cs="Times New Roman"/>
+                <w:sz w:val="26"/>
+                <w:szCs w:val="26"/>
+                <w:lang w:val="en-US"/>
+              </w:rPr>
+              <w:t>khi</w:t>
+            </w:r>
+            <w:proofErr w:type="spellEnd"/>
+            <w:r>
+              <w:rPr>
+                <w:rFonts w:ascii="Times New Roman" w:hAnsi="Times New Roman" w:cs="Times New Roman"/>
+                <w:sz w:val="26"/>
+                <w:szCs w:val="26"/>
+                <w:lang w:val="en-US"/>
+              </w:rPr>
+              <w:t xml:space="preserve"> </w:t>
+            </w:r>
+            <w:proofErr w:type="spellStart"/>
+            <w:r>
+              <w:rPr>
+                <w:rFonts w:ascii="Times New Roman" w:hAnsi="Times New Roman" w:cs="Times New Roman"/>
+                <w:sz w:val="26"/>
+                <w:szCs w:val="26"/>
+                <w:lang w:val="en-US"/>
+              </w:rPr>
+              <w:t>kiểm</w:t>
+            </w:r>
+            <w:proofErr w:type="spellEnd"/>
+            <w:r>
+              <w:rPr>
+                <w:rFonts w:ascii="Times New Roman" w:hAnsi="Times New Roman" w:cs="Times New Roman"/>
+                <w:sz w:val="26"/>
+                <w:szCs w:val="26"/>
+                <w:lang w:val="en-US"/>
+              </w:rPr>
+              <w:t xml:space="preserve"> </w:t>
+            </w:r>
+            <w:proofErr w:type="spellStart"/>
+            <w:r>
+              <w:rPr>
+                <w:rFonts w:ascii="Times New Roman" w:hAnsi="Times New Roman" w:cs="Times New Roman"/>
+                <w:sz w:val="26"/>
+                <w:szCs w:val="26"/>
+                <w:lang w:val="en-US"/>
+              </w:rPr>
+              <w:lastRenderedPageBreak/>
+              <w:t>tra</w:t>
+            </w:r>
+            <w:proofErr w:type="spellEnd"/>
+            <w:r>
+              <w:rPr>
+                <w:rFonts w:ascii="Times New Roman" w:hAnsi="Times New Roman" w:cs="Times New Roman"/>
+                <w:sz w:val="26"/>
+                <w:szCs w:val="26"/>
+                <w:lang w:val="en-US"/>
+              </w:rPr>
+              <w:t xml:space="preserve"> </w:t>
+            </w:r>
+            <w:proofErr w:type="spellStart"/>
+            <w:r>
+              <w:rPr>
+                <w:rFonts w:ascii="Times New Roman" w:hAnsi="Times New Roman" w:cs="Times New Roman"/>
+                <w:sz w:val="26"/>
+                <w:szCs w:val="26"/>
+                <w:lang w:val="en-US"/>
+              </w:rPr>
+              <w:t>và</w:t>
+            </w:r>
+            <w:proofErr w:type="spellEnd"/>
+            <w:r>
+              <w:rPr>
+                <w:rFonts w:ascii="Times New Roman" w:hAnsi="Times New Roman" w:cs="Times New Roman"/>
+                <w:sz w:val="26"/>
+                <w:szCs w:val="26"/>
+                <w:lang w:val="en-US"/>
+              </w:rPr>
+              <w:t xml:space="preserve"> </w:t>
+            </w:r>
+            <w:proofErr w:type="spellStart"/>
+            <w:r>
+              <w:rPr>
+                <w:rFonts w:ascii="Times New Roman" w:hAnsi="Times New Roman" w:cs="Times New Roman"/>
+                <w:sz w:val="26"/>
+                <w:szCs w:val="26"/>
+                <w:lang w:val="en-US"/>
+              </w:rPr>
+              <w:t>cập</w:t>
+            </w:r>
+            <w:proofErr w:type="spellEnd"/>
+            <w:r>
+              <w:rPr>
+                <w:rFonts w:ascii="Times New Roman" w:hAnsi="Times New Roman" w:cs="Times New Roman"/>
+                <w:sz w:val="26"/>
+                <w:szCs w:val="26"/>
+                <w:lang w:val="en-US"/>
+              </w:rPr>
+              <w:t xml:space="preserve"> </w:t>
+            </w:r>
+            <w:proofErr w:type="spellStart"/>
+            <w:r>
+              <w:rPr>
+                <w:rFonts w:ascii="Times New Roman" w:hAnsi="Times New Roman" w:cs="Times New Roman"/>
+                <w:sz w:val="26"/>
+                <w:szCs w:val="26"/>
+                <w:lang w:val="en-US"/>
+              </w:rPr>
+              <w:t>nhật</w:t>
+            </w:r>
+            <w:proofErr w:type="spellEnd"/>
+            <w:r>
+              <w:rPr>
+                <w:rFonts w:ascii="Times New Roman" w:hAnsi="Times New Roman" w:cs="Times New Roman"/>
+                <w:sz w:val="26"/>
+                <w:szCs w:val="26"/>
+                <w:lang w:val="en-US"/>
+              </w:rPr>
+              <w:t xml:space="preserve"> </w:t>
+            </w:r>
+            <w:proofErr w:type="spellStart"/>
+            <w:r>
+              <w:rPr>
+                <w:rFonts w:ascii="Times New Roman" w:hAnsi="Times New Roman" w:cs="Times New Roman"/>
+                <w:sz w:val="26"/>
+                <w:szCs w:val="26"/>
+                <w:lang w:val="en-US"/>
+              </w:rPr>
+              <w:t>các</w:t>
+            </w:r>
+            <w:proofErr w:type="spellEnd"/>
+            <w:r>
+              <w:rPr>
+                <w:rFonts w:ascii="Times New Roman" w:hAnsi="Times New Roman" w:cs="Times New Roman"/>
+                <w:sz w:val="26"/>
+                <w:szCs w:val="26"/>
+                <w:lang w:val="en-US"/>
+              </w:rPr>
+              <w:t xml:space="preserve"> </w:t>
+            </w:r>
+            <w:proofErr w:type="spellStart"/>
+            <w:r>
+              <w:rPr>
+                <w:rFonts w:ascii="Times New Roman" w:hAnsi="Times New Roman" w:cs="Times New Roman"/>
+                <w:sz w:val="26"/>
+                <w:szCs w:val="26"/>
+                <w:lang w:val="en-US"/>
+              </w:rPr>
+              <w:t>thông</w:t>
+            </w:r>
+            <w:proofErr w:type="spellEnd"/>
+            <w:r>
+              <w:rPr>
+                <w:rFonts w:ascii="Times New Roman" w:hAnsi="Times New Roman" w:cs="Times New Roman"/>
+                <w:sz w:val="26"/>
+                <w:szCs w:val="26"/>
+                <w:lang w:val="en-US"/>
+              </w:rPr>
+              <w:t xml:space="preserve"> tin </w:t>
+            </w:r>
+            <w:proofErr w:type="spellStart"/>
+            <w:r>
+              <w:rPr>
+                <w:rFonts w:ascii="Times New Roman" w:hAnsi="Times New Roman" w:cs="Times New Roman"/>
+                <w:sz w:val="26"/>
+                <w:szCs w:val="26"/>
+                <w:lang w:val="en-US"/>
+              </w:rPr>
+              <w:t>cần</w:t>
+            </w:r>
+            <w:proofErr w:type="spellEnd"/>
+            <w:r>
+              <w:rPr>
+                <w:rFonts w:ascii="Times New Roman" w:hAnsi="Times New Roman" w:cs="Times New Roman"/>
+                <w:sz w:val="26"/>
+                <w:szCs w:val="26"/>
+                <w:lang w:val="en-US"/>
+              </w:rPr>
+              <w:t xml:space="preserve"> </w:t>
+            </w:r>
+            <w:proofErr w:type="spellStart"/>
+            <w:r>
+              <w:rPr>
+                <w:rFonts w:ascii="Times New Roman" w:hAnsi="Times New Roman" w:cs="Times New Roman"/>
+                <w:sz w:val="26"/>
+                <w:szCs w:val="26"/>
+                <w:lang w:val="en-US"/>
+              </w:rPr>
+              <w:t>thiết</w:t>
+            </w:r>
+            <w:proofErr w:type="spellEnd"/>
+            <w:r>
+              <w:rPr>
+                <w:rFonts w:ascii="Times New Roman" w:hAnsi="Times New Roman" w:cs="Times New Roman"/>
+                <w:sz w:val="26"/>
+                <w:szCs w:val="26"/>
+                <w:lang w:val="en-US"/>
+              </w:rPr>
+              <w:t>.</w:t>
+            </w:r>
+          </w:p>
+          <w:p>
+            <w:pPr>
+              <w:jc w:val="both"/>
+              <w:rPr>
+                <w:rFonts w:ascii="Times New Roman" w:hAnsi="Times New Roman" w:cs="Times New Roman"/>
+                <w:sz w:val="26"/>
+                <w:szCs w:val="26"/>
+                <w:lang w:val="en-US"/>
+              </w:rPr>
+            </w:pPr>
+            <w:r>
+              <w:rPr>
+                <w:rFonts w:ascii="Times New Roman" w:hAnsi="Times New Roman" w:cs="Times New Roman"/>
+                <w:sz w:val="26"/>
+                <w:szCs w:val="26"/>
+                <w:lang w:val="en-US"/>
+              </w:rPr>
+              <w:t xml:space="preserve">- </w:t>
+            </w:r>
+            <w:proofErr w:type="spellStart"/>
+            <w:r>
+              <w:rPr>
+                <w:rFonts w:ascii="Times New Roman" w:hAnsi="Times New Roman" w:cs="Times New Roman"/>
+                <w:sz w:val="26"/>
+                <w:szCs w:val="26"/>
+                <w:lang w:val="en-US"/>
+              </w:rPr>
+              <w:t>Đưa</w:t>
+            </w:r>
+            <w:proofErr w:type="spellEnd"/>
+            <w:r>
+              <w:rPr>
+                <w:rFonts w:ascii="Times New Roman" w:hAnsi="Times New Roman" w:cs="Times New Roman"/>
+                <w:sz w:val="26"/>
+                <w:szCs w:val="26"/>
+                <w:lang w:val="en-US"/>
+              </w:rPr>
+              <w:t xml:space="preserve"> file </w:t>
+            </w:r>
+            <w:proofErr w:type="spellStart"/>
+            <w:r>
+              <w:rPr>
+                <w:rFonts w:ascii="Times New Roman" w:hAnsi="Times New Roman" w:cs="Times New Roman"/>
+                <w:sz w:val="26"/>
+                <w:szCs w:val="26"/>
+                <w:lang w:val="en-US"/>
+              </w:rPr>
+              <w:t>dữ</w:t>
+            </w:r>
+            <w:proofErr w:type="spellEnd"/>
+            <w:r>
+              <w:rPr>
+                <w:rFonts w:ascii="Times New Roman" w:hAnsi="Times New Roman" w:cs="Times New Roman"/>
+                <w:sz w:val="26"/>
+                <w:szCs w:val="26"/>
+                <w:lang w:val="en-US"/>
+              </w:rPr>
+              <w:t xml:space="preserve"> </w:t>
+            </w:r>
+            <w:proofErr w:type="spellStart"/>
+            <w:r>
+              <w:rPr>
+                <w:rFonts w:ascii="Times New Roman" w:hAnsi="Times New Roman" w:cs="Times New Roman"/>
+                <w:sz w:val="26"/>
+                <w:szCs w:val="26"/>
+                <w:lang w:val="en-US"/>
+              </w:rPr>
+              <w:t>liệu</w:t>
+            </w:r>
+            <w:proofErr w:type="spellEnd"/>
+            <w:r>
+              <w:rPr>
+                <w:rFonts w:ascii="Times New Roman" w:hAnsi="Times New Roman" w:cs="Times New Roman"/>
+                <w:sz w:val="26"/>
+                <w:szCs w:val="26"/>
+                <w:lang w:val="en-US"/>
+              </w:rPr>
+              <w:t xml:space="preserve"> </w:t>
+            </w:r>
+            <w:proofErr w:type="spellStart"/>
+            <w:r>
+              <w:rPr>
+                <w:rFonts w:ascii="Times New Roman" w:hAnsi="Times New Roman" w:cs="Times New Roman"/>
+                <w:sz w:val="26"/>
+                <w:szCs w:val="26"/>
+                <w:lang w:val="en-US"/>
+              </w:rPr>
+              <w:t>đã</w:t>
+            </w:r>
+            <w:proofErr w:type="spellEnd"/>
+            <w:r>
+              <w:rPr>
+                <w:rFonts w:ascii="Times New Roman" w:hAnsi="Times New Roman" w:cs="Times New Roman"/>
+                <w:sz w:val="26"/>
+                <w:szCs w:val="26"/>
+                <w:lang w:val="en-US"/>
+              </w:rPr>
+              <w:t xml:space="preserve"> </w:t>
+            </w:r>
+            <w:proofErr w:type="spellStart"/>
+            <w:r>
+              <w:rPr>
+                <w:rFonts w:ascii="Times New Roman" w:hAnsi="Times New Roman" w:cs="Times New Roman"/>
+                <w:sz w:val="26"/>
+                <w:szCs w:val="26"/>
+                <w:lang w:val="en-US"/>
+              </w:rPr>
+              <w:t>hoàn</w:t>
+            </w:r>
+            <w:proofErr w:type="spellEnd"/>
+            <w:r>
+              <w:rPr>
+                <w:rFonts w:ascii="Times New Roman" w:hAnsi="Times New Roman" w:cs="Times New Roman"/>
+                <w:sz w:val="26"/>
+                <w:szCs w:val="26"/>
+                <w:lang w:val="en-US"/>
+              </w:rPr>
+              <w:t xml:space="preserve"> </w:t>
+            </w:r>
+            <w:proofErr w:type="spellStart"/>
+            <w:r>
+              <w:rPr>
+                <w:rFonts w:ascii="Times New Roman" w:hAnsi="Times New Roman" w:cs="Times New Roman"/>
+                <w:sz w:val="26"/>
+                <w:szCs w:val="26"/>
+                <w:lang w:val="en-US"/>
+              </w:rPr>
+              <w:t>thiện</w:t>
+            </w:r>
+            <w:proofErr w:type="spellEnd"/>
+            <w:r>
+              <w:rPr>
+                <w:rFonts w:ascii="Times New Roman" w:hAnsi="Times New Roman" w:cs="Times New Roman"/>
+                <w:sz w:val="26"/>
+                <w:szCs w:val="26"/>
+                <w:lang w:val="en-US"/>
+              </w:rPr>
+              <w:t xml:space="preserve"> </w:t>
+            </w:r>
+            <w:proofErr w:type="spellStart"/>
+            <w:r>
+              <w:rPr>
+                <w:rFonts w:ascii="Times New Roman" w:hAnsi="Times New Roman" w:cs="Times New Roman"/>
+                <w:sz w:val="26"/>
+                <w:szCs w:val="26"/>
+                <w:lang w:val="en-US"/>
+              </w:rPr>
+              <w:t>lên</w:t>
+            </w:r>
+            <w:proofErr w:type="spellEnd"/>
+            <w:r>
+              <w:rPr>
+                <w:rFonts w:ascii="Times New Roman" w:hAnsi="Times New Roman" w:cs="Times New Roman"/>
+                <w:sz w:val="26"/>
+                <w:szCs w:val="26"/>
+                <w:lang w:val="en-US"/>
+              </w:rPr>
+              <w:t xml:space="preserve"> </w:t>
+            </w:r>
+            <w:proofErr w:type="spellStart"/>
+            <w:r>
+              <w:rPr>
+                <w:rFonts w:ascii="Times New Roman" w:hAnsi="Times New Roman" w:cs="Times New Roman"/>
+                <w:sz w:val="26"/>
+                <w:szCs w:val="26"/>
+                <w:lang w:val="en-US"/>
+              </w:rPr>
+              <w:t>hệ</w:t>
+            </w:r>
+            <w:proofErr w:type="spellEnd"/>
+            <w:r>
+              <w:rPr>
+                <w:rFonts w:ascii="Times New Roman" w:hAnsi="Times New Roman" w:cs="Times New Roman"/>
+                <w:sz w:val="26"/>
+                <w:szCs w:val="26"/>
+                <w:lang w:val="en-US"/>
+              </w:rPr>
+              <w:t xml:space="preserve"> </w:t>
+            </w:r>
+            <w:proofErr w:type="spellStart"/>
+            <w:r>
+              <w:rPr>
+                <w:rFonts w:ascii="Times New Roman" w:hAnsi="Times New Roman" w:cs="Times New Roman"/>
+                <w:sz w:val="26"/>
+                <w:szCs w:val="26"/>
+                <w:lang w:val="en-US"/>
+              </w:rPr>
+              <w:t>thống</w:t>
+            </w:r>
+            <w:proofErr w:type="spellEnd"/>
+            <w:r>
+              <w:rPr>
+                <w:rFonts w:ascii="Times New Roman" w:hAnsi="Times New Roman" w:cs="Times New Roman"/>
+                <w:sz w:val="26"/>
+                <w:szCs w:val="26"/>
+                <w:lang w:val="en-US"/>
+              </w:rPr>
+              <w:t xml:space="preserve"> </w:t>
+            </w:r>
+            <w:proofErr w:type="spellStart"/>
+            <w:r>
+              <w:rPr>
+                <w:rFonts w:ascii="Times New Roman" w:hAnsi="Times New Roman" w:cs="Times New Roman"/>
+                <w:sz w:val="26"/>
+                <w:szCs w:val="26"/>
+                <w:lang w:val="en-US"/>
+              </w:rPr>
+              <w:t>quản</w:t>
+            </w:r>
+            <w:proofErr w:type="spellEnd"/>
+            <w:r>
+              <w:rPr>
+                <w:rFonts w:ascii="Times New Roman" w:hAnsi="Times New Roman" w:cs="Times New Roman"/>
+                <w:sz w:val="26"/>
+                <w:szCs w:val="26"/>
+                <w:lang w:val="en-US"/>
+              </w:rPr>
+              <w:t xml:space="preserve"> </w:t>
+            </w:r>
+            <w:proofErr w:type="spellStart"/>
+            <w:r>
+              <w:rPr>
+                <w:rFonts w:ascii="Times New Roman" w:hAnsi="Times New Roman" w:cs="Times New Roman"/>
+                <w:sz w:val="26"/>
+                <w:szCs w:val="26"/>
+                <w:lang w:val="en-US"/>
+              </w:rPr>
+              <w:t>lý</w:t>
+            </w:r>
+            <w:proofErr w:type="spellEnd"/>
+            <w:r>
+              <w:rPr>
+                <w:rFonts w:ascii="Times New Roman" w:hAnsi="Times New Roman" w:cs="Times New Roman"/>
+                <w:sz w:val="26"/>
+                <w:szCs w:val="26"/>
+                <w:lang w:val="en-US"/>
+              </w:rPr>
+              <w:t xml:space="preserve"> </w:t>
+            </w:r>
+            <w:proofErr w:type="spellStart"/>
+            <w:r>
+              <w:rPr>
+                <w:rFonts w:ascii="Times New Roman" w:hAnsi="Times New Roman" w:cs="Times New Roman"/>
+                <w:sz w:val="26"/>
+                <w:szCs w:val="26"/>
+                <w:lang w:val="en-US"/>
+              </w:rPr>
+              <w:t>của</w:t>
+            </w:r>
+            <w:proofErr w:type="spellEnd"/>
+            <w:r>
+              <w:rPr>
+                <w:rFonts w:ascii="Times New Roman" w:hAnsi="Times New Roman" w:cs="Times New Roman"/>
+                <w:sz w:val="26"/>
+                <w:szCs w:val="26"/>
+                <w:lang w:val="en-US"/>
+              </w:rPr>
+              <w:t xml:space="preserve"> </w:t>
+            </w:r>
+            <w:proofErr w:type="spellStart"/>
+            <w:r>
+              <w:rPr>
+                <w:rFonts w:ascii="Times New Roman" w:hAnsi="Times New Roman" w:cs="Times New Roman"/>
+                <w:sz w:val="26"/>
+                <w:szCs w:val="26"/>
+                <w:lang w:val="en-US"/>
+              </w:rPr>
+              <w:t>nhà</w:t>
+            </w:r>
+            <w:proofErr w:type="spellEnd"/>
+            <w:r>
+              <w:rPr>
+                <w:rFonts w:ascii="Times New Roman" w:hAnsi="Times New Roman" w:cs="Times New Roman"/>
+                <w:sz w:val="26"/>
+                <w:szCs w:val="26"/>
+                <w:lang w:val="en-US"/>
+              </w:rPr>
+              <w:t xml:space="preserve"> </w:t>
+            </w:r>
+            <w:proofErr w:type="spellStart"/>
+            <w:r>
+              <w:rPr>
+                <w:rFonts w:ascii="Times New Roman" w:hAnsi="Times New Roman" w:cs="Times New Roman"/>
+                <w:sz w:val="26"/>
+                <w:szCs w:val="26"/>
+                <w:lang w:val="en-US"/>
+              </w:rPr>
+              <w:t>trường</w:t>
+            </w:r>
+            <w:proofErr w:type="spellEnd"/>
+            <w:r>
+              <w:rPr>
+                <w:rFonts w:ascii="Times New Roman" w:hAnsi="Times New Roman" w:cs="Times New Roman"/>
+                <w:sz w:val="26"/>
+                <w:szCs w:val="26"/>
+                <w:lang w:val="en-US"/>
+              </w:rPr>
+              <w:t>.</w:t>
+            </w:r>
+          </w:p>
+          <w:p>
+            <w:pPr>
               <w:spacing w:line="432" w:lineRule="auto"/>
               <w:jc w:val="both"/>
               <w:rPr>
@@ -2185,51 +3347,352 @@
             </w:pPr>
             <w:r>
               <w:rPr>
-                <w:rFonts w:ascii="Times New Roman" w:eastAsia="Times New Roman" w:hAnsi="Times New Roman" w:cs="Times New Roman"/>
-                <w:sz w:val="26"/>
-                <w:szCs w:val="26"/>
-              </w:rPr>
-              <w:lastRenderedPageBreak/>
-              <w:t>- Hoàn thành việc kiểm tra, đối chiếu và cập nhật thông tin học sinh .</w:t>
-            </w:r>
-          </w:p>
-          <w:p>
-            <w:pPr>
-              <w:spacing w:line="432" w:lineRule="auto"/>
-              <w:jc w:val="both"/>
-              <w:rPr>
-                <w:rFonts w:ascii="Times New Roman" w:eastAsia="Times New Roman" w:hAnsi="Times New Roman" w:cs="Times New Roman"/>
-                <w:sz w:val="26"/>
-                <w:szCs w:val="26"/>
-              </w:rPr>
-            </w:pPr>
-            <w:r>
-              <w:rPr>
-                <w:rFonts w:ascii="Times New Roman" w:eastAsia="Times New Roman" w:hAnsi="Times New Roman" w:cs="Times New Roman"/>
-                <w:sz w:val="26"/>
-                <w:szCs w:val="26"/>
-              </w:rPr>
-              <w:lastRenderedPageBreak/>
-              <w:t>- Dữ liệu được cập nhật đầy đủ và chính xác.</w:t>
-            </w:r>
-          </w:p>
-          <w:p>
-            <w:pPr>
-              <w:spacing w:line="432" w:lineRule="auto"/>
-              <w:jc w:val="both"/>
-              <w:rPr>
-                <w:rFonts w:ascii="Times New Roman" w:eastAsia="Times New Roman" w:hAnsi="Times New Roman" w:cs="Times New Roman"/>
-                <w:sz w:val="26"/>
-                <w:szCs w:val="26"/>
-              </w:rPr>
-            </w:pPr>
-            <w:r>
-              <w:rPr>
-                <w:rFonts w:ascii="Times New Roman" w:eastAsia="Times New Roman" w:hAnsi="Times New Roman" w:cs="Times New Roman"/>
-                <w:sz w:val="26"/>
-                <w:szCs w:val="26"/>
-              </w:rPr>
-              <w:t xml:space="preserve">- Hiểu quy trình quản lý hồ sơ học sinh tại đơn vị. </w:t>
+                <w:rFonts w:ascii="Times New Roman" w:hAnsi="Times New Roman" w:cs="Times New Roman"/>
+                <w:sz w:val="26"/>
+                <w:szCs w:val="26"/>
+                <w:lang w:val="en-US"/>
+              </w:rPr>
+              <w:t xml:space="preserve">- </w:t>
+            </w:r>
+            <w:proofErr w:type="spellStart"/>
+            <w:r>
+              <w:rPr>
+                <w:rFonts w:ascii="Times New Roman" w:hAnsi="Times New Roman" w:cs="Times New Roman"/>
+                <w:sz w:val="26"/>
+                <w:szCs w:val="26"/>
+                <w:lang w:val="en-US"/>
+              </w:rPr>
+              <w:t>Hiểu</w:t>
+            </w:r>
+            <w:proofErr w:type="spellEnd"/>
+            <w:r>
+              <w:rPr>
+                <w:rFonts w:ascii="Times New Roman" w:hAnsi="Times New Roman" w:cs="Times New Roman"/>
+                <w:sz w:val="26"/>
+                <w:szCs w:val="26"/>
+                <w:lang w:val="en-US"/>
+              </w:rPr>
+              <w:t xml:space="preserve"> </w:t>
+            </w:r>
+            <w:proofErr w:type="spellStart"/>
+            <w:r>
+              <w:rPr>
+                <w:rFonts w:ascii="Times New Roman" w:hAnsi="Times New Roman" w:cs="Times New Roman"/>
+                <w:sz w:val="26"/>
+                <w:szCs w:val="26"/>
+                <w:lang w:val="en-US"/>
+              </w:rPr>
+              <w:t>rõ</w:t>
+            </w:r>
+            <w:proofErr w:type="spellEnd"/>
+            <w:r>
+              <w:rPr>
+                <w:rFonts w:ascii="Times New Roman" w:hAnsi="Times New Roman" w:cs="Times New Roman"/>
+                <w:sz w:val="26"/>
+                <w:szCs w:val="26"/>
+                <w:lang w:val="en-US"/>
+              </w:rPr>
+              <w:t xml:space="preserve"> </w:t>
+            </w:r>
+            <w:proofErr w:type="spellStart"/>
+            <w:r>
+              <w:rPr>
+                <w:rFonts w:ascii="Times New Roman" w:hAnsi="Times New Roman" w:cs="Times New Roman"/>
+                <w:sz w:val="26"/>
+                <w:szCs w:val="26"/>
+                <w:lang w:val="en-US"/>
+              </w:rPr>
+              <w:t>hơn</w:t>
+            </w:r>
+            <w:proofErr w:type="spellEnd"/>
+            <w:r>
+              <w:rPr>
+                <w:rFonts w:ascii="Times New Roman" w:hAnsi="Times New Roman" w:cs="Times New Roman"/>
+                <w:sz w:val="26"/>
+                <w:szCs w:val="26"/>
+                <w:lang w:val="en-US"/>
+              </w:rPr>
+              <w:t xml:space="preserve"> </w:t>
+            </w:r>
+            <w:proofErr w:type="spellStart"/>
+            <w:r>
+              <w:rPr>
+                <w:rFonts w:ascii="Times New Roman" w:hAnsi="Times New Roman" w:cs="Times New Roman"/>
+                <w:sz w:val="26"/>
+                <w:szCs w:val="26"/>
+                <w:lang w:val="en-US"/>
+              </w:rPr>
+              <w:t>quy</w:t>
+            </w:r>
+            <w:proofErr w:type="spellEnd"/>
+            <w:r>
+              <w:rPr>
+                <w:rFonts w:ascii="Times New Roman" w:hAnsi="Times New Roman" w:cs="Times New Roman"/>
+                <w:sz w:val="26"/>
+                <w:szCs w:val="26"/>
+                <w:lang w:val="en-US"/>
+              </w:rPr>
+              <w:t xml:space="preserve"> </w:t>
+            </w:r>
+            <w:proofErr w:type="spellStart"/>
+            <w:r>
+              <w:rPr>
+                <w:rFonts w:ascii="Times New Roman" w:hAnsi="Times New Roman" w:cs="Times New Roman"/>
+                <w:sz w:val="26"/>
+                <w:szCs w:val="26"/>
+                <w:lang w:val="en-US"/>
+              </w:rPr>
+              <w:t>trình</w:t>
+            </w:r>
+            <w:proofErr w:type="spellEnd"/>
+            <w:r>
+              <w:rPr>
+                <w:rFonts w:ascii="Times New Roman" w:hAnsi="Times New Roman" w:cs="Times New Roman"/>
+                <w:sz w:val="26"/>
+                <w:szCs w:val="26"/>
+                <w:lang w:val="en-US"/>
+              </w:rPr>
+              <w:t xml:space="preserve"> </w:t>
+            </w:r>
+            <w:proofErr w:type="spellStart"/>
+            <w:r>
+              <w:rPr>
+                <w:rFonts w:ascii="Times New Roman" w:hAnsi="Times New Roman" w:cs="Times New Roman"/>
+                <w:sz w:val="26"/>
+                <w:szCs w:val="26"/>
+                <w:lang w:val="en-US"/>
+              </w:rPr>
+              <w:t>kiểm</w:t>
+            </w:r>
+            <w:proofErr w:type="spellEnd"/>
+            <w:r>
+              <w:rPr>
+                <w:rFonts w:ascii="Times New Roman" w:hAnsi="Times New Roman" w:cs="Times New Roman"/>
+                <w:sz w:val="26"/>
+                <w:szCs w:val="26"/>
+                <w:lang w:val="en-US"/>
+              </w:rPr>
+              <w:t xml:space="preserve"> </w:t>
+            </w:r>
+            <w:proofErr w:type="spellStart"/>
+            <w:r>
+              <w:rPr>
+                <w:rFonts w:ascii="Times New Roman" w:hAnsi="Times New Roman" w:cs="Times New Roman"/>
+                <w:sz w:val="26"/>
+                <w:szCs w:val="26"/>
+                <w:lang w:val="en-US"/>
+              </w:rPr>
+              <w:t>soát</w:t>
+            </w:r>
+            <w:proofErr w:type="spellEnd"/>
+            <w:r>
+              <w:rPr>
+                <w:rFonts w:ascii="Times New Roman" w:hAnsi="Times New Roman" w:cs="Times New Roman"/>
+                <w:sz w:val="26"/>
+                <w:szCs w:val="26"/>
+                <w:lang w:val="en-US"/>
+              </w:rPr>
+              <w:t xml:space="preserve"> </w:t>
+            </w:r>
+            <w:proofErr w:type="spellStart"/>
+            <w:r>
+              <w:rPr>
+                <w:rFonts w:ascii="Times New Roman" w:hAnsi="Times New Roman" w:cs="Times New Roman"/>
+                <w:sz w:val="26"/>
+                <w:szCs w:val="26"/>
+                <w:lang w:val="en-US"/>
+              </w:rPr>
+              <w:t>chất</w:t>
+            </w:r>
+            <w:proofErr w:type="spellEnd"/>
+            <w:r>
+              <w:rPr>
+                <w:rFonts w:ascii="Times New Roman" w:hAnsi="Times New Roman" w:cs="Times New Roman"/>
+                <w:sz w:val="26"/>
+                <w:szCs w:val="26"/>
+                <w:lang w:val="en-US"/>
+              </w:rPr>
+              <w:t xml:space="preserve"> </w:t>
+            </w:r>
+            <w:proofErr w:type="spellStart"/>
+            <w:r>
+              <w:rPr>
+                <w:rFonts w:ascii="Times New Roman" w:hAnsi="Times New Roman" w:cs="Times New Roman"/>
+                <w:sz w:val="26"/>
+                <w:szCs w:val="26"/>
+                <w:lang w:val="en-US"/>
+              </w:rPr>
+              <w:t>lượng</w:t>
+            </w:r>
+            <w:proofErr w:type="spellEnd"/>
+            <w:r>
+              <w:rPr>
+                <w:rFonts w:ascii="Times New Roman" w:hAnsi="Times New Roman" w:cs="Times New Roman"/>
+                <w:sz w:val="26"/>
+                <w:szCs w:val="26"/>
+                <w:lang w:val="en-US"/>
+              </w:rPr>
+              <w:t xml:space="preserve"> </w:t>
+            </w:r>
+            <w:proofErr w:type="spellStart"/>
+            <w:r>
+              <w:rPr>
+                <w:rFonts w:ascii="Times New Roman" w:hAnsi="Times New Roman" w:cs="Times New Roman"/>
+                <w:sz w:val="26"/>
+                <w:szCs w:val="26"/>
+                <w:lang w:val="en-US"/>
+              </w:rPr>
+              <w:t>dữ</w:t>
+            </w:r>
+            <w:proofErr w:type="spellEnd"/>
+            <w:r>
+              <w:rPr>
+                <w:rFonts w:ascii="Times New Roman" w:hAnsi="Times New Roman" w:cs="Times New Roman"/>
+                <w:sz w:val="26"/>
+                <w:szCs w:val="26"/>
+                <w:lang w:val="en-US"/>
+              </w:rPr>
+              <w:t xml:space="preserve"> </w:t>
+            </w:r>
+            <w:proofErr w:type="spellStart"/>
+            <w:r>
+              <w:rPr>
+                <w:rFonts w:ascii="Times New Roman" w:hAnsi="Times New Roman" w:cs="Times New Roman"/>
+                <w:sz w:val="26"/>
+                <w:szCs w:val="26"/>
+                <w:lang w:val="en-US"/>
+              </w:rPr>
+              <w:t>liệu</w:t>
+            </w:r>
+            <w:proofErr w:type="spellEnd"/>
+            <w:r>
+              <w:rPr>
+                <w:rFonts w:ascii="Times New Roman" w:hAnsi="Times New Roman" w:cs="Times New Roman"/>
+                <w:sz w:val="26"/>
+                <w:szCs w:val="26"/>
+                <w:lang w:val="en-US"/>
+              </w:rPr>
+              <w:t xml:space="preserve"> </w:t>
+            </w:r>
+            <w:proofErr w:type="spellStart"/>
+            <w:r>
+              <w:rPr>
+                <w:rFonts w:ascii="Times New Roman" w:hAnsi="Times New Roman" w:cs="Times New Roman"/>
+                <w:sz w:val="26"/>
+                <w:szCs w:val="26"/>
+                <w:lang w:val="en-US"/>
+              </w:rPr>
+              <w:t>trước</w:t>
+            </w:r>
+            <w:proofErr w:type="spellEnd"/>
+            <w:r>
+              <w:rPr>
+                <w:rFonts w:ascii="Times New Roman" w:hAnsi="Times New Roman" w:cs="Times New Roman"/>
+                <w:sz w:val="26"/>
+                <w:szCs w:val="26"/>
+                <w:lang w:val="en-US"/>
+              </w:rPr>
+              <w:t xml:space="preserve"> </w:t>
+            </w:r>
+            <w:proofErr w:type="spellStart"/>
+            <w:r>
+              <w:rPr>
+                <w:rFonts w:ascii="Times New Roman" w:hAnsi="Times New Roman" w:cs="Times New Roman"/>
+                <w:sz w:val="26"/>
+                <w:szCs w:val="26"/>
+                <w:lang w:val="en-US"/>
+              </w:rPr>
+              <w:t>khi</w:t>
+            </w:r>
+            <w:proofErr w:type="spellEnd"/>
+            <w:r>
+              <w:rPr>
+                <w:rFonts w:ascii="Times New Roman" w:hAnsi="Times New Roman" w:cs="Times New Roman"/>
+                <w:sz w:val="26"/>
+                <w:szCs w:val="26"/>
+                <w:lang w:val="en-US"/>
+              </w:rPr>
+              <w:t xml:space="preserve"> </w:t>
+            </w:r>
+            <w:proofErr w:type="spellStart"/>
+            <w:r>
+              <w:rPr>
+                <w:rFonts w:ascii="Times New Roman" w:hAnsi="Times New Roman" w:cs="Times New Roman"/>
+                <w:sz w:val="26"/>
+                <w:szCs w:val="26"/>
+                <w:lang w:val="en-US"/>
+              </w:rPr>
+              <w:t>đưa</w:t>
+            </w:r>
+            <w:proofErr w:type="spellEnd"/>
+            <w:r>
+              <w:rPr>
+                <w:rFonts w:ascii="Times New Roman" w:hAnsi="Times New Roman" w:cs="Times New Roman"/>
+                <w:sz w:val="26"/>
+                <w:szCs w:val="26"/>
+                <w:lang w:val="en-US"/>
+              </w:rPr>
+              <w:t xml:space="preserve"> </w:t>
+            </w:r>
+            <w:proofErr w:type="spellStart"/>
+            <w:r>
+              <w:rPr>
+                <w:rFonts w:ascii="Times New Roman" w:hAnsi="Times New Roman" w:cs="Times New Roman"/>
+                <w:sz w:val="26"/>
+                <w:szCs w:val="26"/>
+                <w:lang w:val="en-US"/>
+              </w:rPr>
+              <w:t>vào</w:t>
+            </w:r>
+            <w:proofErr w:type="spellEnd"/>
+            <w:r>
+              <w:rPr>
+                <w:rFonts w:ascii="Times New Roman" w:hAnsi="Times New Roman" w:cs="Times New Roman"/>
+                <w:sz w:val="26"/>
+                <w:szCs w:val="26"/>
+                <w:lang w:val="en-US"/>
+              </w:rPr>
+              <w:t xml:space="preserve"> </w:t>
+            </w:r>
+            <w:proofErr w:type="spellStart"/>
+            <w:r>
+              <w:rPr>
+                <w:rFonts w:ascii="Times New Roman" w:hAnsi="Times New Roman" w:cs="Times New Roman"/>
+                <w:sz w:val="26"/>
+                <w:szCs w:val="26"/>
+                <w:lang w:val="en-US"/>
+              </w:rPr>
+              <w:t>sử</w:t>
+            </w:r>
+            <w:proofErr w:type="spellEnd"/>
+            <w:r>
+              <w:rPr>
+                <w:rFonts w:ascii="Times New Roman" w:hAnsi="Times New Roman" w:cs="Times New Roman"/>
+                <w:sz w:val="26"/>
+                <w:szCs w:val="26"/>
+                <w:lang w:val="en-US"/>
+              </w:rPr>
+              <w:t xml:space="preserve"> </w:t>
+            </w:r>
+            <w:proofErr w:type="spellStart"/>
+            <w:r>
+              <w:rPr>
+                <w:rFonts w:ascii="Times New Roman" w:hAnsi="Times New Roman" w:cs="Times New Roman"/>
+                <w:sz w:val="26"/>
+                <w:szCs w:val="26"/>
+                <w:lang w:val="en-US"/>
+              </w:rPr>
+              <w:t>dụng</w:t>
+            </w:r>
+            <w:proofErr w:type="spellEnd"/>
+            <w:r>
+              <w:rPr>
+                <w:rFonts w:ascii="Times New Roman" w:hAnsi="Times New Roman" w:cs="Times New Roman"/>
+                <w:sz w:val="26"/>
+                <w:szCs w:val="26"/>
+                <w:lang w:val="en-US"/>
+              </w:rPr>
+              <w:t>.</w:t>
             </w:r>
           </w:p>
         </w:tc>
@@ -2262,40 +3725,40 @@
           </w:tcPr>
           <w:p>
             <w:pPr>
+              <w:jc w:val="center"/>
+              <w:rPr>
+                <w:rFonts w:ascii="Times New Roman" w:hAnsi="Times New Roman" w:cs="Times New Roman"/>
+                <w:b/>
+                <w:bCs/>
+                <w:sz w:val="26"/>
+                <w:szCs w:val="26"/>
+              </w:rPr>
+            </w:pPr>
+            <w:r>
+              <w:rPr>
+                <w:rFonts w:ascii="Times New Roman" w:hAnsi="Times New Roman" w:cs="Times New Roman"/>
+                <w:b/>
+                <w:bCs/>
+                <w:sz w:val="26"/>
+                <w:szCs w:val="26"/>
+              </w:rPr>
+              <w:lastRenderedPageBreak/>
+              <w:t>Tuần 7</w:t>
+            </w:r>
+          </w:p>
+          <w:p>
+            <w:pPr>
               <w:spacing w:line="360" w:lineRule="auto"/>
               <w:jc w:val="center"/>
               <w:rPr>
                 <w:rFonts w:ascii="Times New Roman" w:eastAsia="Times New Roman" w:hAnsi="Times New Roman" w:cs="Times New Roman"/>
-                <w:b/>
-                <w:bCs/>
-                <w:sz w:val="26"/>
-                <w:szCs w:val="26"/>
-              </w:rPr>
-            </w:pPr>
-            <w:r>
-              <w:rPr>
-                <w:rFonts w:ascii="Times New Roman" w:eastAsia="Times New Roman" w:hAnsi="Times New Roman" w:cs="Times New Roman"/>
-                <w:b/>
-                <w:bCs/>
-                <w:sz w:val="26"/>
-                <w:szCs w:val="26"/>
-              </w:rPr>
-              <w:t>Tuần 7</w:t>
-            </w:r>
-          </w:p>
-          <w:p>
-            <w:pPr>
-              <w:spacing w:line="360" w:lineRule="auto"/>
-              <w:jc w:val="center"/>
-              <w:rPr>
-                <w:rFonts w:ascii="Times New Roman" w:eastAsia="Times New Roman" w:hAnsi="Times New Roman" w:cs="Times New Roman"/>
-                <w:sz w:val="26"/>
-                <w:szCs w:val="26"/>
-              </w:rPr>
-            </w:pPr>
-            <w:r>
-              <w:rPr>
-                <w:rFonts w:ascii="Times New Roman" w:eastAsia="Times New Roman" w:hAnsi="Times New Roman" w:cs="Times New Roman"/>
+                <w:sz w:val="26"/>
+                <w:szCs w:val="26"/>
+              </w:rPr>
+            </w:pPr>
+            <w:r>
+              <w:rPr>
+                <w:rFonts w:ascii="Times New Roman" w:hAnsi="Times New Roman" w:cs="Times New Roman"/>
                 <w:sz w:val="26"/>
                 <w:szCs w:val="26"/>
               </w:rPr>
@@ -2322,6 +3785,178 @@
           </w:tcPr>
           <w:p>
             <w:pPr>
+              <w:jc w:val="both"/>
+              <w:rPr>
+                <w:rFonts w:ascii="Times New Roman" w:hAnsi="Times New Roman" w:cs="Times New Roman"/>
+                <w:sz w:val="26"/>
+                <w:szCs w:val="26"/>
+              </w:rPr>
+            </w:pPr>
+            <w:r>
+              <w:rPr>
+                <w:rFonts w:ascii="Times New Roman" w:hAnsi="Times New Roman" w:cs="Times New Roman"/>
+                <w:sz w:val="26"/>
+                <w:szCs w:val="26"/>
+              </w:rPr>
+              <w:t>1. Ai hướng dẫn (nếu cần sự chỉ dẫn): Cô Trần Thị Bé trực tiếp giao việc và hướng dẫn tiêu chí lập danh sách, tổng hợp số liệu, kiểm tra kết quả; cô Cổ Thị Ngọc Nữ theo dõi quá trình thực tập.</w:t>
+            </w:r>
+          </w:p>
+          <w:p>
+            <w:pPr>
+              <w:jc w:val="both"/>
+              <w:rPr>
+                <w:rFonts w:ascii="Times New Roman" w:hAnsi="Times New Roman" w:cs="Times New Roman"/>
+                <w:sz w:val="26"/>
+                <w:szCs w:val="26"/>
+              </w:rPr>
+            </w:pPr>
+            <w:r>
+              <w:rPr>
+                <w:rFonts w:ascii="Times New Roman" w:hAnsi="Times New Roman" w:cs="Times New Roman"/>
+                <w:sz w:val="26"/>
+                <w:szCs w:val="26"/>
+              </w:rPr>
+              <w:t>2. Công cụ/thiết bị sử dụng: Microsoft Excel, hồ sơ/danh sách học sinh và các biểu mẫu hành chính.</w:t>
+            </w:r>
+          </w:p>
+          <w:p>
+            <w:pPr>
+              <w:jc w:val="both"/>
+              <w:rPr>
+                <w:rFonts w:ascii="Times New Roman" w:hAnsi="Times New Roman" w:cs="Times New Roman"/>
+                <w:sz w:val="26"/>
+                <w:szCs w:val="26"/>
+              </w:rPr>
+            </w:pPr>
+            <w:r>
+              <w:rPr>
+                <w:rFonts w:ascii="Times New Roman" w:hAnsi="Times New Roman" w:cs="Times New Roman"/>
+                <w:sz w:val="26"/>
+                <w:szCs w:val="26"/>
+              </w:rPr>
+              <w:lastRenderedPageBreak/>
+              <w:t>3. Công việc cụ thể là gì: Tiếp tục rà soát và hoàn thiện thông tin học sinh theo kết quả kiểm tra của tuần 6, chuẩn bị hồ sơ, danh sách phục vụ năm học mới, hỗ trợ tổng hợp một số thông tin, số liệu học sinh và thực hiện các công việc hành chính phát sinh.</w:t>
+            </w:r>
+          </w:p>
+          <w:p>
+            <w:pPr>
+              <w:jc w:val="both"/>
+              <w:rPr>
+                <w:rFonts w:ascii="Times New Roman" w:hAnsi="Times New Roman" w:cs="Times New Roman"/>
+                <w:sz w:val="26"/>
+                <w:szCs w:val="26"/>
+              </w:rPr>
+            </w:pPr>
+            <w:r>
+              <w:rPr>
+                <w:rFonts w:ascii="Times New Roman" w:hAnsi="Times New Roman" w:cs="Times New Roman"/>
+                <w:sz w:val="26"/>
+                <w:szCs w:val="26"/>
+              </w:rPr>
+              <w:t>4. Quy trình làm công việc đó: Nhận yêu cầu -&gt; Xác định nguồn dữ liệu -&gt; Rà soát -&gt; Tổng hợp -&gt; Kiểm tra -&gt; Trao đổi và xác nhận với cô Trần Thị Bé -&gt; Hoàn thiện và bàn giao.</w:t>
+            </w:r>
+          </w:p>
+          <w:p>
+            <w:pPr>
+              <w:jc w:val="both"/>
+              <w:rPr>
+                <w:rFonts w:ascii="Times New Roman" w:hAnsi="Times New Roman" w:cs="Times New Roman"/>
+                <w:sz w:val="26"/>
+                <w:szCs w:val="26"/>
+              </w:rPr>
+            </w:pPr>
+            <w:r>
+              <w:rPr>
+                <w:rFonts w:ascii="Times New Roman" w:hAnsi="Times New Roman" w:cs="Times New Roman"/>
+                <w:sz w:val="26"/>
+                <w:szCs w:val="26"/>
+              </w:rPr>
+              <w:t>5. Thời lượng công việc: 37,5 giờ (7,5 giờ/ngày × 5 ngày).</w:t>
+            </w:r>
+          </w:p>
+          <w:p>
+            <w:pPr>
+              <w:jc w:val="both"/>
+              <w:rPr>
+                <w:rFonts w:ascii="Times New Roman" w:hAnsi="Times New Roman" w:cs="Times New Roman"/>
+                <w:sz w:val="26"/>
+                <w:szCs w:val="26"/>
+              </w:rPr>
+            </w:pPr>
+            <w:r>
+              <w:rPr>
+                <w:rFonts w:ascii="Times New Roman" w:hAnsi="Times New Roman" w:cs="Times New Roman"/>
+                <w:sz w:val="26"/>
+                <w:szCs w:val="26"/>
+              </w:rPr>
+              <w:t>6. Sự hỗ trợ: Cô Trần Thị Bé trực tiếp giao các công việc tổng hợp danh sách, số liệu và hồ sơ phục vụ năm học mới; hướng dẫn tiêu chí kiểm tra và xác nhận kết quả trước khi hoàn thiện.</w:t>
+            </w:r>
+          </w:p>
+          <w:p>
+            <w:pPr>
+              <w:jc w:val="both"/>
+              <w:rPr>
+                <w:rFonts w:ascii="Times New Roman" w:hAnsi="Times New Roman" w:cs="Times New Roman"/>
+                <w:sz w:val="26"/>
+                <w:szCs w:val="26"/>
+              </w:rPr>
+            </w:pPr>
+            <w:r>
+              <w:rPr>
+                <w:rFonts w:ascii="Times New Roman" w:hAnsi="Times New Roman" w:cs="Times New Roman"/>
+                <w:sz w:val="26"/>
+                <w:szCs w:val="26"/>
+              </w:rPr>
+              <w:t>7. Khó khăn cụ thể: Cần lựa chọn đúng phạm vi và tiêu chí thống kê để số liệu đáp ứng yêu cầu của từng công việc; đồng thời phải xử lý các việc phát sinh của Văn phòng.</w:t>
+            </w:r>
+          </w:p>
+          <w:p>
+            <w:pPr>
+              <w:jc w:val="both"/>
+              <w:rPr>
+                <w:rFonts w:ascii="Times New Roman" w:hAnsi="Times New Roman" w:cs="Times New Roman"/>
+                <w:sz w:val="26"/>
+                <w:szCs w:val="26"/>
+              </w:rPr>
+            </w:pPr>
+            <w:r>
+              <w:rPr>
+                <w:rFonts w:ascii="Times New Roman" w:hAnsi="Times New Roman" w:cs="Times New Roman"/>
+                <w:sz w:val="26"/>
+                <w:szCs w:val="26"/>
+              </w:rPr>
+              <w:t xml:space="preserve">8. Output của công việc đó cụ thể là gì: Hoàn thành các bảng tổng hợp, danh sách và phần việc hành </w:t>
+            </w:r>
+            <w:r>
+              <w:rPr>
+                <w:rFonts w:ascii="Times New Roman" w:hAnsi="Times New Roman" w:cs="Times New Roman"/>
+                <w:sz w:val="26"/>
+                <w:szCs w:val="26"/>
+              </w:rPr>
+              <w:lastRenderedPageBreak/>
+              <w:t>chính được phân công trong 5 ngày; các số liệu được kiểm tra trước khi sử dụng.</w:t>
+            </w:r>
+          </w:p>
+          <w:p>
+            <w:pPr>
+              <w:jc w:val="both"/>
+              <w:rPr>
+                <w:rFonts w:ascii="Times New Roman" w:hAnsi="Times New Roman" w:cs="Times New Roman"/>
+                <w:sz w:val="26"/>
+                <w:szCs w:val="26"/>
+              </w:rPr>
+            </w:pPr>
+            <w:r>
+              <w:rPr>
+                <w:rFonts w:ascii="Times New Roman" w:hAnsi="Times New Roman" w:cs="Times New Roman"/>
+                <w:sz w:val="26"/>
+                <w:szCs w:val="26"/>
+              </w:rPr>
+              <w:t>9. Tác động/giá trị: Cung cấp số liệu và danh sách đã được rà soát, hỗ trợ công tác chuẩn bị cho năm học mới và tạo đầu vào cho bước phân tích dữ liệu.</w:t>
+            </w:r>
+          </w:p>
+          <w:p>
+            <w:pPr>
               <w:spacing w:line="432" w:lineRule="auto"/>
               <w:jc w:val="both"/>
               <w:rPr>
@@ -2332,68 +3967,11 @@
             </w:pPr>
             <w:r>
               <w:rPr>
-                <w:rFonts w:ascii="Times New Roman" w:eastAsia="Times New Roman" w:hAnsi="Times New Roman" w:cs="Times New Roman"/>
-                <w:sz w:val="26"/>
-                <w:szCs w:val="26"/>
-              </w:rPr>
-              <w:t>- Hỗ trợ các công việc chuẩn bị hồ sơ và danh sách học sinh phục vụ năm học mới.</w:t>
-            </w:r>
-          </w:p>
-          <w:p>
-            <w:pPr>
-              <w:spacing w:line="432" w:lineRule="auto"/>
-              <w:jc w:val="both"/>
-              <w:rPr>
-                <w:rFonts w:ascii="Times New Roman" w:eastAsia="Times New Roman" w:hAnsi="Times New Roman" w:cs="Times New Roman"/>
-                <w:sz w:val="26"/>
-                <w:szCs w:val="26"/>
-              </w:rPr>
-            </w:pPr>
-            <w:r>
-              <w:rPr>
-                <w:rFonts w:ascii="Times New Roman" w:eastAsia="Times New Roman" w:hAnsi="Times New Roman" w:cs="Times New Roman"/>
-                <w:sz w:val="26"/>
-                <w:szCs w:val="26"/>
-              </w:rPr>
-              <w:t>- Rà soát, sắp xếp và kiểm tra thông tin học sinh đã được cập nhật.</w:t>
-            </w:r>
-          </w:p>
-          <w:p>
-            <w:pPr>
-              <w:spacing w:line="432" w:lineRule="auto"/>
-              <w:jc w:val="both"/>
-              <w:rPr>
-                <w:rFonts w:ascii="Times New Roman" w:eastAsia="Times New Roman" w:hAnsi="Times New Roman" w:cs="Times New Roman"/>
-                <w:sz w:val="26"/>
-                <w:szCs w:val="26"/>
-              </w:rPr>
-            </w:pPr>
-            <w:r>
-              <w:rPr>
-                <w:rFonts w:ascii="Times New Roman" w:eastAsia="Times New Roman" w:hAnsi="Times New Roman" w:cs="Times New Roman"/>
-                <w:sz w:val="26"/>
-                <w:szCs w:val="26"/>
-              </w:rPr>
-              <w:t>- Hỗ trợ tổng hợp một số thông tin, số liệu học sinh theo yêu cầu của cán bộ hướng dẫn.</w:t>
-            </w:r>
-          </w:p>
-          <w:p>
-            <w:pPr>
-              <w:spacing w:line="432" w:lineRule="auto"/>
-              <w:jc w:val="both"/>
-              <w:rPr>
-                <w:rFonts w:ascii="Times New Roman" w:eastAsia="Times New Roman" w:hAnsi="Times New Roman" w:cs="Times New Roman"/>
-                <w:sz w:val="26"/>
-                <w:szCs w:val="26"/>
-              </w:rPr>
-            </w:pPr>
-            <w:r>
-              <w:rPr>
-                <w:rFonts w:ascii="Times New Roman" w:eastAsia="Times New Roman" w:hAnsi="Times New Roman" w:cs="Times New Roman"/>
-                <w:sz w:val="26"/>
-                <w:szCs w:val="26"/>
-              </w:rPr>
-              <w:t>- Thực hiện các công việc hành chính phát sinh tại bộ phận Văn phòng theo sự phân công.</w:t>
+                <w:rFonts w:ascii="Times New Roman" w:hAnsi="Times New Roman" w:cs="Times New Roman"/>
+                <w:sz w:val="26"/>
+                <w:szCs w:val="26"/>
+              </w:rPr>
+              <w:t>10. Học hỏi được điều gì: Biết cách chuyển yêu cầu quản lý thành tiêu chí tổng hợp dữ liệu cụ thể và kiểm tra lại kết quả trước khi bàn giao.</w:t>
             </w:r>
           </w:p>
         </w:tc>
@@ -2416,6 +3994,70 @@
           </w:tcPr>
           <w:p>
             <w:pPr>
+              <w:jc w:val="both"/>
+              <w:rPr>
+                <w:rFonts w:ascii="Times New Roman" w:hAnsi="Times New Roman" w:cs="Times New Roman"/>
+                <w:sz w:val="26"/>
+                <w:szCs w:val="26"/>
+              </w:rPr>
+            </w:pPr>
+            <w:r>
+              <w:rPr>
+                <w:rFonts w:ascii="Times New Roman" w:hAnsi="Times New Roman" w:cs="Times New Roman"/>
+                <w:sz w:val="26"/>
+                <w:szCs w:val="26"/>
+              </w:rPr>
+              <w:lastRenderedPageBreak/>
+              <w:t>- Hoàn thành các công việc được phân công trong tuần.</w:t>
+            </w:r>
+          </w:p>
+          <w:p>
+            <w:pPr>
+              <w:jc w:val="both"/>
+              <w:rPr>
+                <w:rFonts w:ascii="Times New Roman" w:hAnsi="Times New Roman" w:cs="Times New Roman"/>
+                <w:sz w:val="26"/>
+                <w:szCs w:val="26"/>
+              </w:rPr>
+            </w:pPr>
+            <w:r>
+              <w:rPr>
+                <w:rFonts w:ascii="Times New Roman" w:hAnsi="Times New Roman" w:cs="Times New Roman"/>
+                <w:sz w:val="26"/>
+                <w:szCs w:val="26"/>
+              </w:rPr>
+              <w:t>- Rà soát và sắp xếp thông tin học sinh phục vụ công tác chuẩn bị năm học mới.</w:t>
+            </w:r>
+          </w:p>
+          <w:p>
+            <w:pPr>
+              <w:jc w:val="both"/>
+              <w:rPr>
+                <w:rFonts w:ascii="Times New Roman" w:hAnsi="Times New Roman" w:cs="Times New Roman"/>
+                <w:sz w:val="26"/>
+                <w:szCs w:val="26"/>
+              </w:rPr>
+            </w:pPr>
+            <w:r>
+              <w:rPr>
+                <w:rFonts w:ascii="Times New Roman" w:hAnsi="Times New Roman" w:cs="Times New Roman"/>
+                <w:sz w:val="26"/>
+                <w:szCs w:val="26"/>
+              </w:rPr>
+              <w:t xml:space="preserve">- Thực hiện được việc tổng hợp và kiểm tra thông tin </w:t>
+            </w:r>
+            <w:r>
+              <w:rPr>
+                <w:rFonts w:ascii="Times New Roman" w:hAnsi="Times New Roman" w:cs="Times New Roman"/>
+                <w:sz w:val="26"/>
+                <w:szCs w:val="26"/>
+              </w:rPr>
+              <w:lastRenderedPageBreak/>
+              <w:t>học sinh theo yêu cầu.</w:t>
+            </w:r>
+          </w:p>
+          <w:p>
+            <w:pPr>
               <w:spacing w:line="432" w:lineRule="auto"/>
               <w:jc w:val="both"/>
               <w:rPr>
@@ -2426,77 +4068,11 @@
             </w:pPr>
             <w:r>
               <w:rPr>
-                <w:rFonts w:ascii="Times New Roman" w:eastAsia="Times New Roman" w:hAnsi="Times New Roman" w:cs="Times New Roman"/>
-                <w:sz w:val="26"/>
-                <w:szCs w:val="26"/>
-              </w:rPr>
-              <w:t>- Hoàn thành các công việc được phân công trong tuần.</w:t>
-            </w:r>
-          </w:p>
-          <w:p>
-            <w:pPr>
-              <w:spacing w:line="432" w:lineRule="auto"/>
-              <w:jc w:val="both"/>
-              <w:rPr>
-                <w:rFonts w:ascii="Times New Roman" w:eastAsia="Times New Roman" w:hAnsi="Times New Roman" w:cs="Times New Roman"/>
-                <w:sz w:val="26"/>
-                <w:szCs w:val="26"/>
-              </w:rPr>
-            </w:pPr>
-            <w:r>
-              <w:rPr>
-                <w:rFonts w:ascii="Times New Roman" w:eastAsia="Times New Roman" w:hAnsi="Times New Roman" w:cs="Times New Roman"/>
-                <w:sz w:val="26"/>
-                <w:szCs w:val="26"/>
-              </w:rPr>
-              <w:t>- Rà soát và sắp xếp thông tin học sinh phục vụ công tác chuẩn bị năm học mới.</w:t>
-            </w:r>
-          </w:p>
-          <w:p>
-            <w:pPr>
-              <w:spacing w:line="432" w:lineRule="auto"/>
-              <w:jc w:val="both"/>
-              <w:rPr>
-                <w:rFonts w:ascii="Times New Roman" w:eastAsia="Times New Roman" w:hAnsi="Times New Roman" w:cs="Times New Roman"/>
-                <w:sz w:val="26"/>
-                <w:szCs w:val="26"/>
-              </w:rPr>
-            </w:pPr>
-            <w:r>
-              <w:rPr>
-                <w:rFonts w:ascii="Times New Roman" w:eastAsia="Times New Roman" w:hAnsi="Times New Roman" w:cs="Times New Roman"/>
-                <w:sz w:val="26"/>
-                <w:szCs w:val="26"/>
-              </w:rPr>
-              <w:t>- Thực hiện được việc tổng hợp và kiểm tra thông tin học sinh theo yêu cầu.</w:t>
-            </w:r>
-          </w:p>
-          <w:p>
-            <w:pPr>
-              <w:spacing w:line="432" w:lineRule="auto"/>
-              <w:jc w:val="both"/>
-              <w:rPr>
-                <w:rFonts w:ascii="Times New Roman" w:eastAsia="Times New Roman" w:hAnsi="Times New Roman" w:cs="Times New Roman"/>
-                <w:sz w:val="26"/>
-                <w:szCs w:val="26"/>
-              </w:rPr>
-            </w:pPr>
-            <w:r>
-              <w:rPr>
-                <w:rFonts w:ascii="Times New Roman" w:eastAsia="Times New Roman" w:hAnsi="Times New Roman" w:cs="Times New Roman"/>
-                <w:sz w:val="26"/>
-                <w:szCs w:val="26"/>
-              </w:rPr>
-              <w:t xml:space="preserve">- Nắm rõ hơn công việc quản lý hồ sơ, danh sách học sinh </w:t>
-            </w:r>
-            <w:r>
-              <w:rPr>
-                <w:rFonts w:ascii="Times New Roman" w:eastAsia="Times New Roman" w:hAnsi="Times New Roman" w:cs="Times New Roman"/>
-                <w:sz w:val="26"/>
-                <w:szCs w:val="26"/>
-              </w:rPr>
-              <w:lastRenderedPageBreak/>
-              <w:t>trước khi bắt đầu năm học mới.</w:t>
+                <w:rFonts w:ascii="Times New Roman" w:hAnsi="Times New Roman" w:cs="Times New Roman"/>
+                <w:sz w:val="26"/>
+                <w:szCs w:val="26"/>
+              </w:rPr>
+              <w:t>- Nắm rõ hơn công việc quản lý hồ sơ, danh sách học sinh trước khi bắt đầu năm học mới.</w:t>
             </w:r>
           </w:p>
         </w:tc>
@@ -2529,40 +4105,40 @@
           </w:tcPr>
           <w:p>
             <w:pPr>
+              <w:jc w:val="center"/>
+              <w:rPr>
+                <w:rFonts w:ascii="Times New Roman" w:hAnsi="Times New Roman" w:cs="Times New Roman"/>
+                <w:b/>
+                <w:bCs/>
+                <w:sz w:val="26"/>
+                <w:szCs w:val="26"/>
+              </w:rPr>
+            </w:pPr>
+            <w:r>
+              <w:rPr>
+                <w:rFonts w:ascii="Times New Roman" w:hAnsi="Times New Roman" w:cs="Times New Roman"/>
+                <w:b/>
+                <w:bCs/>
+                <w:sz w:val="26"/>
+                <w:szCs w:val="26"/>
+              </w:rPr>
+              <w:lastRenderedPageBreak/>
+              <w:t>Tuần 8</w:t>
+            </w:r>
+          </w:p>
+          <w:p>
+            <w:pPr>
               <w:spacing w:line="360" w:lineRule="auto"/>
               <w:jc w:val="center"/>
               <w:rPr>
                 <w:rFonts w:ascii="Times New Roman" w:eastAsia="Times New Roman" w:hAnsi="Times New Roman" w:cs="Times New Roman"/>
-                <w:b/>
-                <w:bCs/>
-                <w:sz w:val="26"/>
-                <w:szCs w:val="26"/>
-              </w:rPr>
-            </w:pPr>
-            <w:r>
-              <w:rPr>
-                <w:rFonts w:ascii="Times New Roman" w:eastAsia="Times New Roman" w:hAnsi="Times New Roman" w:cs="Times New Roman"/>
-                <w:b/>
-                <w:bCs/>
-                <w:sz w:val="26"/>
-                <w:szCs w:val="26"/>
-              </w:rPr>
-              <w:t>Tuần 8</w:t>
-            </w:r>
-          </w:p>
-          <w:p>
-            <w:pPr>
-              <w:spacing w:line="360" w:lineRule="auto"/>
-              <w:jc w:val="center"/>
-              <w:rPr>
-                <w:rFonts w:ascii="Times New Roman" w:eastAsia="Times New Roman" w:hAnsi="Times New Roman" w:cs="Times New Roman"/>
-                <w:sz w:val="26"/>
-                <w:szCs w:val="26"/>
-              </w:rPr>
-            </w:pPr>
-            <w:r>
-              <w:rPr>
-                <w:rFonts w:ascii="Times New Roman" w:eastAsia="Times New Roman" w:hAnsi="Times New Roman" w:cs="Times New Roman"/>
+                <w:sz w:val="26"/>
+                <w:szCs w:val="26"/>
+              </w:rPr>
+            </w:pPr>
+            <w:r>
+              <w:rPr>
+                <w:rFonts w:ascii="Times New Roman" w:hAnsi="Times New Roman" w:cs="Times New Roman"/>
                 <w:sz w:val="26"/>
                 <w:szCs w:val="26"/>
               </w:rPr>
@@ -2589,6 +4165,151 @@
           </w:tcPr>
           <w:p>
             <w:pPr>
+              <w:jc w:val="both"/>
+              <w:rPr>
+                <w:rFonts w:ascii="Times New Roman" w:hAnsi="Times New Roman" w:cs="Times New Roman"/>
+                <w:sz w:val="26"/>
+                <w:szCs w:val="26"/>
+              </w:rPr>
+            </w:pPr>
+            <w:r>
+              <w:rPr>
+                <w:rFonts w:ascii="Times New Roman" w:hAnsi="Times New Roman" w:cs="Times New Roman"/>
+                <w:sz w:val="26"/>
+                <w:szCs w:val="26"/>
+              </w:rPr>
+              <w:t>1. Công cụ/thiết bị sử dụng: Microsoft Excel, Python/Pandas, Google Colab và Microsoft Power BI.</w:t>
+            </w:r>
+          </w:p>
+          <w:p>
+            <w:pPr>
+              <w:jc w:val="both"/>
+              <w:rPr>
+                <w:rFonts w:ascii="Times New Roman" w:hAnsi="Times New Roman" w:cs="Times New Roman"/>
+                <w:sz w:val="26"/>
+                <w:szCs w:val="26"/>
+              </w:rPr>
+            </w:pPr>
+            <w:r>
+              <w:rPr>
+                <w:rFonts w:ascii="Times New Roman" w:hAnsi="Times New Roman" w:cs="Times New Roman"/>
+                <w:sz w:val="26"/>
+                <w:szCs w:val="26"/>
+              </w:rPr>
+              <w:t>2. Công việc cụ thể là gì: Tiếp tục tổng hợp và kiểm tra dữ liệu theo nội dung tuần 7, phân loại theo năm học, học kỳ, khối và giới tính, tiếp tục xử lý, làm sạch và chuẩn hóa dữ liệu để phục vụ phân tích.</w:t>
+            </w:r>
+          </w:p>
+          <w:p>
+            <w:pPr>
+              <w:jc w:val="both"/>
+              <w:rPr>
+                <w:rFonts w:ascii="Times New Roman" w:hAnsi="Times New Roman" w:cs="Times New Roman"/>
+                <w:sz w:val="26"/>
+                <w:szCs w:val="26"/>
+              </w:rPr>
+            </w:pPr>
+            <w:r>
+              <w:rPr>
+                <w:rFonts w:ascii="Times New Roman" w:hAnsi="Times New Roman" w:cs="Times New Roman"/>
+                <w:sz w:val="26"/>
+                <w:szCs w:val="26"/>
+              </w:rPr>
+              <w:t>3. Quy trình làm công việc đó: Tập hợp dữ liệu -&gt; Kiểm tra cấu trúc và chất lượng -&gt; Làm sạch và chuẩn hóa -&gt; Gộp dữ liệu -&gt; Thống kê -&gt; Kiểm tra kết quả -&gt; Chuẩn bị dữ liệu cho trực quan hóa.</w:t>
+            </w:r>
+          </w:p>
+          <w:p>
+            <w:pPr>
+              <w:jc w:val="both"/>
+              <w:rPr>
+                <w:rFonts w:ascii="Times New Roman" w:hAnsi="Times New Roman" w:cs="Times New Roman"/>
+                <w:sz w:val="26"/>
+                <w:szCs w:val="26"/>
+              </w:rPr>
+            </w:pPr>
+            <w:r>
+              <w:rPr>
+                <w:rFonts w:ascii="Times New Roman" w:hAnsi="Times New Roman" w:cs="Times New Roman"/>
+                <w:sz w:val="26"/>
+                <w:szCs w:val="26"/>
+              </w:rPr>
+              <w:lastRenderedPageBreak/>
+              <w:t>4. Thời lượng công việc: 15 giờ (7,5 giờ/ngày × 2 ngày làm việc).</w:t>
+            </w:r>
+          </w:p>
+          <w:p>
+            <w:pPr>
+              <w:jc w:val="both"/>
+              <w:rPr>
+                <w:rFonts w:ascii="Times New Roman" w:hAnsi="Times New Roman" w:cs="Times New Roman"/>
+                <w:sz w:val="26"/>
+                <w:szCs w:val="26"/>
+              </w:rPr>
+            </w:pPr>
+            <w:r>
+              <w:rPr>
+                <w:rFonts w:ascii="Times New Roman" w:hAnsi="Times New Roman" w:cs="Times New Roman"/>
+                <w:sz w:val="26"/>
+                <w:szCs w:val="26"/>
+              </w:rPr>
+              <w:t>5. Sự hỗ trợ: Cô Trần Thị Bé cung cấp các file dữ liệu học sinh và hướng dẫn những nội dung cần lưu ý trong quá trình tổng hợp, xử lý dữ liệu; các trường hợp chưa rõ được trao đổi và kiểm tra lại. Cô Cổ Thị Ngọc Nữ theo dõi quá trình thực tập.</w:t>
+            </w:r>
+          </w:p>
+          <w:p>
+            <w:pPr>
+              <w:jc w:val="both"/>
+              <w:rPr>
+                <w:rFonts w:ascii="Times New Roman" w:hAnsi="Times New Roman" w:cs="Times New Roman"/>
+                <w:sz w:val="26"/>
+                <w:szCs w:val="26"/>
+              </w:rPr>
+            </w:pPr>
+            <w:r>
+              <w:rPr>
+                <w:rFonts w:ascii="Times New Roman" w:hAnsi="Times New Roman" w:cs="Times New Roman"/>
+                <w:sz w:val="26"/>
+                <w:szCs w:val="26"/>
+              </w:rPr>
+              <w:t>6. Khó khăn cụ thể: Dữ liệu được lưu ở nhiều tệp và nhiều thời điểm nên cần thống nhất cấu trúc, định dạng và cách xác định học sinh trước khi gộp.</w:t>
+            </w:r>
+          </w:p>
+          <w:p>
+            <w:pPr>
+              <w:jc w:val="both"/>
+              <w:rPr>
+                <w:rFonts w:ascii="Times New Roman" w:hAnsi="Times New Roman" w:cs="Times New Roman"/>
+                <w:sz w:val="26"/>
+                <w:szCs w:val="26"/>
+              </w:rPr>
+            </w:pPr>
+            <w:r>
+              <w:rPr>
+                <w:rFonts w:ascii="Times New Roman" w:hAnsi="Times New Roman" w:cs="Times New Roman"/>
+                <w:sz w:val="26"/>
+                <w:szCs w:val="26"/>
+              </w:rPr>
+              <w:t>7. Output của công việc đó cụ thể là gì: Hoàn thiện tập dữ liệu gồm 5.217 bản ghi và 19 thuộc tính, từ 9 giai đoạn học kỳ, kéo dài từ HK1 năm học 2022-2023 đến HK1 năm học 2026-2027, hoàn tất bước chuẩn bị dữ liệu cho trực quan hóa.</w:t>
+            </w:r>
+          </w:p>
+          <w:p>
+            <w:pPr>
+              <w:jc w:val="both"/>
+              <w:rPr>
+                <w:rFonts w:ascii="Times New Roman" w:hAnsi="Times New Roman" w:cs="Times New Roman"/>
+                <w:sz w:val="26"/>
+                <w:szCs w:val="26"/>
+              </w:rPr>
+            </w:pPr>
+            <w:r>
+              <w:rPr>
+                <w:rFonts w:ascii="Times New Roman" w:hAnsi="Times New Roman" w:cs="Times New Roman"/>
+                <w:sz w:val="26"/>
+                <w:szCs w:val="26"/>
+              </w:rPr>
+              <w:t>8. Tác động/giá trị: Tạo bộ dữ liệu nhất quán để thực hiện phân tích và xây dựng Dashboard phục vụ nội dung đề tài.</w:t>
+            </w:r>
+          </w:p>
+          <w:p>
+            <w:pPr>
               <w:spacing w:line="432" w:lineRule="auto"/>
               <w:jc w:val="both"/>
               <w:rPr>
@@ -2599,103 +4320,20 @@
             </w:pPr>
             <w:r>
               <w:rPr>
-                <w:rFonts w:ascii="Times New Roman" w:eastAsia="Times New Roman" w:hAnsi="Times New Roman" w:cs="Times New Roman"/>
-                <w:sz w:val="26"/>
-                <w:szCs w:val="26"/>
-              </w:rPr>
-              <w:t>- Tiếp tục tổng hợp và rà soát số liệu học sinh đã được cập nhật.</w:t>
-            </w:r>
-          </w:p>
-          <w:p>
-            <w:pPr>
-              <w:spacing w:line="432" w:lineRule="auto"/>
-              <w:jc w:val="both"/>
-              <w:rPr>
-                <w:rFonts w:ascii="Times New Roman" w:eastAsia="Times New Roman" w:hAnsi="Times New Roman" w:cs="Times New Roman"/>
-                <w:sz w:val="26"/>
-                <w:szCs w:val="26"/>
-              </w:rPr>
-            </w:pPr>
-            <w:r>
-              <w:rPr>
-                <w:rFonts w:ascii="Times New Roman" w:eastAsia="Times New Roman" w:hAnsi="Times New Roman" w:cs="Times New Roman"/>
-                <w:sz w:val="26"/>
-                <w:szCs w:val="26"/>
-              </w:rPr>
-              <w:t>- Phân loại dữ liệu theo một số tiêu chí như năm học, khối lớp và giới tính.</w:t>
-            </w:r>
-          </w:p>
-          <w:p>
-            <w:pPr>
-              <w:spacing w:line="432" w:lineRule="auto"/>
-              <w:jc w:val="both"/>
-              <w:rPr>
-                <w:rFonts w:ascii="Times New Roman" w:eastAsia="Times New Roman" w:hAnsi="Times New Roman" w:cs="Times New Roman"/>
-                <w:sz w:val="26"/>
-                <w:szCs w:val="26"/>
-              </w:rPr>
-            </w:pPr>
-            <w:r>
-              <w:rPr>
-                <w:rFonts w:ascii="Times New Roman" w:eastAsia="Times New Roman" w:hAnsi="Times New Roman" w:cs="Times New Roman"/>
-                <w:sz w:val="26"/>
-                <w:szCs w:val="26"/>
-              </w:rPr>
-              <w:t>- Thực hiện thống kê số lượng học sinh phục vụ cho việc tổng hợp và phân tích dữ liệu.</w:t>
-            </w:r>
-          </w:p>
-          <w:p>
-            <w:pPr>
-              <w:spacing w:line="432" w:lineRule="auto"/>
-              <w:jc w:val="both"/>
-              <w:rPr>
-                <w:rFonts w:ascii="Times New Roman" w:eastAsia="Times New Roman" w:hAnsi="Times New Roman" w:cs="Times New Roman"/>
-                <w:sz w:val="26"/>
-                <w:szCs w:val="26"/>
-              </w:rPr>
-            </w:pPr>
-            <w:r>
-              <w:rPr>
-                <w:rFonts w:ascii="Times New Roman" w:eastAsia="Times New Roman" w:hAnsi="Times New Roman" w:cs="Times New Roman"/>
-                <w:sz w:val="26"/>
-                <w:szCs w:val="26"/>
-              </w:rPr>
-              <w:t>- Kiểm tra kết quả thống kê, đối chiếu với dữ liệu ban đầu nhằm đảm bảo tính chính xác.</w:t>
-            </w:r>
-          </w:p>
-          <w:p>
-            <w:pPr>
-              <w:spacing w:line="432" w:lineRule="auto"/>
-              <w:jc w:val="both"/>
-              <w:rPr>
-                <w:rFonts w:ascii="Times New Roman" w:eastAsia="Times New Roman" w:hAnsi="Times New Roman" w:cs="Times New Roman"/>
-                <w:sz w:val="26"/>
-                <w:szCs w:val="26"/>
-              </w:rPr>
-            </w:pPr>
-            <w:r>
-              <w:rPr>
-                <w:rFonts w:ascii="Times New Roman" w:eastAsia="Times New Roman" w:hAnsi="Times New Roman" w:cs="Times New Roman"/>
-                <w:sz w:val="26"/>
-                <w:szCs w:val="26"/>
-              </w:rPr>
-              <w:t xml:space="preserve">- Tiếp tục thực hiện các nội dung phân </w:t>
-            </w:r>
-            <w:r>
-              <w:rPr>
-                <w:rFonts w:ascii="Times New Roman" w:eastAsia="Times New Roman" w:hAnsi="Times New Roman" w:cs="Times New Roman"/>
-                <w:sz w:val="26"/>
-                <w:szCs w:val="26"/>
-              </w:rPr>
-              <w:t xml:space="preserve">tích </w:t>
-            </w:r>
-            <w:r>
-              <w:rPr>
-                <w:rFonts w:ascii="Times New Roman" w:eastAsia="Times New Roman" w:hAnsi="Times New Roman" w:cs="Times New Roman"/>
-                <w:sz w:val="26"/>
-                <w:szCs w:val="26"/>
-              </w:rPr>
-              <w:t>phục vụ đề tài thực tập.</w:t>
+                <w:rFonts w:ascii="Times New Roman" w:hAnsi="Times New Roman" w:cs="Times New Roman"/>
+                <w:sz w:val="26"/>
+                <w:szCs w:val="26"/>
+              </w:rPr>
+              <w:t xml:space="preserve">9. Học hỏi được điều gì: Củng cố kỹ năng tiền xử lý dữ liệu, EDA, thống kê mô tả và chuẩn bị dữ liệu cho </w:t>
+            </w:r>
+            <w:r>
+              <w:rPr>
+                <w:rFonts w:ascii="Times New Roman" w:hAnsi="Times New Roman" w:cs="Times New Roman"/>
+                <w:sz w:val="26"/>
+                <w:szCs w:val="26"/>
+              </w:rPr>
+              <w:lastRenderedPageBreak/>
+              <w:t>Power BI; hiểu rõ hơn mối liên hệ giữa chất lượng dữ liệu đầu vào và kết quả phân tích.</w:t>
             </w:r>
           </w:p>
         </w:tc>
@@ -2718,6 +4356,70 @@
           </w:tcPr>
           <w:p>
             <w:pPr>
+              <w:jc w:val="both"/>
+              <w:rPr>
+                <w:rFonts w:ascii="Times New Roman" w:hAnsi="Times New Roman" w:cs="Times New Roman"/>
+                <w:sz w:val="26"/>
+                <w:szCs w:val="26"/>
+              </w:rPr>
+            </w:pPr>
+            <w:r>
+              <w:rPr>
+                <w:rFonts w:ascii="Times New Roman" w:hAnsi="Times New Roman" w:cs="Times New Roman"/>
+                <w:sz w:val="26"/>
+                <w:szCs w:val="26"/>
+                <w:lang w:val="vi-VN"/>
+              </w:rPr>
+              <w:lastRenderedPageBreak/>
+              <w:t xml:space="preserve">- </w:t>
+            </w:r>
+            <w:r>
+              <w:rPr>
+                <w:rFonts w:ascii="Times New Roman" w:hAnsi="Times New Roman" w:cs="Times New Roman"/>
+                <w:sz w:val="26"/>
+                <w:szCs w:val="26"/>
+              </w:rPr>
+              <w:t>Hoàn thành việc tổng hợp và phân loại dữ liệu học sinh theo các tiêu chí được lựa chọn.</w:t>
+            </w:r>
+          </w:p>
+          <w:p>
+            <w:pPr>
+              <w:jc w:val="both"/>
+              <w:rPr>
+                <w:rFonts w:ascii="Times New Roman" w:hAnsi="Times New Roman" w:cs="Times New Roman"/>
+                <w:sz w:val="26"/>
+                <w:szCs w:val="26"/>
+              </w:rPr>
+            </w:pPr>
+            <w:r>
+              <w:rPr>
+                <w:rFonts w:ascii="Times New Roman" w:hAnsi="Times New Roman" w:cs="Times New Roman"/>
+                <w:sz w:val="26"/>
+                <w:szCs w:val="26"/>
+              </w:rPr>
+              <w:t>- Thực hiện thống kê số lượng học sinh theo các tiêu chí được lựa chọn để phục vụ việc phân tích dữ liệu.</w:t>
+            </w:r>
+          </w:p>
+          <w:p>
+            <w:pPr>
+              <w:jc w:val="both"/>
+              <w:rPr>
+                <w:rFonts w:ascii="Times New Roman" w:hAnsi="Times New Roman" w:cs="Times New Roman"/>
+                <w:sz w:val="26"/>
+                <w:szCs w:val="26"/>
+              </w:rPr>
+            </w:pPr>
+            <w:r>
+              <w:rPr>
+                <w:rFonts w:ascii="Times New Roman" w:hAnsi="Times New Roman" w:cs="Times New Roman"/>
+                <w:sz w:val="26"/>
+                <w:szCs w:val="26"/>
+              </w:rPr>
+              <w:t>- Hoàn thành bước xử lý dữ liệu phục vụ cho việc phân tích trong báo cáo thực tập.</w:t>
+            </w:r>
+          </w:p>
+          <w:p>
+            <w:pPr>
               <w:spacing w:line="432" w:lineRule="auto"/>
               <w:jc w:val="both"/>
               <w:rPr>
@@ -2728,85 +4430,20 @@
             </w:pPr>
             <w:r>
               <w:rPr>
-                <w:rFonts w:ascii="Times New Roman" w:eastAsia="Times New Roman" w:hAnsi="Times New Roman" w:cs="Times New Roman"/>
-                <w:sz w:val="26"/>
-                <w:szCs w:val="26"/>
-                <w:lang w:val="vi-VN"/>
-              </w:rPr>
-              <w:t xml:space="preserve">- </w:t>
-            </w:r>
-            <w:r>
-              <w:rPr>
-                <w:rFonts w:ascii="Times New Roman" w:eastAsia="Times New Roman" w:hAnsi="Times New Roman" w:cs="Times New Roman"/>
-                <w:sz w:val="26"/>
-                <w:szCs w:val="26"/>
-              </w:rPr>
-              <w:t>Hoàn thành việc tổng hợp và phân loại dữ liệu học sinh theo các tiêu chí được lựa chọn.</w:t>
-            </w:r>
-          </w:p>
-          <w:p>
-            <w:pPr>
-              <w:spacing w:line="432" w:lineRule="auto"/>
-              <w:jc w:val="both"/>
-              <w:rPr>
-                <w:rFonts w:ascii="Times New Roman" w:eastAsia="Times New Roman" w:hAnsi="Times New Roman" w:cs="Times New Roman"/>
-                <w:sz w:val="26"/>
-                <w:szCs w:val="26"/>
-              </w:rPr>
-            </w:pPr>
-            <w:r>
-              <w:rPr>
-                <w:rFonts w:ascii="Times New Roman" w:eastAsia="Times New Roman" w:hAnsi="Times New Roman" w:cs="Times New Roman"/>
-                <w:sz w:val="26"/>
-                <w:szCs w:val="26"/>
-              </w:rPr>
-              <w:t xml:space="preserve">- </w:t>
-            </w:r>
-            <w:r>
-              <w:rPr>
-                <w:rFonts w:ascii="Times New Roman" w:eastAsia="Times New Roman" w:hAnsi="Times New Roman" w:cs="Times New Roman"/>
-                <w:sz w:val="26"/>
-                <w:szCs w:val="26"/>
-              </w:rPr>
-              <w:t>Thực hiện thống kê số lượng học sinh theo các tiêu chí được lựa chọn để phục vụ việc phân tích dữ liệu.</w:t>
-            </w:r>
-          </w:p>
-          <w:p>
-            <w:pPr>
-              <w:spacing w:line="432" w:lineRule="auto"/>
-              <w:jc w:val="both"/>
-              <w:rPr>
-                <w:rFonts w:ascii="Times New Roman" w:eastAsia="Times New Roman" w:hAnsi="Times New Roman" w:cs="Times New Roman"/>
-                <w:sz w:val="26"/>
-                <w:szCs w:val="26"/>
-              </w:rPr>
-            </w:pPr>
-            <w:r>
-              <w:rPr>
-                <w:rFonts w:ascii="Times New Roman" w:eastAsia="Times New Roman" w:hAnsi="Times New Roman" w:cs="Times New Roman"/>
-                <w:sz w:val="26"/>
-                <w:szCs w:val="26"/>
-              </w:rPr>
-              <w:t>- Hoàn thành bước xử lý dữ liệu phục vụ cho việc phân tích trong báo cáo thực tập.</w:t>
-            </w:r>
-          </w:p>
-          <w:p>
-            <w:pPr>
-              <w:spacing w:line="432" w:lineRule="auto"/>
-              <w:jc w:val="both"/>
-              <w:rPr>
-                <w:rFonts w:ascii="Times New Roman" w:eastAsia="Times New Roman" w:hAnsi="Times New Roman" w:cs="Times New Roman"/>
-                <w:sz w:val="26"/>
-                <w:szCs w:val="26"/>
-              </w:rPr>
-            </w:pPr>
-            <w:r>
-              <w:rPr>
-                <w:rFonts w:ascii="Times New Roman" w:eastAsia="Times New Roman" w:hAnsi="Times New Roman" w:cs="Times New Roman"/>
-                <w:sz w:val="26"/>
-                <w:szCs w:val="26"/>
-              </w:rPr>
-              <w:t>- Kết quả thống kê được kiểm tra và đối chiếu với dữ liệu ban đầu.</w:t>
+                <w:rFonts w:ascii="Times New Roman" w:hAnsi="Times New Roman" w:cs="Times New Roman"/>
+                <w:sz w:val="26"/>
+                <w:szCs w:val="26"/>
+              </w:rPr>
+              <w:t xml:space="preserve">- Kết quả thống kê được kiểm tra và </w:t>
+            </w:r>
+            <w:r>
+              <w:rPr>
+                <w:rFonts w:ascii="Times New Roman" w:hAnsi="Times New Roman" w:cs="Times New Roman"/>
+                <w:sz w:val="26"/>
+                <w:szCs w:val="26"/>
+              </w:rPr>
+              <w:lastRenderedPageBreak/>
+              <w:t>đối chiếu với dữ liệu ban đầu.</w:t>
             </w:r>
           </w:p>
         </w:tc>
@@ -2827,10 +4464,11 @@
             </w:pPr>
             <w:r>
               <w:rPr>
-                <w:rFonts w:ascii="Times New Roman" w:eastAsia="Times New Roman" w:hAnsi="Times New Roman" w:cs="Times New Roman"/>
-                <w:sz w:val="26"/>
-                <w:szCs w:val="26"/>
-              </w:rPr>
+                <w:rFonts w:ascii="Times New Roman" w:hAnsi="Times New Roman" w:cs="Times New Roman"/>
+                <w:sz w:val="26"/>
+                <w:szCs w:val="26"/>
+              </w:rPr>
+              <w:lastRenderedPageBreak/>
               <w:t>- Có thời gian nghỉ lễ theo quy định.</w:t>
             </w:r>
           </w:p>
@@ -2847,40 +4485,40 @@
           </w:tcPr>
           <w:p>
             <w:pPr>
+              <w:jc w:val="center"/>
+              <w:rPr>
+                <w:rFonts w:ascii="Times New Roman" w:hAnsi="Times New Roman" w:cs="Times New Roman"/>
+                <w:b/>
+                <w:bCs/>
+                <w:sz w:val="26"/>
+                <w:szCs w:val="26"/>
+              </w:rPr>
+            </w:pPr>
+            <w:r>
+              <w:rPr>
+                <w:rFonts w:ascii="Times New Roman" w:hAnsi="Times New Roman" w:cs="Times New Roman"/>
+                <w:b/>
+                <w:bCs/>
+                <w:sz w:val="26"/>
+                <w:szCs w:val="26"/>
+              </w:rPr>
+              <w:lastRenderedPageBreak/>
+              <w:t>Tuần 9</w:t>
+            </w:r>
+          </w:p>
+          <w:p>
+            <w:pPr>
               <w:spacing w:line="360" w:lineRule="auto"/>
               <w:jc w:val="center"/>
               <w:rPr>
                 <w:rFonts w:ascii="Times New Roman" w:eastAsia="Times New Roman" w:hAnsi="Times New Roman" w:cs="Times New Roman"/>
-                <w:b/>
-                <w:bCs/>
-                <w:sz w:val="26"/>
-                <w:szCs w:val="26"/>
-              </w:rPr>
-            </w:pPr>
-            <w:r>
-              <w:rPr>
-                <w:rFonts w:ascii="Times New Roman" w:eastAsia="Times New Roman" w:hAnsi="Times New Roman" w:cs="Times New Roman"/>
-                <w:b/>
-                <w:bCs/>
-                <w:sz w:val="26"/>
-                <w:szCs w:val="26"/>
-              </w:rPr>
-              <w:t>Tuần 9</w:t>
-            </w:r>
-          </w:p>
-          <w:p>
-            <w:pPr>
-              <w:spacing w:line="360" w:lineRule="auto"/>
-              <w:jc w:val="center"/>
-              <w:rPr>
-                <w:rFonts w:ascii="Times New Roman" w:eastAsia="Times New Roman" w:hAnsi="Times New Roman" w:cs="Times New Roman"/>
-                <w:sz w:val="26"/>
-                <w:szCs w:val="26"/>
-              </w:rPr>
-            </w:pPr>
-            <w:r>
-              <w:rPr>
-                <w:rFonts w:ascii="Times New Roman" w:eastAsia="Times New Roman" w:hAnsi="Times New Roman" w:cs="Times New Roman"/>
+                <w:sz w:val="26"/>
+                <w:szCs w:val="26"/>
+              </w:rPr>
+            </w:pPr>
+            <w:r>
+              <w:rPr>
+                <w:rFonts w:ascii="Times New Roman" w:hAnsi="Times New Roman" w:cs="Times New Roman"/>
                 <w:sz w:val="26"/>
                 <w:szCs w:val="26"/>
               </w:rPr>
@@ -2907,6 +4545,186 @@
           </w:tcPr>
           <w:p>
             <w:pPr>
+              <w:jc w:val="both"/>
+              <w:rPr>
+                <w:rFonts w:ascii="Times New Roman" w:hAnsi="Times New Roman" w:cs="Times New Roman"/>
+                <w:sz w:val="26"/>
+                <w:szCs w:val="26"/>
+              </w:rPr>
+            </w:pPr>
+            <w:r>
+              <w:rPr>
+                <w:rFonts w:ascii="Times New Roman" w:hAnsi="Times New Roman" w:cs="Times New Roman"/>
+                <w:sz w:val="26"/>
+                <w:szCs w:val="26"/>
+              </w:rPr>
+              <w:t>1. Ai hướng dẫn (nếu cần sự chỉ dẫn): Cô Cổ Thị Ngọc Nữ trực tiếp giao việc và hướng dẫn các công việc rà soát hồ sơ, tổng hợp số liệu, ghi nhận số lượng thiết bị và cập nhật thông tin.</w:t>
+            </w:r>
+          </w:p>
+          <w:p>
+            <w:pPr>
+              <w:jc w:val="both"/>
+              <w:rPr>
+                <w:rFonts w:ascii="Times New Roman" w:hAnsi="Times New Roman" w:cs="Times New Roman"/>
+                <w:sz w:val="26"/>
+                <w:szCs w:val="26"/>
+              </w:rPr>
+            </w:pPr>
+            <w:r>
+              <w:rPr>
+                <w:rFonts w:ascii="Times New Roman" w:hAnsi="Times New Roman" w:cs="Times New Roman"/>
+                <w:sz w:val="26"/>
+                <w:szCs w:val="26"/>
+              </w:rPr>
+              <w:t>2. Công cụ/thiết bị sử dụng: Microsoft Excel, hồ sơ giấy, danh sách học sinh, danh mục thiết bị, biểu mẫu hành chính và Microsoft Word.</w:t>
+            </w:r>
+          </w:p>
+          <w:p>
+            <w:pPr>
+              <w:jc w:val="both"/>
+              <w:rPr>
+                <w:rFonts w:ascii="Times New Roman" w:hAnsi="Times New Roman" w:cs="Times New Roman"/>
+                <w:sz w:val="26"/>
+                <w:szCs w:val="26"/>
+              </w:rPr>
+            </w:pPr>
+            <w:r>
+              <w:rPr>
+                <w:rFonts w:ascii="Times New Roman" w:hAnsi="Times New Roman" w:cs="Times New Roman"/>
+                <w:sz w:val="26"/>
+                <w:szCs w:val="26"/>
+              </w:rPr>
+              <w:t>3. Công việc cụ thể là gì: Tiếp tục rà soát và hoàn thiện hồ sơ, danh sách học sinh phục vụ công tác quản lý đầu năm học, hỗ trợ tổng hợp số liệu từ năm học trước, ghi nhận số lượng thiết bị còn lại của năm học cũ để làm cơ sở đối chiếu và sắp xếp nhu cầu mua sắm cho năm học mới, cập nhật, kiểm tra và sắp xếp thông tin học sinh, tổng hợp các công việc đã thực hiện và tiếp tục hoàn thiện báo cáo thực tập.</w:t>
+            </w:r>
+          </w:p>
+          <w:p>
+            <w:pPr>
+              <w:jc w:val="both"/>
+              <w:rPr>
+                <w:rFonts w:ascii="Times New Roman" w:hAnsi="Times New Roman" w:cs="Times New Roman"/>
+                <w:sz w:val="26"/>
+                <w:szCs w:val="26"/>
+              </w:rPr>
+            </w:pPr>
+            <w:r>
+              <w:rPr>
+                <w:rFonts w:ascii="Times New Roman" w:hAnsi="Times New Roman" w:cs="Times New Roman"/>
+                <w:sz w:val="26"/>
+                <w:szCs w:val="26"/>
+              </w:rPr>
+              <w:t xml:space="preserve">4. Quy trình làm công việc đó: Tiếp nhận yêu cầu từ cô Trần Thị Bé -&gt; Rà soát hồ sơ, danh sách và danh </w:t>
+            </w:r>
+            <w:r>
+              <w:rPr>
+                <w:rFonts w:ascii="Times New Roman" w:hAnsi="Times New Roman" w:cs="Times New Roman"/>
+                <w:sz w:val="26"/>
+                <w:szCs w:val="26"/>
+              </w:rPr>
+              <w:lastRenderedPageBreak/>
+              <w:t>mục thiết bị -&gt; Đối chiếu số liệu thực tế với số liệu/danh sách hiện có -&gt; Ghi nhận số lượng và những nội dung cần bổ sung -&gt; Kiểm tra lại -&gt; Tổng hợp kết quả để phục vụ công tác chuẩn bị, mua sắm và báo cáo.</w:t>
+            </w:r>
+          </w:p>
+          <w:p>
+            <w:pPr>
+              <w:jc w:val="both"/>
+              <w:rPr>
+                <w:rFonts w:ascii="Times New Roman" w:hAnsi="Times New Roman" w:cs="Times New Roman"/>
+                <w:sz w:val="26"/>
+                <w:szCs w:val="26"/>
+              </w:rPr>
+            </w:pPr>
+            <w:r>
+              <w:rPr>
+                <w:rFonts w:ascii="Times New Roman" w:hAnsi="Times New Roman" w:cs="Times New Roman"/>
+                <w:sz w:val="26"/>
+                <w:szCs w:val="26"/>
+              </w:rPr>
+              <w:t>5. Thời lượng công việc: 37,5 giờ (7,5 giờ/ngày × 5 ngày).</w:t>
+            </w:r>
+          </w:p>
+          <w:p>
+            <w:pPr>
+              <w:jc w:val="both"/>
+              <w:rPr>
+                <w:rFonts w:ascii="Times New Roman" w:hAnsi="Times New Roman" w:cs="Times New Roman"/>
+                <w:sz w:val="26"/>
+                <w:szCs w:val="26"/>
+              </w:rPr>
+            </w:pPr>
+            <w:r>
+              <w:rPr>
+                <w:rFonts w:ascii="Times New Roman" w:hAnsi="Times New Roman" w:cs="Times New Roman"/>
+                <w:sz w:val="26"/>
+                <w:szCs w:val="26"/>
+              </w:rPr>
+              <w:t>6. Sự hỗ trợ: Cô Trần Thị Bé trực tiếp giao và hướng dẫn từng nhóm công việc, hỗ trợ xác nhận hồ sơ, danh sách, số liệu và danh mục thiết bị, các nội dung chưa rõ được trao đổi trước khi cập nhật hoặc tổng hợp. Cô Cổ Thị Ngọc Nữ theo dõi tiến độ thực tập.</w:t>
+            </w:r>
+          </w:p>
+          <w:p>
+            <w:pPr>
+              <w:jc w:val="both"/>
+              <w:rPr>
+                <w:rFonts w:ascii="Times New Roman" w:hAnsi="Times New Roman" w:cs="Times New Roman"/>
+                <w:sz w:val="26"/>
+                <w:szCs w:val="26"/>
+              </w:rPr>
+            </w:pPr>
+            <w:r>
+              <w:rPr>
+                <w:rFonts w:ascii="Times New Roman" w:hAnsi="Times New Roman" w:cs="Times New Roman"/>
+                <w:sz w:val="26"/>
+                <w:szCs w:val="26"/>
+              </w:rPr>
+              <w:t>7. Khó khăn cụ thể: Phải thực hiện đồng thời công việc hồ sơ học sinh và kiểm kê số lượng thiết bị, trong đó một số số liệu cần đối chiếu lại trước khi tổng hợp để tránh ghi nhận sai.</w:t>
+            </w:r>
+          </w:p>
+          <w:p>
+            <w:pPr>
+              <w:jc w:val="both"/>
+              <w:rPr>
+                <w:rFonts w:ascii="Times New Roman" w:hAnsi="Times New Roman" w:cs="Times New Roman"/>
+                <w:sz w:val="26"/>
+                <w:szCs w:val="26"/>
+              </w:rPr>
+            </w:pPr>
+            <w:r>
+              <w:rPr>
+                <w:rFonts w:ascii="Times New Roman" w:hAnsi="Times New Roman" w:cs="Times New Roman"/>
+                <w:sz w:val="26"/>
+                <w:szCs w:val="26"/>
+              </w:rPr>
+              <w:t xml:space="preserve">8. Output của công việc đó cụ thể là gì: Hoàn thành 04 nhóm công việc trong 5 ngày (37,5 giờ): rà soát hồ sơ/danh sách học sinh; tổng hợp số liệu năm học trước, ghi nhận số lượng thiết bị còn lại để phục vụ chuẩn bị mua sắm, tổng </w:t>
+            </w:r>
+            <w:r>
+              <w:rPr>
+                <w:rFonts w:ascii="Times New Roman" w:hAnsi="Times New Roman" w:cs="Times New Roman"/>
+                <w:sz w:val="26"/>
+                <w:szCs w:val="26"/>
+              </w:rPr>
+              <w:lastRenderedPageBreak/>
+              <w:t>hợp tiến độ báo cáo thực tập.</w:t>
+            </w:r>
+          </w:p>
+          <w:p>
+            <w:pPr>
+              <w:jc w:val="both"/>
+              <w:rPr>
+                <w:rFonts w:ascii="Times New Roman" w:hAnsi="Times New Roman" w:cs="Times New Roman"/>
+                <w:sz w:val="26"/>
+                <w:szCs w:val="26"/>
+              </w:rPr>
+            </w:pPr>
+            <w:r>
+              <w:rPr>
+                <w:rFonts w:ascii="Times New Roman" w:hAnsi="Times New Roman" w:cs="Times New Roman"/>
+                <w:sz w:val="26"/>
+                <w:szCs w:val="26"/>
+              </w:rPr>
+              <w:t>9. Tác động/giá trị: Hỗ trợ Văn phòng có thêm căn cứ về hồ sơ, số liệu và số lượng thiết bị hiện có để phục vụ công tác quản lý, chuẩn bị năm học mới và sắp xếp nhu cầu mua sắm.</w:t>
+            </w:r>
+          </w:p>
+          <w:p>
+            <w:pPr>
               <w:spacing w:line="432" w:lineRule="auto"/>
               <w:jc w:val="both"/>
               <w:rPr>
@@ -2917,77 +4735,11 @@
             </w:pPr>
             <w:r>
               <w:rPr>
-                <w:rFonts w:ascii="Times New Roman" w:eastAsia="Times New Roman" w:hAnsi="Times New Roman" w:cs="Times New Roman"/>
-                <w:sz w:val="26"/>
-                <w:szCs w:val="26"/>
-              </w:rPr>
-              <w:t xml:space="preserve">- Rà soát và hoàn thiện các hồ sơ, danh sách học sinh </w:t>
-            </w:r>
-            <w:r>
-              <w:rPr>
-                <w:rFonts w:ascii="Times New Roman" w:eastAsia="Times New Roman" w:hAnsi="Times New Roman" w:cs="Times New Roman"/>
-                <w:sz w:val="26"/>
-                <w:szCs w:val="26"/>
-              </w:rPr>
-              <w:lastRenderedPageBreak/>
-              <w:t>phục vụ công tác quản lý đầu năm học.</w:t>
-            </w:r>
-          </w:p>
-          <w:p>
-            <w:pPr>
-              <w:spacing w:line="432" w:lineRule="auto"/>
-              <w:jc w:val="both"/>
-              <w:rPr>
-                <w:rFonts w:ascii="Times New Roman" w:eastAsia="Times New Roman" w:hAnsi="Times New Roman" w:cs="Times New Roman"/>
-                <w:sz w:val="26"/>
-                <w:szCs w:val="26"/>
-              </w:rPr>
-            </w:pPr>
-            <w:r>
-              <w:rPr>
-                <w:rFonts w:ascii="Times New Roman" w:eastAsia="Times New Roman" w:hAnsi="Times New Roman" w:cs="Times New Roman"/>
-                <w:sz w:val="26"/>
-                <w:szCs w:val="26"/>
-              </w:rPr>
-              <w:t>- Hỗ trợ tổng hợp và kiểm tra một số số liệu từ năm học trước nhằm phục vụ công tác chuẩn bị, mua sắm đồ dùng dạy học cho năm học mới.</w:t>
-            </w:r>
-          </w:p>
-          <w:p>
-            <w:pPr>
-              <w:spacing w:line="432" w:lineRule="auto"/>
-              <w:jc w:val="both"/>
-              <w:rPr>
-                <w:rFonts w:ascii="Times New Roman" w:eastAsia="Times New Roman" w:hAnsi="Times New Roman" w:cs="Times New Roman"/>
-                <w:sz w:val="26"/>
-                <w:szCs w:val="26"/>
-              </w:rPr>
-            </w:pPr>
-            <w:r>
-              <w:rPr>
-                <w:rFonts w:ascii="Times New Roman" w:eastAsia="Times New Roman" w:hAnsi="Times New Roman" w:cs="Times New Roman"/>
-                <w:sz w:val="26"/>
-                <w:szCs w:val="26"/>
-              </w:rPr>
-              <w:t>- Hỗ trợ cập nhật, kiểm tra và sắp xếp thông tin học sinh trong quá trình ổn định năm học mới.</w:t>
-            </w:r>
-          </w:p>
-          <w:p>
-            <w:pPr>
-              <w:spacing w:line="432" w:lineRule="auto"/>
-              <w:jc w:val="both"/>
-              <w:rPr>
-                <w:rFonts w:ascii="Times New Roman" w:eastAsia="Times New Roman" w:hAnsi="Times New Roman" w:cs="Times New Roman"/>
-                <w:sz w:val="26"/>
-                <w:szCs w:val="26"/>
-              </w:rPr>
-            </w:pPr>
-            <w:r>
-              <w:rPr>
-                <w:rFonts w:ascii="Times New Roman" w:eastAsia="Times New Roman" w:hAnsi="Times New Roman" w:cs="Times New Roman"/>
-                <w:sz w:val="26"/>
-                <w:szCs w:val="26"/>
-              </w:rPr>
-              <w:t>- Tổng hợp các công việc đã thực hiện và tiếp tục hoàn thiện báo cáo thực tập.</w:t>
+                <w:rFonts w:ascii="Times New Roman" w:hAnsi="Times New Roman" w:cs="Times New Roman"/>
+                <w:sz w:val="26"/>
+                <w:szCs w:val="26"/>
+              </w:rPr>
+              <w:t>10. Học hỏi được điều gì: Hiểu rõ hơn cách kiểm tra chéo thông tin, ghi nhận số lượng thực tế và tổng hợp dữ liệu phục vụ quyết định hành chính; đồng thời rèn luyện kỹ năng quản lý công việc khi thực hiện nhiều nhiệm vụ song song.</w:t>
             </w:r>
           </w:p>
         </w:tc>
@@ -3010,6 +4762,79 @@
           </w:tcPr>
           <w:p>
             <w:pPr>
+              <w:jc w:val="both"/>
+              <w:rPr>
+                <w:rFonts w:ascii="Times New Roman" w:hAnsi="Times New Roman" w:cs="Times New Roman"/>
+                <w:sz w:val="26"/>
+                <w:szCs w:val="26"/>
+              </w:rPr>
+            </w:pPr>
+            <w:r>
+              <w:rPr>
+                <w:rFonts w:ascii="Times New Roman" w:hAnsi="Times New Roman" w:cs="Times New Roman"/>
+                <w:sz w:val="26"/>
+                <w:szCs w:val="26"/>
+              </w:rPr>
+              <w:lastRenderedPageBreak/>
+              <w:t>- Hoàn thành việc rà soát và sắp xếp các hồ sơ, danh sách được phân công.</w:t>
+            </w:r>
+          </w:p>
+          <w:p>
+            <w:pPr>
+              <w:jc w:val="both"/>
+              <w:rPr>
+                <w:rFonts w:ascii="Times New Roman" w:hAnsi="Times New Roman" w:cs="Times New Roman"/>
+                <w:sz w:val="26"/>
+                <w:szCs w:val="26"/>
+              </w:rPr>
+            </w:pPr>
+            <w:r>
+              <w:rPr>
+                <w:rFonts w:ascii="Times New Roman" w:hAnsi="Times New Roman" w:cs="Times New Roman"/>
+                <w:sz w:val="26"/>
+                <w:szCs w:val="26"/>
+              </w:rPr>
+              <w:t>- Hoàn thành việc kiểm tra số lượng thiết bị của năm học trước và tổng hợp số liệu để phục vụ cho việc bổ sung trang thiết bị phục vụ việc dạy học trong năm học mới.</w:t>
+            </w:r>
+          </w:p>
+          <w:p>
+            <w:pPr>
+              <w:jc w:val="both"/>
+              <w:rPr>
+                <w:rFonts w:ascii="Times New Roman" w:hAnsi="Times New Roman" w:cs="Times New Roman"/>
+                <w:sz w:val="26"/>
+                <w:szCs w:val="26"/>
+              </w:rPr>
+            </w:pPr>
+            <w:r>
+              <w:rPr>
+                <w:rFonts w:ascii="Times New Roman" w:hAnsi="Times New Roman" w:cs="Times New Roman"/>
+                <w:sz w:val="26"/>
+                <w:szCs w:val="26"/>
+              </w:rPr>
+              <w:t>- Thực hiện được việc tổng hợp, kiểm tra số liệu phục vụ một số công việc đầu năm học.</w:t>
+            </w:r>
+          </w:p>
+          <w:p>
+            <w:pPr>
+              <w:jc w:val="both"/>
+              <w:rPr>
+                <w:rFonts w:ascii="Times New Roman" w:hAnsi="Times New Roman" w:cs="Times New Roman"/>
+                <w:sz w:val="26"/>
+                <w:szCs w:val="26"/>
+              </w:rPr>
+            </w:pPr>
+            <w:r>
+              <w:rPr>
+                <w:rFonts w:ascii="Times New Roman" w:hAnsi="Times New Roman" w:cs="Times New Roman"/>
+                <w:sz w:val="26"/>
+                <w:szCs w:val="26"/>
+              </w:rPr>
+              <w:t>- Nắm được thêm quy trình xử lý và tổng hợp thông tin phục vụ công tác hành chính tại Văn phòng.</w:t>
+            </w:r>
+          </w:p>
+          <w:p>
+            <w:pPr>
               <w:spacing w:line="432" w:lineRule="auto"/>
               <w:jc w:val="both"/>
               <w:rPr>
@@ -3020,78 +4845,20 @@
             </w:pPr>
             <w:r>
               <w:rPr>
-                <w:rFonts w:ascii="Times New Roman" w:eastAsia="Times New Roman" w:hAnsi="Times New Roman" w:cs="Times New Roman"/>
+                <w:rFonts w:ascii="Times New Roman" w:hAnsi="Times New Roman" w:cs="Times New Roman"/>
+                <w:sz w:val="26"/>
+                <w:szCs w:val="26"/>
+              </w:rPr>
+              <w:t xml:space="preserve">- Tổng hợp được các công việc đã thực hiện trong quá trình thực tập </w:t>
+            </w:r>
+            <w:r>
+              <w:rPr>
+                <w:rFonts w:ascii="Times New Roman" w:hAnsi="Times New Roman" w:cs="Times New Roman"/>
                 <w:sz w:val="26"/>
                 <w:szCs w:val="26"/>
               </w:rPr>
               <w:lastRenderedPageBreak/>
-              <w:t xml:space="preserve">- Hoàn thành việc rà soát và sắp xếp các hồ sơ, danh </w:t>
-            </w:r>
-            <w:r>
-              <w:rPr>
-                <w:rFonts w:ascii="Times New Roman" w:eastAsia="Times New Roman" w:hAnsi="Times New Roman" w:cs="Times New Roman"/>
-                <w:sz w:val="26"/>
-                <w:szCs w:val="26"/>
-              </w:rPr>
-              <w:lastRenderedPageBreak/>
-              <w:t>sách được phân công.</w:t>
-            </w:r>
-          </w:p>
-          <w:p>
-            <w:pPr>
-              <w:spacing w:line="432" w:lineRule="auto"/>
-              <w:jc w:val="both"/>
-              <w:rPr>
-                <w:rFonts w:ascii="Times New Roman" w:eastAsia="Times New Roman" w:hAnsi="Times New Roman" w:cs="Times New Roman"/>
-                <w:sz w:val="26"/>
-                <w:szCs w:val="26"/>
-              </w:rPr>
-            </w:pPr>
-            <w:r>
-              <w:rPr>
-                <w:rFonts w:ascii="Times New Roman" w:eastAsia="Times New Roman" w:hAnsi="Times New Roman" w:cs="Times New Roman"/>
-                <w:sz w:val="26"/>
-                <w:szCs w:val="26"/>
-              </w:rPr>
-              <w:t>- Thực hiện được việc tổng hợp, kiểm tra số liệu phục vụ một số công việc đầu năm học.</w:t>
-            </w:r>
-          </w:p>
-          <w:p>
-            <w:pPr>
-              <w:spacing w:line="432" w:lineRule="auto"/>
-              <w:jc w:val="both"/>
-              <w:rPr>
-                <w:rFonts w:ascii="Times New Roman" w:eastAsia="Times New Roman" w:hAnsi="Times New Roman" w:cs="Times New Roman"/>
-                <w:sz w:val="26"/>
-                <w:szCs w:val="26"/>
-              </w:rPr>
-            </w:pPr>
-            <w:r>
-              <w:rPr>
-                <w:rFonts w:ascii="Times New Roman" w:eastAsia="Times New Roman" w:hAnsi="Times New Roman" w:cs="Times New Roman"/>
-                <w:sz w:val="26"/>
-                <w:szCs w:val="26"/>
-              </w:rPr>
-              <w:t>- Nắm được thêm quy trình xử lý và tổng hợp thông tin phục vụ công tác hành chính tại Văn phòng.</w:t>
-            </w:r>
-          </w:p>
-          <w:p>
-            <w:pPr>
-              <w:spacing w:line="432" w:lineRule="auto"/>
-              <w:jc w:val="both"/>
-              <w:rPr>
-                <w:rFonts w:ascii="Times New Roman" w:eastAsia="Times New Roman" w:hAnsi="Times New Roman" w:cs="Times New Roman"/>
-                <w:sz w:val="26"/>
-                <w:szCs w:val="26"/>
-              </w:rPr>
-            </w:pPr>
-            <w:r>
-              <w:rPr>
-                <w:rFonts w:ascii="Times New Roman" w:eastAsia="Times New Roman" w:hAnsi="Times New Roman" w:cs="Times New Roman"/>
-                <w:sz w:val="26"/>
-                <w:szCs w:val="26"/>
-              </w:rPr>
-              <w:t>- Tổng hợp được các công việc đã thực hiện trong quá trình thực tập và tiếp tục hoàn thiện báo cáo.</w:t>
+              <w:t>và tiếp tục hoàn thiện báo cáo.</w:t>
             </w:r>
           </w:p>
         </w:tc>
@@ -3124,6 +4891,27 @@
           </w:tcPr>
           <w:p>
             <w:pPr>
+              <w:jc w:val="center"/>
+              <w:rPr>
+                <w:rFonts w:ascii="Times New Roman" w:hAnsi="Times New Roman" w:cs="Times New Roman"/>
+                <w:sz w:val="26"/>
+                <w:szCs w:val="26"/>
+              </w:rPr>
+            </w:pPr>
+            <w:r>
+              <w:rPr>
+                <w:rFonts w:ascii="Times New Roman" w:hAnsi="Times New Roman" w:cs="Times New Roman"/>
+                <w:b/>
+                <w:bCs/>
+                <w:sz w:val="26"/>
+                <w:szCs w:val="26"/>
+              </w:rPr>
+              <w:lastRenderedPageBreak/>
+              <w:t>Tuần 10</w:t>
+            </w:r>
+          </w:p>
+          <w:p>
+            <w:pPr>
               <w:spacing w:line="360" w:lineRule="auto"/>
               <w:jc w:val="center"/>
               <w:rPr>
@@ -3134,28 +4922,7 @@
             </w:pPr>
             <w:r>
               <w:rPr>
-                <w:rFonts w:ascii="Times New Roman" w:eastAsia="Times New Roman" w:hAnsi="Times New Roman" w:cs="Times New Roman"/>
-                <w:b/>
-                <w:bCs/>
-                <w:sz w:val="26"/>
-                <w:szCs w:val="26"/>
-              </w:rPr>
-              <w:t>Tuần 10</w:t>
-            </w:r>
-          </w:p>
-          <w:p>
-            <w:pPr>
-              <w:spacing w:line="360" w:lineRule="auto"/>
-              <w:jc w:val="center"/>
-              <w:rPr>
-                <w:rFonts w:ascii="Times New Roman" w:eastAsia="Times New Roman" w:hAnsi="Times New Roman" w:cs="Times New Roman"/>
-                <w:sz w:val="26"/>
-                <w:szCs w:val="26"/>
-              </w:rPr>
-            </w:pPr>
-            <w:r>
-              <w:rPr>
-                <w:rFonts w:ascii="Times New Roman" w:eastAsia="Times New Roman" w:hAnsi="Times New Roman" w:cs="Times New Roman"/>
+                <w:rFonts w:ascii="Times New Roman" w:hAnsi="Times New Roman" w:cs="Times New Roman"/>
                 <w:sz w:val="26"/>
                 <w:szCs w:val="26"/>
               </w:rPr>
@@ -3182,6 +4949,204 @@
           </w:tcPr>
           <w:p>
             <w:pPr>
+              <w:jc w:val="both"/>
+              <w:rPr>
+                <w:rFonts w:ascii="Times New Roman" w:hAnsi="Times New Roman" w:cs="Times New Roman"/>
+                <w:sz w:val="26"/>
+                <w:szCs w:val="26"/>
+              </w:rPr>
+            </w:pPr>
+            <w:r>
+              <w:rPr>
+                <w:rFonts w:ascii="Times New Roman" w:hAnsi="Times New Roman" w:cs="Times New Roman"/>
+                <w:sz w:val="26"/>
+                <w:szCs w:val="26"/>
+              </w:rPr>
+              <w:t>1. Ai hướng dẫn (nếu cần sự chỉ dẫn): Cô Cổ Thị Ngọc Nữ phụ trách hướng dẫn thực tập, góp ý và xác nhận hồ sơ, cô Trần Thị Bé hỗ trợ xác nhận các nội dung công việc thực tế đã thực hiện tại Văn phòng.</w:t>
+            </w:r>
+          </w:p>
+          <w:p>
+            <w:pPr>
+              <w:jc w:val="both"/>
+              <w:rPr>
+                <w:rFonts w:ascii="Times New Roman" w:hAnsi="Times New Roman" w:cs="Times New Roman"/>
+                <w:sz w:val="26"/>
+                <w:szCs w:val="26"/>
+              </w:rPr>
+            </w:pPr>
+            <w:r>
+              <w:rPr>
+                <w:rFonts w:ascii="Times New Roman" w:hAnsi="Times New Roman" w:cs="Times New Roman"/>
+                <w:sz w:val="26"/>
+                <w:szCs w:val="26"/>
+              </w:rPr>
+              <w:t>2. Công cụ/thiết bị sử dụng: Microsoft Word, Microsoft Excel, Google Colab/Python-Pandas và Microsoft Power BI.</w:t>
+            </w:r>
+          </w:p>
+          <w:p>
+            <w:pPr>
+              <w:jc w:val="both"/>
+              <w:rPr>
+                <w:rFonts w:ascii="Times New Roman" w:hAnsi="Times New Roman" w:cs="Times New Roman"/>
+                <w:sz w:val="26"/>
+                <w:szCs w:val="26"/>
+              </w:rPr>
+            </w:pPr>
+            <w:r>
+              <w:rPr>
+                <w:rFonts w:ascii="Times New Roman" w:hAnsi="Times New Roman" w:cs="Times New Roman"/>
+                <w:sz w:val="26"/>
+                <w:szCs w:val="26"/>
+              </w:rPr>
+              <w:t xml:space="preserve">3. Công việc cụ thể là gì: Tiếp tục hoàn thiện báo cáo thực tập trên cơ sở các công việc đã thực hiện ở </w:t>
+            </w:r>
+            <w:r>
+              <w:rPr>
+                <w:rFonts w:ascii="Times New Roman" w:hAnsi="Times New Roman" w:cs="Times New Roman"/>
+                <w:sz w:val="26"/>
+                <w:szCs w:val="26"/>
+              </w:rPr>
+              <w:lastRenderedPageBreak/>
+              <w:t>các tuần trước; rà soát nội dung Chương 4 và Chương 5, hoàn thiện nhật ký 10 tuần và kế hoạch thực tập, kiểm tra số liệu, tài liệu tham khảo, mục lục và định dạng toàn văn bản; chuẩn bị bản báo cáo để xin xác nhận của đơn vị.</w:t>
+            </w:r>
+          </w:p>
+          <w:p>
+            <w:pPr>
+              <w:jc w:val="both"/>
+              <w:rPr>
+                <w:rFonts w:ascii="Times New Roman" w:hAnsi="Times New Roman" w:cs="Times New Roman"/>
+                <w:sz w:val="26"/>
+                <w:szCs w:val="26"/>
+              </w:rPr>
+            </w:pPr>
+            <w:r>
+              <w:rPr>
+                <w:rFonts w:ascii="Times New Roman" w:hAnsi="Times New Roman" w:cs="Times New Roman"/>
+                <w:sz w:val="26"/>
+                <w:szCs w:val="26"/>
+              </w:rPr>
+              <w:t>4. Quy trình làm công việc đó: Tập hợp và hệ thống hóa lại toàn</w:t>
+            </w:r>
+          </w:p>
+          <w:p>
+            <w:pPr>
+              <w:jc w:val="both"/>
+              <w:rPr>
+                <w:rFonts w:ascii="Times New Roman" w:hAnsi="Times New Roman" w:cs="Times New Roman"/>
+                <w:sz w:val="26"/>
+                <w:szCs w:val="26"/>
+              </w:rPr>
+            </w:pPr>
+            <w:r>
+              <w:rPr>
+                <w:rFonts w:ascii="Times New Roman" w:hAnsi="Times New Roman" w:cs="Times New Roman"/>
+                <w:sz w:val="26"/>
+                <w:szCs w:val="26"/>
+              </w:rPr>
+              <w:t>bộ các phần việc đã được phân công -&gt; Kiểm tra lại số liệu, tài liệu tham khảo, mục lục, phụ lục và định dạng toàn bộ báo cáo -&gt; Đọc rà soát toàn văn bản, chỉnh sửa các lỗi nội dung và trình bày trước khi hoàn thiện bản cuối -&gt; Chuẩn bị hồ sơ và báo cáo để xin xác nhận, chữ ký và đóng dấu của đơn vị thực tập.</w:t>
+            </w:r>
+          </w:p>
+          <w:p>
+            <w:pPr>
+              <w:jc w:val="both"/>
+              <w:rPr>
+                <w:rFonts w:ascii="Times New Roman" w:hAnsi="Times New Roman" w:cs="Times New Roman"/>
+                <w:sz w:val="26"/>
+                <w:szCs w:val="26"/>
+              </w:rPr>
+            </w:pPr>
+            <w:r>
+              <w:rPr>
+                <w:rFonts w:ascii="Times New Roman" w:hAnsi="Times New Roman" w:cs="Times New Roman"/>
+                <w:sz w:val="26"/>
+                <w:szCs w:val="26"/>
+              </w:rPr>
+              <w:t>5. Thời lượng công việc: 37,5 giờ (7,5 giờ/ngày × 5 ngày).</w:t>
+            </w:r>
+          </w:p>
+          <w:p>
+            <w:pPr>
+              <w:jc w:val="both"/>
+              <w:rPr>
+                <w:rFonts w:ascii="Times New Roman" w:hAnsi="Times New Roman" w:cs="Times New Roman"/>
+                <w:sz w:val="26"/>
+                <w:szCs w:val="26"/>
+              </w:rPr>
+            </w:pPr>
+            <w:r>
+              <w:rPr>
+                <w:rFonts w:ascii="Times New Roman" w:hAnsi="Times New Roman" w:cs="Times New Roman"/>
+                <w:sz w:val="26"/>
+                <w:szCs w:val="26"/>
+              </w:rPr>
+              <w:t>6. Sự hỗ trợ: Cô Cổ Thị Ngọc Nữ góp ý, hỗ trợ hoàn thiện văn bản và xác nhận kết quả thực tập; cô Trần Thị Bé hỗ trợ xác nhận các nội dung công việc và số liệu đã thực hiện tại Văn phòng.</w:t>
+            </w:r>
+          </w:p>
+          <w:p>
+            <w:pPr>
+              <w:jc w:val="both"/>
+              <w:rPr>
+                <w:rFonts w:ascii="Times New Roman" w:hAnsi="Times New Roman" w:cs="Times New Roman"/>
+                <w:sz w:val="26"/>
+                <w:szCs w:val="26"/>
+              </w:rPr>
+            </w:pPr>
+            <w:r>
+              <w:rPr>
+                <w:rFonts w:ascii="Times New Roman" w:hAnsi="Times New Roman" w:cs="Times New Roman"/>
+                <w:sz w:val="26"/>
+                <w:szCs w:val="26"/>
+              </w:rPr>
+              <w:t xml:space="preserve">7. Khó khăn cụ thể: Khối lượng thông tin và dữ liệu tích lũy sau nhiều tuần khá lớn, cần rà soát để bảo đảm </w:t>
+            </w:r>
+            <w:r>
+              <w:rPr>
+                <w:rFonts w:ascii="Times New Roman" w:hAnsi="Times New Roman" w:cs="Times New Roman"/>
+                <w:sz w:val="26"/>
+                <w:szCs w:val="26"/>
+              </w:rPr>
+              <w:lastRenderedPageBreak/>
+              <w:t>nội dung báo cáo được hoàn thiện.</w:t>
+            </w:r>
+          </w:p>
+          <w:p>
+            <w:pPr>
+              <w:jc w:val="both"/>
+              <w:rPr>
+                <w:rFonts w:ascii="Times New Roman" w:hAnsi="Times New Roman" w:cs="Times New Roman"/>
+                <w:sz w:val="26"/>
+                <w:szCs w:val="26"/>
+              </w:rPr>
+            </w:pPr>
+            <w:r>
+              <w:rPr>
+                <w:rFonts w:ascii="Times New Roman" w:hAnsi="Times New Roman" w:cs="Times New Roman"/>
+                <w:sz w:val="26"/>
+                <w:szCs w:val="26"/>
+              </w:rPr>
+              <w:t>8. Output của công việc đó cụ thể là gì: Hoàn thành báo cáo thực tập với đầy đủ các chương và phụ lục; hoàn thiện nhật ký và kế hoạch đủ 10 tuần; kiểm tra tài liệu tham khảo, mục lục và định dạng; hoàn thiện hồ sơ để xin chữ ký và đóng dấu xác nhận của đơn vị thực tập.</w:t>
+            </w:r>
+          </w:p>
+          <w:p>
+            <w:pPr>
+              <w:jc w:val="both"/>
+              <w:rPr>
+                <w:rFonts w:ascii="Times New Roman" w:hAnsi="Times New Roman" w:cs="Times New Roman"/>
+                <w:sz w:val="26"/>
+                <w:szCs w:val="26"/>
+              </w:rPr>
+            </w:pPr>
+            <w:r>
+              <w:rPr>
+                <w:rFonts w:ascii="Times New Roman" w:hAnsi="Times New Roman" w:cs="Times New Roman"/>
+                <w:sz w:val="26"/>
+                <w:szCs w:val="26"/>
+              </w:rPr>
+              <w:t>9. Tác động/giá trị: Hệ thống hóa toàn bộ quá trình thực tập, giúp báo cáo phản ánh đúng các công việc đã thực hiện và cung cấp cho nhà trường hồ sơ tổng kết đầy đủ.</w:t>
+            </w:r>
+          </w:p>
+          <w:p>
+            <w:pPr>
               <w:spacing w:line="432" w:lineRule="auto"/>
               <w:jc w:val="both"/>
               <w:rPr>
@@ -3190,6 +5155,14 @@
                 <w:szCs w:val="26"/>
               </w:rPr>
             </w:pPr>
+            <w:r>
+              <w:rPr>
+                <w:rFonts w:ascii="Times New Roman" w:hAnsi="Times New Roman" w:cs="Times New Roman"/>
+                <w:sz w:val="26"/>
+                <w:szCs w:val="26"/>
+              </w:rPr>
+              <w:t>10. Học hỏi được điều gì: Cải thiện kỹ năng rà soát tài liệu, kiểm tra tính nhất quán, trình bày học thuật và hoàn thiện báo cáo dựa trên phản hồi thực tế.</w:t>
+            </w:r>
           </w:p>
         </w:tc>
         <w:tc>
@@ -3211,6 +5184,205 @@
           </w:tcPr>
           <w:p>
             <w:pPr>
+              <w:jc w:val="both"/>
+              <w:rPr>
+                <w:rFonts w:ascii="Times New Roman" w:hAnsi="Times New Roman" w:cs="Times New Roman"/>
+                <w:sz w:val="26"/>
+                <w:szCs w:val="26"/>
+              </w:rPr>
+            </w:pPr>
+            <w:r>
+              <w:rPr>
+                <w:rFonts w:ascii="Times New Roman" w:hAnsi="Times New Roman" w:cs="Times New Roman"/>
+                <w:sz w:val="26"/>
+                <w:szCs w:val="26"/>
+              </w:rPr>
+              <w:lastRenderedPageBreak/>
+              <w:t>- Hoàn thành quá</w:t>
+            </w:r>
+          </w:p>
+          <w:p>
+            <w:pPr>
+              <w:jc w:val="both"/>
+              <w:rPr>
+                <w:rFonts w:ascii="Times New Roman" w:hAnsi="Times New Roman" w:cs="Times New Roman"/>
+                <w:sz w:val="26"/>
+                <w:szCs w:val="26"/>
+              </w:rPr>
+            </w:pPr>
+            <w:r>
+              <w:rPr>
+                <w:rFonts w:ascii="Times New Roman" w:hAnsi="Times New Roman" w:cs="Times New Roman"/>
+                <w:sz w:val="26"/>
+                <w:szCs w:val="26"/>
+              </w:rPr>
+              <w:t>trình thực</w:t>
+            </w:r>
+          </w:p>
+          <w:p>
+            <w:pPr>
+              <w:jc w:val="both"/>
+              <w:rPr>
+                <w:rFonts w:ascii="Times New Roman" w:hAnsi="Times New Roman" w:cs="Times New Roman"/>
+                <w:sz w:val="26"/>
+                <w:szCs w:val="26"/>
+              </w:rPr>
+            </w:pPr>
+            <w:r>
+              <w:rPr>
+                <w:rFonts w:ascii="Times New Roman" w:hAnsi="Times New Roman" w:cs="Times New Roman"/>
+                <w:sz w:val="26"/>
+                <w:szCs w:val="26"/>
+              </w:rPr>
+              <w:t>tập và hoàn</w:t>
+            </w:r>
+          </w:p>
+          <w:p>
+            <w:pPr>
+              <w:jc w:val="both"/>
+              <w:rPr>
+                <w:rFonts w:ascii="Times New Roman" w:hAnsi="Times New Roman" w:cs="Times New Roman"/>
+                <w:sz w:val="26"/>
+                <w:szCs w:val="26"/>
+              </w:rPr>
+            </w:pPr>
+            <w:r>
+              <w:rPr>
+                <w:rFonts w:ascii="Times New Roman" w:hAnsi="Times New Roman" w:cs="Times New Roman"/>
+                <w:sz w:val="26"/>
+                <w:szCs w:val="26"/>
+              </w:rPr>
+              <w:t>thiện báo</w:t>
+            </w:r>
+          </w:p>
+          <w:p>
+            <w:pPr>
+              <w:jc w:val="both"/>
+              <w:rPr>
+                <w:rFonts w:ascii="Times New Roman" w:hAnsi="Times New Roman" w:cs="Times New Roman"/>
+                <w:sz w:val="26"/>
+                <w:szCs w:val="26"/>
+              </w:rPr>
+            </w:pPr>
+            <w:r>
+              <w:rPr>
+                <w:rFonts w:ascii="Times New Roman" w:hAnsi="Times New Roman" w:cs="Times New Roman"/>
+                <w:sz w:val="26"/>
+                <w:szCs w:val="26"/>
+              </w:rPr>
+              <w:t>cáo thực</w:t>
+            </w:r>
+          </w:p>
+          <w:p>
+            <w:pPr>
+              <w:jc w:val="both"/>
+              <w:rPr>
+                <w:rFonts w:ascii="Times New Roman" w:hAnsi="Times New Roman" w:cs="Times New Roman"/>
+                <w:sz w:val="26"/>
+                <w:szCs w:val="26"/>
+              </w:rPr>
+            </w:pPr>
+            <w:r>
+              <w:rPr>
+                <w:rFonts w:ascii="Times New Roman" w:hAnsi="Times New Roman" w:cs="Times New Roman"/>
+                <w:sz w:val="26"/>
+                <w:szCs w:val="26"/>
+              </w:rPr>
+              <w:t>tập đầy đủ,</w:t>
+            </w:r>
+          </w:p>
+          <w:p>
+            <w:pPr>
+              <w:jc w:val="both"/>
+              <w:rPr>
+                <w:rFonts w:ascii="Times New Roman" w:hAnsi="Times New Roman" w:cs="Times New Roman"/>
+                <w:sz w:val="26"/>
+                <w:szCs w:val="26"/>
+              </w:rPr>
+            </w:pPr>
+            <w:r>
+              <w:rPr>
+                <w:rFonts w:ascii="Times New Roman" w:hAnsi="Times New Roman" w:cs="Times New Roman"/>
+                <w:sz w:val="26"/>
+                <w:szCs w:val="26"/>
+              </w:rPr>
+              <w:t>đúng tiến độ và đạt</w:t>
+            </w:r>
+          </w:p>
+          <w:p>
+            <w:pPr>
+              <w:jc w:val="both"/>
+              <w:rPr>
+                <w:rFonts w:ascii="Times New Roman" w:hAnsi="Times New Roman" w:cs="Times New Roman"/>
+                <w:sz w:val="26"/>
+                <w:szCs w:val="26"/>
+              </w:rPr>
+            </w:pPr>
+            <w:r>
+              <w:rPr>
+                <w:rFonts w:ascii="Times New Roman" w:hAnsi="Times New Roman" w:cs="Times New Roman"/>
+                <w:sz w:val="26"/>
+                <w:szCs w:val="26"/>
+              </w:rPr>
+              <w:t>yêu cầu của</w:t>
+            </w:r>
+          </w:p>
+          <w:p>
+            <w:pPr>
+              <w:jc w:val="both"/>
+              <w:rPr>
+                <w:rFonts w:ascii="Times New Roman" w:hAnsi="Times New Roman" w:cs="Times New Roman"/>
+                <w:sz w:val="26"/>
+                <w:szCs w:val="26"/>
+              </w:rPr>
+            </w:pPr>
+            <w:r>
+              <w:rPr>
+                <w:rFonts w:ascii="Times New Roman" w:hAnsi="Times New Roman" w:cs="Times New Roman"/>
+                <w:sz w:val="26"/>
+                <w:szCs w:val="26"/>
+              </w:rPr>
+              <w:t>cả nhà</w:t>
+            </w:r>
+          </w:p>
+          <w:p>
+            <w:pPr>
+              <w:jc w:val="both"/>
+              <w:rPr>
+                <w:rFonts w:ascii="Times New Roman" w:hAnsi="Times New Roman" w:cs="Times New Roman"/>
+                <w:sz w:val="26"/>
+                <w:szCs w:val="26"/>
+              </w:rPr>
+            </w:pPr>
+            <w:r>
+              <w:rPr>
+                <w:rFonts w:ascii="Times New Roman" w:hAnsi="Times New Roman" w:cs="Times New Roman"/>
+                <w:sz w:val="26"/>
+                <w:szCs w:val="26"/>
+              </w:rPr>
+              <w:t>trường lẫn</w:t>
+            </w:r>
+          </w:p>
+          <w:p>
+            <w:pPr>
+              <w:jc w:val="both"/>
+              <w:rPr>
+                <w:rFonts w:ascii="Times New Roman" w:hAnsi="Times New Roman" w:cs="Times New Roman"/>
+                <w:sz w:val="26"/>
+                <w:szCs w:val="26"/>
+              </w:rPr>
+            </w:pPr>
+            <w:r>
+              <w:rPr>
+                <w:rFonts w:ascii="Times New Roman" w:hAnsi="Times New Roman" w:cs="Times New Roman"/>
+                <w:sz w:val="26"/>
+                <w:szCs w:val="26"/>
+              </w:rPr>
+              <w:t>doanh</w:t>
+            </w:r>
+          </w:p>
+          <w:p>
+            <w:pPr>
               <w:spacing w:line="432" w:lineRule="auto"/>
               <w:jc w:val="both"/>
               <w:rPr>
@@ -3219,6 +5391,14 @@
                 <w:szCs w:val="26"/>
               </w:rPr>
             </w:pPr>
+            <w:r>
+              <w:rPr>
+                <w:rFonts w:ascii="Times New Roman" w:hAnsi="Times New Roman" w:cs="Times New Roman"/>
+                <w:sz w:val="26"/>
+                <w:szCs w:val="26"/>
+              </w:rPr>
+              <w:t>nghiệp.</w:t>
+            </w:r>
           </w:p>
         </w:tc>
         <w:tc>
@@ -3328,7 +5508,6 @@
           <w:sz w:val="26"/>
           <w:szCs w:val="26"/>
         </w:rPr>
-        <w:lastRenderedPageBreak/>
         <w:tab/>
       </w:r>
     </w:p>
@@ -3480,6 +5659,7 @@
           <w:sz w:val="26"/>
           <w:szCs w:val="26"/>
         </w:rPr>
+        <w:lastRenderedPageBreak/>
         <w:tab/>
       </w:r>
     </w:p>
@@ -3496,7 +5676,13 @@
         </w:rPr>
       </w:pPr>
     </w:p>
-    <w:p/>
+    <w:p>
+      <w:pPr>
+        <w:rPr>
+          <w:rFonts w:ascii="Times New Roman" w:hAnsi="Times New Roman" w:cs="Times New Roman"/>
+        </w:rPr>
+      </w:pPr>
+    </w:p>
     <w:sectPr>
       <w:pgSz w:w="11909" w:h="16834"/>
       <w:pgMar w:top="1440" w:right="1440" w:bottom="1440" w:left="1440" w:header="720" w:footer="720" w:gutter="0"/>
